--- a/دليل-النظام-وحالات-الاستخدام.docx
+++ b/دليل-النظام-وحالات-الاستخدام.docx
@@ -5,109 +5,61 @@
     <w:p>
       <w:pPr>
         <w:bidi/>
-        <w:spacing w:after="1200" w:before="0"/>
         <w:jc w:val="right"/>
-      </w:pPr>
-    </w:p>
-    <w:p>
-      <w:pPr>
-        <w:bidi/>
-        <w:spacing w:after="80" w:before="0"/>
-        <w:jc w:val="center"/>
       </w:pPr>
       <w:r>
         <w:rPr>
           <w:b/>
-          <w:color w:val="B89456"/>
-          <w:sz w:val="26"/>
-          <w:rtl/>
-          <w:rFonts w:cs="Arial" w:ascii="Arial" w:hAnsi="Arial"/>
+          <w:sz w:val="44"/>
         </w:rPr>
-        <w:t>وزارة العدل — الجمهورية العربية السورية</w:t>
+        <w:t>دليل النظام وحالات الاستخدام</w:t>
       </w:r>
     </w:p>
     <w:p>
       <w:pPr>
         <w:bidi/>
-        <w:spacing w:after="120" w:before="0"/>
-        <w:jc w:val="center"/>
+        <w:jc w:val="right"/>
       </w:pPr>
       <w:r>
         <w:rPr>
-          <w:b/>
-          <w:color w:val="0D4536"/>
-          <w:sz w:val="60"/>
-          <w:rtl/>
-          <w:rFonts w:cs="Arial" w:ascii="Arial" w:hAnsi="Arial"/>
+          <w:sz w:val="26"/>
         </w:rPr>
-        <w:t>نظام ديوان النسخ القضائي</w:t>
+        <w:t>نظام ديوان النسخ القضائي (Judicial Copying System — JCS)</w:t>
       </w:r>
     </w:p>
     <w:p>
       <w:pPr>
         <w:bidi/>
-        <w:spacing w:after="600" w:before="0"/>
-        <w:jc w:val="center"/>
+        <w:jc w:val="right"/>
       </w:pPr>
       <w:r>
         <w:rPr>
-          <w:b/>
-          <w:color w:val="0D4536"/>
-          <w:sz w:val="36"/>
-          <w:rtl/>
-          <w:rFonts w:cs="Arial" w:ascii="Arial" w:hAnsi="Arial"/>
+          <w:b w:val="0"/>
         </w:rPr>
-        <w:t>محكمة النقض</w:t>
+        <w:t>وثيقة شاملة تصف أدوار النظام، الكيانات، دورة حياة القرار، الوظائف التفصيلية، سياسات الطباعة والتقارير، البنية التقنية، وحالات الاستخدام لكل دور.</w:t>
       </w:r>
     </w:p>
     <w:p>
       <w:pPr>
+        <w:pStyle w:val="Heading1"/>
         <w:bidi/>
-        <w:spacing w:after="160" w:before="0"/>
-        <w:jc w:val="center"/>
+        <w:jc w:val="right"/>
       </w:pPr>
       <w:r>
-        <w:rPr>
-          <w:b/>
-          <w:sz w:val="36"/>
-          <w:rtl/>
-          <w:rFonts w:cs="Arial" w:ascii="Arial" w:hAnsi="Arial"/>
-        </w:rPr>
-        <w:t>دليل النظام وحالات الاستخدام حسب المستخدم</w:t>
+        <w:t>فهرس المحتويات</w:t>
       </w:r>
     </w:p>
     <w:p>
       <w:pPr>
         <w:bidi/>
-        <w:spacing w:after="800" w:before="0"/>
-        <w:jc w:val="center"/>
+        <w:jc w:val="right"/>
       </w:pPr>
       <w:r>
-        <w:rPr>
-          <w:b w:val="0"/>
-          <w:color w:val="6B756F"/>
-          <w:sz w:val="24"/>
-          <w:rtl/>
-          <w:rFonts w:cs="Arial" w:ascii="Arial" w:hAnsi="Arial"/>
-        </w:rPr>
-        <w:t>وثيقة تعريفية مزوّدة بلقطات شاشة حقيقية من النظام</w:t>
-      </w:r>
-    </w:p>
-    <w:p>
-      <w:pPr>
-        <w:bidi/>
-        <w:spacing w:after="120" w:before="0"/>
-        <w:jc w:val="center"/>
-      </w:pPr>
-      <w:r>
-        <w:rPr>
-          <w:b w:val="0"/>
-          <w:color w:val="6B756F"/>
-          <w:sz w:val="24"/>
-          <w:rtl/>
-          <w:rFonts w:cs="Arial" w:ascii="Arial" w:hAnsi="Arial"/>
-        </w:rPr>
-        <w:t>حزيران ٢٠٢٦</w:t>
+        <w:fldChar w:fldCharType="begin"/>
+        <w:instrText xml:space="preserve">TOC \o "1-3" \h \z \u</w:instrText>
+        <w:fldChar w:fldCharType="separate"/>
+        <w:t>حدّث الحقل (اضغط F9) لعرض فهرس المحتويات.</w:t>
+        <w:fldChar w:fldCharType="end"/>
       </w:r>
     </w:p>
     <w:p>
@@ -117,2349 +69,3798 @@
     </w:p>
     <w:p>
       <w:pPr>
+        <w:pStyle w:val="Heading1"/>
         <w:bidi/>
-        <w:spacing w:after="120" w:before="280"/>
         <w:jc w:val="right"/>
+      </w:pPr>
+      <w:r>
+        <w:t>1. مقدمة ونظرة عامة</w:t>
+      </w:r>
+    </w:p>
+    <w:p>
+      <w:pPr>
+        <w:bidi/>
+        <w:jc w:val="right"/>
+      </w:pPr>
+      <w:r>
+        <w:rPr>
+          <w:b w:val="0"/>
+        </w:rPr>
+        <w:t>نظام ديوان النسخ القضائي (JCS) نظام إلكتروني لإدارة إصدار «النُسخ» القضائية (إعلامات الحكم) داخل المحاكم. يغطي كامل دورة العمل من إنشاء طلب النسخة، مروراً بتحضيرها ومراجعتها واعتمادها، وصولاً إلى طباعتها الرسمية، مع ضبط صارم للأولوية والتسلسل، وسجل تدقيق غير قابل للحذف، وتقارير إنتاجية متعددة.</w:t>
+      </w:r>
+    </w:p>
+    <w:p>
+      <w:pPr>
+        <w:bidi/>
+        <w:jc w:val="right"/>
+      </w:pPr>
+      <w:r>
+        <w:rPr>
+          <w:b w:val="0"/>
+        </w:rPr>
+        <w:t>يميّز النظام بين نوعين من القرارات:</w:t>
+      </w:r>
+    </w:p>
+    <w:p>
+      <w:pPr>
+        <w:pStyle w:val="ListBullet"/>
+        <w:bidi/>
+        <w:jc w:val="right"/>
+      </w:pPr>
+      <w:r>
+        <w:t>عادي: قرار يحصل على «رقم النسخة» تسلسلي يُولّده النظام تلقائياً وذرّياً.</w:t>
+      </w:r>
+    </w:p>
+    <w:p>
+      <w:pPr>
+        <w:pStyle w:val="ListBullet"/>
+        <w:bidi/>
+        <w:jc w:val="right"/>
+      </w:pPr>
+      <w:r>
+        <w:t>متفرق: قرار يستند إلى نسخة أصلية «معتمدة» عادية، يرث محكمتها وغرفتها ورقم أساسها، ويأخذ «رقم المتفرق» فقط (دون رقم نسخة).</w:t>
+      </w:r>
+    </w:p>
+    <w:p>
+      <w:pPr>
+        <w:pStyle w:val="Heading1"/>
+        <w:bidi/>
+        <w:jc w:val="right"/>
+      </w:pPr>
+      <w:r>
+        <w:t>2. الأدوار والصلاحيات</w:t>
+      </w:r>
+    </w:p>
+    <w:p>
+      <w:pPr>
+        <w:bidi/>
+        <w:jc w:val="right"/>
+      </w:pPr>
+      <w:r>
+        <w:rPr>
+          <w:b w:val="0"/>
+        </w:rPr>
+        <w:t>للنظام أربعة أدوار، وكل عملية تُتحقّق صلاحيتها في الخادم (لا يُوثَق بالعميل)، مع تقييد بالمحاكم المخصّصة (BR-06):</w:t>
+      </w:r>
+    </w:p>
+    <w:tbl>
+      <w:tblPr>
+        <w:tblStyle w:val="TableGrid"/>
+        <w:tblW w:type="auto" w:w="0"/>
+        <w:tblLook w:firstColumn="1" w:firstRow="1" w:lastColumn="0" w:lastRow="0" w:noHBand="0" w:noVBand="1" w:val="04A0"/>
+        <w:bidiVisual/>
+      </w:tblPr>
+      <w:tblGrid>
+        <w:gridCol w:w="2880"/>
+        <w:gridCol w:w="2880"/>
+        <w:gridCol w:w="2880"/>
+      </w:tblGrid>
+      <w:tr>
+        <w:tc>
+          <w:tcPr>
+            <w:tcW w:type="dxa" w:w="2880"/>
+          </w:tcPr>
+          <w:p>
+            <w:pPr>
+              <w:bidi/>
+              <w:jc w:val="right"/>
+            </w:pPr>
+            <w:r>
+              <w:rPr>
+                <w:b/>
+              </w:rPr>
+              <w:t>الدور</w:t>
+            </w:r>
+          </w:p>
+        </w:tc>
+        <w:tc>
+          <w:tcPr>
+            <w:tcW w:type="dxa" w:w="2880"/>
+          </w:tcPr>
+          <w:p>
+            <w:pPr>
+              <w:bidi/>
+              <w:jc w:val="right"/>
+            </w:pPr>
+            <w:r>
+              <w:rPr>
+                <w:b/>
+              </w:rPr>
+              <w:t>الرمز</w:t>
+            </w:r>
+          </w:p>
+        </w:tc>
+        <w:tc>
+          <w:tcPr>
+            <w:tcW w:type="dxa" w:w="2880"/>
+          </w:tcPr>
+          <w:p>
+            <w:pPr>
+              <w:bidi/>
+              <w:jc w:val="right"/>
+            </w:pPr>
+            <w:r>
+              <w:rPr>
+                <w:b/>
+              </w:rPr>
+              <w:t>المسؤوليات الرئيسية</w:t>
+            </w:r>
+          </w:p>
+        </w:tc>
+      </w:tr>
+      <w:tr>
+        <w:tc>
+          <w:tcPr>
+            <w:tcW w:type="dxa" w:w="2880"/>
+          </w:tcPr>
+          <w:p>
+            <w:pPr>
+              <w:bidi/>
+              <w:jc w:val="right"/>
+            </w:pPr>
+            <w:r>
+              <w:t>مدير النظام</w:t>
+            </w:r>
+          </w:p>
+        </w:tc>
+        <w:tc>
+          <w:tcPr>
+            <w:tcW w:type="dxa" w:w="2880"/>
+          </w:tcPr>
+          <w:p>
+            <w:pPr>
+              <w:bidi/>
+              <w:jc w:val="right"/>
+            </w:pPr>
+            <w:r>
+              <w:t>Administrator</w:t>
+            </w:r>
+          </w:p>
+        </w:tc>
+        <w:tc>
+          <w:tcPr>
+            <w:tcW w:type="dxa" w:w="2880"/>
+          </w:tcPr>
+          <w:p>
+            <w:pPr>
+              <w:bidi/>
+              <w:jc w:val="right"/>
+            </w:pPr>
+            <w:r>
+              <w:t>إدارة المحاكم والغرف والقضاة والمستخدمين والنماذج والفقرات؛ فتح القرارات المعتمدة؛ الطباعة الدُفعية؛ رؤية غير مقيّدة للتقارير.</w:t>
+            </w:r>
+          </w:p>
+        </w:tc>
+      </w:tr>
+      <w:tr>
+        <w:tc>
+          <w:tcPr>
+            <w:tcW w:type="dxa" w:w="2880"/>
+          </w:tcPr>
+          <w:p>
+            <w:pPr>
+              <w:bidi/>
+              <w:jc w:val="right"/>
+            </w:pPr>
+            <w:r>
+              <w:t>رئيس الديوان</w:t>
+            </w:r>
+          </w:p>
+        </w:tc>
+        <w:tc>
+          <w:tcPr>
+            <w:tcW w:type="dxa" w:w="2880"/>
+          </w:tcPr>
+          <w:p>
+            <w:pPr>
+              <w:bidi/>
+              <w:jc w:val="right"/>
+            </w:pPr>
+            <w:r>
+              <w:t>RegistryHead</w:t>
+            </w:r>
+          </w:p>
+        </w:tc>
+        <w:tc>
+          <w:tcPr>
+            <w:tcW w:type="dxa" w:w="2880"/>
+          </w:tcPr>
+          <w:p>
+            <w:pPr>
+              <w:bidi/>
+              <w:jc w:val="right"/>
+            </w:pPr>
+            <w:r>
+              <w:t>إنشاء طلبات النسخ، تخصيص الناسخ، التصعيد (مستعجل/موقوف)، حذف آخر قرار، متابعة طلباته وتقاريره.</w:t>
+            </w:r>
+          </w:p>
+        </w:tc>
+      </w:tr>
+      <w:tr>
+        <w:tc>
+          <w:tcPr>
+            <w:tcW w:type="dxa" w:w="2880"/>
+          </w:tcPr>
+          <w:p>
+            <w:pPr>
+              <w:bidi/>
+              <w:jc w:val="right"/>
+            </w:pPr>
+            <w:r>
+              <w:t>الناسخ (المحرر)</w:t>
+            </w:r>
+          </w:p>
+        </w:tc>
+        <w:tc>
+          <w:tcPr>
+            <w:tcW w:type="dxa" w:w="2880"/>
+          </w:tcPr>
+          <w:p>
+            <w:pPr>
+              <w:bidi/>
+              <w:jc w:val="right"/>
+            </w:pPr>
+            <w:r>
+              <w:t>Copyist</w:t>
+            </w:r>
+          </w:p>
+        </w:tc>
+        <w:tc>
+          <w:tcPr>
+            <w:tcW w:type="dxa" w:w="2880"/>
+          </w:tcPr>
+          <w:p>
+            <w:pPr>
+              <w:bidi/>
+              <w:jc w:val="right"/>
+            </w:pPr>
+            <w:r>
+              <w:t>قبول القرار المخصّص له ثم تحرير محتواه (الهيئة، الفقرات، المخالفة/الرد)، وإرساله للمراجعة، وطباعته من رتله.</w:t>
+            </w:r>
+          </w:p>
+        </w:tc>
+      </w:tr>
+      <w:tr>
+        <w:tc>
+          <w:tcPr>
+            <w:tcW w:type="dxa" w:w="2880"/>
+          </w:tcPr>
+          <w:p>
+            <w:pPr>
+              <w:bidi/>
+              <w:jc w:val="right"/>
+            </w:pPr>
+            <w:r>
+              <w:t>المدقق</w:t>
+            </w:r>
+          </w:p>
+        </w:tc>
+        <w:tc>
+          <w:tcPr>
+            <w:tcW w:type="dxa" w:w="2880"/>
+          </w:tcPr>
+          <w:p>
+            <w:pPr>
+              <w:bidi/>
+              <w:jc w:val="right"/>
+            </w:pPr>
+            <w:r>
+              <w:t>Reviewer</w:t>
+            </w:r>
+          </w:p>
+        </w:tc>
+        <w:tc>
+          <w:tcPr>
+            <w:tcW w:type="dxa" w:w="2880"/>
+          </w:tcPr>
+          <w:p>
+            <w:pPr>
+              <w:bidi/>
+              <w:jc w:val="right"/>
+            </w:pPr>
+            <w:r>
+              <w:t>مراجعة القرارات، التصحيح المباشر أو الإعادة للتصحيح، الاعتماد حسب الأولوية، وطباعتها من رتله.</w:t>
+            </w:r>
+          </w:p>
+        </w:tc>
+      </w:tr>
+    </w:tbl>
+    <w:p/>
+    <w:p>
+      <w:pPr>
+        <w:pStyle w:val="Heading1"/>
+        <w:bidi/>
+        <w:jc w:val="right"/>
+      </w:pPr>
+      <w:r>
+        <w:t>3. المفاهيم والكيانات الأساسية</w:t>
+      </w:r>
+    </w:p>
+    <w:tbl>
+      <w:tblPr>
+        <w:tblStyle w:val="TableGrid"/>
+        <w:tblW w:type="auto" w:w="0"/>
+        <w:tblLook w:firstColumn="1" w:firstRow="1" w:lastColumn="0" w:lastRow="0" w:noHBand="0" w:noVBand="1" w:val="04A0"/>
+        <w:bidiVisual/>
+      </w:tblPr>
+      <w:tblGrid>
+        <w:gridCol w:w="4320"/>
+        <w:gridCol w:w="4320"/>
+      </w:tblGrid>
+      <w:tr>
+        <w:tc>
+          <w:tcPr>
+            <w:tcW w:type="dxa" w:w="4320"/>
+          </w:tcPr>
+          <w:p>
+            <w:pPr>
+              <w:bidi/>
+              <w:jc w:val="right"/>
+            </w:pPr>
+            <w:r>
+              <w:rPr>
+                <w:b/>
+              </w:rPr>
+              <w:t>الكيان</w:t>
+            </w:r>
+          </w:p>
+        </w:tc>
+        <w:tc>
+          <w:tcPr>
+            <w:tcW w:type="dxa" w:w="4320"/>
+          </w:tcPr>
+          <w:p>
+            <w:pPr>
+              <w:bidi/>
+              <w:jc w:val="right"/>
+            </w:pPr>
+            <w:r>
+              <w:rPr>
+                <w:b/>
+              </w:rPr>
+              <w:t>الوصف</w:t>
+            </w:r>
+          </w:p>
+        </w:tc>
+      </w:tr>
+      <w:tr>
+        <w:tc>
+          <w:tcPr>
+            <w:tcW w:type="dxa" w:w="4320"/>
+          </w:tcPr>
+          <w:p>
+            <w:pPr>
+              <w:bidi/>
+              <w:jc w:val="right"/>
+            </w:pPr>
+            <w:r>
+              <w:t>المحكمة (Court)</w:t>
+            </w:r>
+          </w:p>
+        </w:tc>
+        <w:tc>
+          <w:tcPr>
+            <w:tcW w:type="dxa" w:w="4320"/>
+          </w:tcPr>
+          <w:p>
+            <w:pPr>
+              <w:bidi/>
+              <w:jc w:val="right"/>
+            </w:pPr>
+            <w:r>
+              <w:t>الوحدة القضائية العليا؛ لها رمز واسم فريد. الترقيم والنطاق يكونان لكل محكمة.</w:t>
+            </w:r>
+          </w:p>
+        </w:tc>
+      </w:tr>
+      <w:tr>
+        <w:tc>
+          <w:tcPr>
+            <w:tcW w:type="dxa" w:w="4320"/>
+          </w:tcPr>
+          <w:p>
+            <w:pPr>
+              <w:bidi/>
+              <w:jc w:val="right"/>
+            </w:pPr>
+            <w:r>
+              <w:t>الغرفة (Room)</w:t>
+            </w:r>
+          </w:p>
+        </w:tc>
+        <w:tc>
+          <w:tcPr>
+            <w:tcW w:type="dxa" w:w="4320"/>
+          </w:tcPr>
+          <w:p>
+            <w:pPr>
+              <w:bidi/>
+              <w:jc w:val="right"/>
+            </w:pPr>
+            <w:r>
+              <w:t>غرفة داخل المحكمة؛ لها سياسة ترقيم (محكمة/غرفة/خاص). اسم الغرفة فريد ضمن محكمتها.</w:t>
+            </w:r>
+          </w:p>
+        </w:tc>
+      </w:tr>
+      <w:tr>
+        <w:tc>
+          <w:tcPr>
+            <w:tcW w:type="dxa" w:w="4320"/>
+          </w:tcPr>
+          <w:p>
+            <w:pPr>
+              <w:bidi/>
+              <w:jc w:val="right"/>
+            </w:pPr>
+            <w:r>
+              <w:t>القاضي (Judge)</w:t>
+            </w:r>
+          </w:p>
+        </w:tc>
+        <w:tc>
+          <w:tcPr>
+            <w:tcW w:type="dxa" w:w="4320"/>
+          </w:tcPr>
+          <w:p>
+            <w:pPr>
+              <w:bidi/>
+              <w:jc w:val="right"/>
+            </w:pPr>
+            <w:r>
+              <w:t>قاضٍ مُسجَّل، اسمه فريد عالمياً، ويُخصَّص لغرف. يُختار كرئيس/عضو في هيئة القرار.</w:t>
+            </w:r>
+          </w:p>
+        </w:tc>
+      </w:tr>
+      <w:tr>
+        <w:tc>
+          <w:tcPr>
+            <w:tcW w:type="dxa" w:w="4320"/>
+          </w:tcPr>
+          <w:p>
+            <w:pPr>
+              <w:bidi/>
+              <w:jc w:val="right"/>
+            </w:pPr>
+            <w:r>
+              <w:t>القرار/النسخة (CopyRequest)</w:t>
+            </w:r>
+          </w:p>
+        </w:tc>
+        <w:tc>
+          <w:tcPr>
+            <w:tcW w:type="dxa" w:w="4320"/>
+          </w:tcPr>
+          <w:p>
+            <w:pPr>
+              <w:bidi/>
+              <w:jc w:val="right"/>
+            </w:pPr>
+            <w:r>
+              <w:t>الكيان المحوري؛ يمرّ بحالات دورة الحياة، ويحمل التصنيف والحالة والأولوية والهيئة والمحتوى.</w:t>
+            </w:r>
+          </w:p>
+        </w:tc>
+      </w:tr>
+      <w:tr>
+        <w:tc>
+          <w:tcPr>
+            <w:tcW w:type="dxa" w:w="4320"/>
+          </w:tcPr>
+          <w:p>
+            <w:pPr>
+              <w:bidi/>
+              <w:jc w:val="right"/>
+            </w:pPr>
+            <w:r>
+              <w:t>المحتوى (CopyContent)</w:t>
+            </w:r>
+          </w:p>
+        </w:tc>
+        <w:tc>
+          <w:tcPr>
+            <w:tcW w:type="dxa" w:w="4320"/>
+          </w:tcPr>
+          <w:p>
+            <w:pPr>
+              <w:bidi/>
+              <w:jc w:val="right"/>
+            </w:pPr>
+            <w:r>
+              <w:t>محتوى القرار القابل للتحرير (قيم الحقول JSON، الفقرات، ملحق المخالفة، ملحق الرد) — علاقة واحد لواحد.</w:t>
+            </w:r>
+          </w:p>
+        </w:tc>
+      </w:tr>
+      <w:tr>
+        <w:tc>
+          <w:tcPr>
+            <w:tcW w:type="dxa" w:w="4320"/>
+          </w:tcPr>
+          <w:p>
+            <w:pPr>
+              <w:bidi/>
+              <w:jc w:val="right"/>
+            </w:pPr>
+            <w:r>
+              <w:t>القيمة (FieldValuesJson)</w:t>
+            </w:r>
+          </w:p>
+        </w:tc>
+        <w:tc>
+          <w:tcPr>
+            <w:tcW w:type="dxa" w:w="4320"/>
+          </w:tcPr>
+          <w:p>
+            <w:pPr>
+              <w:bidi/>
+              <w:jc w:val="right"/>
+            </w:pPr>
+            <w:r>
+              <w:t>حقل JSON يخزّن الحقول الثابتة والهيئة (الرئيس + الأعضاء) وبيانات الانتداب والمخالفة والرد.</w:t>
+            </w:r>
+          </w:p>
+        </w:tc>
+      </w:tr>
+      <w:tr>
+        <w:tc>
+          <w:tcPr>
+            <w:tcW w:type="dxa" w:w="4320"/>
+          </w:tcPr>
+          <w:p>
+            <w:pPr>
+              <w:bidi/>
+              <w:jc w:val="right"/>
+            </w:pPr>
+            <w:r>
+              <w:t>الهيئة (Panel)</w:t>
+            </w:r>
+          </w:p>
+        </w:tc>
+        <w:tc>
+          <w:tcPr>
+            <w:tcW w:type="dxa" w:w="4320"/>
+          </w:tcPr>
+          <w:p>
+            <w:pPr>
+              <w:bidi/>
+              <w:jc w:val="right"/>
+            </w:pPr>
+            <w:r>
+              <w:t>رئيس + صفر أو أكثر من الأعضاء، لكل عضو صفة تُختار من قائمة معرّفة؛ قد يكون القاضي منتدباً (ندباً).</w:t>
+            </w:r>
+          </w:p>
+        </w:tc>
+      </w:tr>
+      <w:tr>
+        <w:tc>
+          <w:tcPr>
+            <w:tcW w:type="dxa" w:w="4320"/>
+          </w:tcPr>
+          <w:p>
+            <w:pPr>
+              <w:bidi/>
+              <w:jc w:val="right"/>
+            </w:pPr>
+            <w:r>
+              <w:t>التدقيق (AuditEntry)</w:t>
+            </w:r>
+          </w:p>
+        </w:tc>
+        <w:tc>
+          <w:tcPr>
+            <w:tcW w:type="dxa" w:w="4320"/>
+          </w:tcPr>
+          <w:p>
+            <w:pPr>
+              <w:bidi/>
+              <w:jc w:val="right"/>
+            </w:pPr>
+            <w:r>
+              <w:t>سجل غير قابل للحذف لكل حدث (إنشاء/قبول/تعديل/إرسال/إعادة/اعتماد/فتح/حذف/تصعيد/تصعيد موقوف/طباعة).</w:t>
+            </w:r>
+          </w:p>
+        </w:tc>
+      </w:tr>
+    </w:tbl>
+    <w:p/>
+    <w:p>
+      <w:pPr>
+        <w:pStyle w:val="Heading2"/>
+        <w:bidi/>
+        <w:jc w:val="right"/>
+      </w:pPr>
+      <w:r>
+        <w:t>3.1 الحالات (States)</w:t>
+      </w:r>
+    </w:p>
+    <w:tbl>
+      <w:tblPr>
+        <w:tblStyle w:val="TableGrid"/>
+        <w:tblW w:type="auto" w:w="0"/>
+        <w:tblLook w:firstColumn="1" w:firstRow="1" w:lastColumn="0" w:lastRow="0" w:noHBand="0" w:noVBand="1" w:val="04A0"/>
+        <w:bidiVisual/>
+      </w:tblPr>
+      <w:tblGrid>
+        <w:gridCol w:w="4320"/>
+        <w:gridCol w:w="4320"/>
+      </w:tblGrid>
+      <w:tr>
+        <w:tc>
+          <w:tcPr>
+            <w:tcW w:type="dxa" w:w="4320"/>
+          </w:tcPr>
+          <w:p>
+            <w:pPr>
+              <w:bidi/>
+              <w:jc w:val="right"/>
+            </w:pPr>
+            <w:r>
+              <w:rPr>
+                <w:b/>
+              </w:rPr>
+              <w:t>الحالة</w:t>
+            </w:r>
+          </w:p>
+        </w:tc>
+        <w:tc>
+          <w:tcPr>
+            <w:tcW w:type="dxa" w:w="4320"/>
+          </w:tcPr>
+          <w:p>
+            <w:pPr>
+              <w:bidi/>
+              <w:jc w:val="right"/>
+            </w:pPr>
+            <w:r>
+              <w:rPr>
+                <w:b/>
+              </w:rPr>
+              <w:t>المعنى</w:t>
+            </w:r>
+          </w:p>
+        </w:tc>
+      </w:tr>
+      <w:tr>
+        <w:tc>
+          <w:tcPr>
+            <w:tcW w:type="dxa" w:w="4320"/>
+          </w:tcPr>
+          <w:p>
+            <w:pPr>
+              <w:bidi/>
+              <w:jc w:val="right"/>
+            </w:pPr>
+            <w:r>
+              <w:t>Created (أُنشئ)</w:t>
+            </w:r>
+          </w:p>
+        </w:tc>
+        <w:tc>
+          <w:tcPr>
+            <w:tcW w:type="dxa" w:w="4320"/>
+          </w:tcPr>
+          <w:p>
+            <w:pPr>
+              <w:bidi/>
+              <w:jc w:val="right"/>
+            </w:pPr>
+            <w:r>
+              <w:t>أُنشئ الطلب وخُصّص ناسخ، بانتظار قبوله.</w:t>
+            </w:r>
+          </w:p>
+        </w:tc>
+      </w:tr>
+      <w:tr>
+        <w:tc>
+          <w:tcPr>
+            <w:tcW w:type="dxa" w:w="4320"/>
+          </w:tcPr>
+          <w:p>
+            <w:pPr>
+              <w:bidi/>
+              <w:jc w:val="right"/>
+            </w:pPr>
+            <w:r>
+              <w:t>InPreparation (قيد التحضير)</w:t>
+            </w:r>
+          </w:p>
+        </w:tc>
+        <w:tc>
+          <w:tcPr>
+            <w:tcW w:type="dxa" w:w="4320"/>
+          </w:tcPr>
+          <w:p>
+            <w:pPr>
+              <w:bidi/>
+              <w:jc w:val="right"/>
+            </w:pPr>
+            <w:r>
+              <w:t>لدى الناسخ؛ إن لم يُقبل بعد يُعرض «بانتظار القبول».</w:t>
+            </w:r>
+          </w:p>
+        </w:tc>
+      </w:tr>
+      <w:tr>
+        <w:tc>
+          <w:tcPr>
+            <w:tcW w:type="dxa" w:w="4320"/>
+          </w:tcPr>
+          <w:p>
+            <w:pPr>
+              <w:bidi/>
+              <w:jc w:val="right"/>
+            </w:pPr>
+            <w:r>
+              <w:t>UnderReview (قيد المراجعة)</w:t>
+            </w:r>
+          </w:p>
+        </w:tc>
+        <w:tc>
+          <w:tcPr>
+            <w:tcW w:type="dxa" w:w="4320"/>
+          </w:tcPr>
+          <w:p>
+            <w:pPr>
+              <w:bidi/>
+              <w:jc w:val="right"/>
+            </w:pPr>
+            <w:r>
+              <w:t>أُرسل للمدقق للمراجعة والاعتماد.</w:t>
+            </w:r>
+          </w:p>
+        </w:tc>
+      </w:tr>
+      <w:tr>
+        <w:tc>
+          <w:tcPr>
+            <w:tcW w:type="dxa" w:w="4320"/>
+          </w:tcPr>
+          <w:p>
+            <w:pPr>
+              <w:bidi/>
+              <w:jc w:val="right"/>
+            </w:pPr>
+            <w:r>
+              <w:t>Approved (معتمد/مقفل)</w:t>
+            </w:r>
+          </w:p>
+        </w:tc>
+        <w:tc>
+          <w:tcPr>
+            <w:tcW w:type="dxa" w:w="4320"/>
+          </w:tcPr>
+          <w:p>
+            <w:pPr>
+              <w:bidi/>
+              <w:jc w:val="right"/>
+            </w:pPr>
+            <w:r>
+              <w:t>اعتُمد؛ للقراءة فقط.</w:t>
+            </w:r>
+          </w:p>
+        </w:tc>
+      </w:tr>
+      <w:tr>
+        <w:tc>
+          <w:tcPr>
+            <w:tcW w:type="dxa" w:w="4320"/>
+          </w:tcPr>
+          <w:p>
+            <w:pPr>
+              <w:bidi/>
+              <w:jc w:val="right"/>
+            </w:pPr>
+            <w:r>
+              <w:t>Unlocked (مفتوح)</w:t>
+            </w:r>
+          </w:p>
+        </w:tc>
+        <w:tc>
+          <w:tcPr>
+            <w:tcW w:type="dxa" w:w="4320"/>
+          </w:tcPr>
+          <w:p>
+            <w:pPr>
+              <w:bidi/>
+              <w:jc w:val="right"/>
+            </w:pPr>
+            <w:r>
+              <w:t>فتحه المدير لتصحيح ثم إعادة اعتماده.</w:t>
+            </w:r>
+          </w:p>
+        </w:tc>
+      </w:tr>
+    </w:tbl>
+    <w:p/>
+    <w:p>
+      <w:pPr>
+        <w:pStyle w:val="Heading2"/>
+        <w:bidi/>
+        <w:jc w:val="right"/>
+      </w:pPr>
+      <w:r>
+        <w:t>3.2 الأولوية والحالة (Urgency)</w:t>
+      </w:r>
+    </w:p>
+    <w:p>
+      <w:pPr>
+        <w:bidi/>
+        <w:jc w:val="right"/>
+      </w:pPr>
+      <w:r>
+        <w:rPr>
+          <w:b w:val="0"/>
+        </w:rPr>
+        <w:t>أولوية التنفيذ في الطوابير: موقوف &gt; مستعجل &gt; عادي، ثم الأقدم أولاً ضمن نفس المستوى.</w:t>
+      </w:r>
+    </w:p>
+    <w:tbl>
+      <w:tblPr>
+        <w:tblStyle w:val="TableGrid"/>
+        <w:tblW w:type="auto" w:w="0"/>
+        <w:tblLook w:firstColumn="1" w:firstRow="1" w:lastColumn="0" w:lastRow="0" w:noHBand="0" w:noVBand="1" w:val="04A0"/>
+        <w:bidiVisual/>
+      </w:tblPr>
+      <w:tblGrid>
+        <w:gridCol w:w="4320"/>
+        <w:gridCol w:w="4320"/>
+      </w:tblGrid>
+      <w:tr>
+        <w:tc>
+          <w:tcPr>
+            <w:tcW w:type="dxa" w:w="4320"/>
+          </w:tcPr>
+          <w:p>
+            <w:pPr>
+              <w:bidi/>
+              <w:jc w:val="right"/>
+            </w:pPr>
+            <w:r>
+              <w:rPr>
+                <w:b/>
+              </w:rPr>
+              <w:t>الحالة</w:t>
+            </w:r>
+          </w:p>
+        </w:tc>
+        <w:tc>
+          <w:tcPr>
+            <w:tcW w:type="dxa" w:w="4320"/>
+          </w:tcPr>
+          <w:p>
+            <w:pPr>
+              <w:bidi/>
+              <w:jc w:val="right"/>
+            </w:pPr>
+            <w:r>
+              <w:rPr>
+                <w:b/>
+              </w:rPr>
+              <w:t>الوصف</w:t>
+            </w:r>
+          </w:p>
+        </w:tc>
+      </w:tr>
+      <w:tr>
+        <w:tc>
+          <w:tcPr>
+            <w:tcW w:type="dxa" w:w="4320"/>
+          </w:tcPr>
+          <w:p>
+            <w:pPr>
+              <w:bidi/>
+              <w:jc w:val="right"/>
+            </w:pPr>
+            <w:r>
+              <w:t>موقوف (Suspended)</w:t>
+            </w:r>
+          </w:p>
+        </w:tc>
+        <w:tc>
+          <w:tcPr>
+            <w:tcW w:type="dxa" w:w="4320"/>
+          </w:tcPr>
+          <w:p>
+            <w:pPr>
+              <w:bidi/>
+              <w:jc w:val="right"/>
+            </w:pPr>
+            <w:r>
+              <w:t>أعلى أولوية. يُصعَّد إليها من قبل رئيس الديوان مع إمكانية إدخال رقم طلب التصعيد (ملاحظة).</w:t>
+            </w:r>
+          </w:p>
+        </w:tc>
+      </w:tr>
+      <w:tr>
+        <w:tc>
+          <w:tcPr>
+            <w:tcW w:type="dxa" w:w="4320"/>
+          </w:tcPr>
+          <w:p>
+            <w:pPr>
+              <w:bidi/>
+              <w:jc w:val="right"/>
+            </w:pPr>
+            <w:r>
+              <w:t>مستعجل (Expedited)</w:t>
+            </w:r>
+          </w:p>
+        </w:tc>
+        <w:tc>
+          <w:tcPr>
+            <w:tcW w:type="dxa" w:w="4320"/>
+          </w:tcPr>
+          <w:p>
+            <w:pPr>
+              <w:bidi/>
+              <w:jc w:val="right"/>
+            </w:pPr>
+            <w:r>
+              <w:t>أولوية أعلى من العادي؛ يتطلب «رقم طلب الاستعجال».</w:t>
+            </w:r>
+          </w:p>
+        </w:tc>
+      </w:tr>
+      <w:tr>
+        <w:tc>
+          <w:tcPr>
+            <w:tcW w:type="dxa" w:w="4320"/>
+          </w:tcPr>
+          <w:p>
+            <w:pPr>
+              <w:bidi/>
+              <w:jc w:val="right"/>
+            </w:pPr>
+            <w:r>
+              <w:t>عادي (Normal)</w:t>
+            </w:r>
+          </w:p>
+        </w:tc>
+        <w:tc>
+          <w:tcPr>
+            <w:tcW w:type="dxa" w:w="4320"/>
+          </w:tcPr>
+          <w:p>
+            <w:pPr>
+              <w:bidi/>
+              <w:jc w:val="right"/>
+            </w:pPr>
+            <w:r>
+              <w:t>الافتراضي، الأدنى أولوية.</w:t>
+            </w:r>
+          </w:p>
+        </w:tc>
+      </w:tr>
+    </w:tbl>
+    <w:p/>
+    <w:p>
+      <w:pPr>
+        <w:pStyle w:val="Heading1"/>
+        <w:bidi/>
+        <w:jc w:val="right"/>
+      </w:pPr>
+      <w:r>
+        <w:t>4. دورة حياة القرار (سير العمل)</w:t>
+      </w:r>
+    </w:p>
+    <w:p>
+      <w:pPr>
+        <w:pStyle w:val="ListNumber"/>
+        <w:bidi/>
+        <w:jc w:val="right"/>
+      </w:pPr>
+      <w:r>
+        <w:t>الإنشاء (رئيس الديوان): اختيار المحكمة والغرفة، والتصنيف (عادي/متفرق)، وتخصيص الناسخ؛ يُولّد النظام رقم النسخة/المتفرق ويُسجَّل «تاريخ الحجز» تلقائياً.</w:t>
+      </w:r>
+    </w:p>
+    <w:p>
+      <w:pPr>
+        <w:pStyle w:val="ListNumber"/>
+        <w:bidi/>
+        <w:jc w:val="right"/>
+      </w:pPr>
+      <w:r>
+        <w:t>القبول (الناسخ): يجب قبول القرار قبل تحريره، ووفق الأولوية والتسلسل (لا تخطّي).</w:t>
+      </w:r>
+    </w:p>
+    <w:p>
+      <w:pPr>
+        <w:pStyle w:val="ListNumber"/>
+        <w:bidi/>
+        <w:jc w:val="right"/>
+      </w:pPr>
+      <w:r>
+        <w:t>التحضير (الناسخ): تعبئة الهيئة والصفات، إدراج الفقرات، وعند اللزوم المخالفة والرد عليها؛ حفظ مسودة مراراً.</w:t>
+      </w:r>
+    </w:p>
+    <w:p>
+      <w:pPr>
+        <w:pStyle w:val="ListNumber"/>
+        <w:bidi/>
+        <w:jc w:val="right"/>
+      </w:pPr>
+      <w:r>
+        <w:t>الإرسال للمراجعة: قيد التحضير ⇐ قيد المراجعة.</w:t>
+      </w:r>
+    </w:p>
+    <w:p>
+      <w:pPr>
+        <w:pStyle w:val="ListNumber"/>
+        <w:bidi/>
+        <w:jc w:val="right"/>
+      </w:pPr>
+      <w:r>
+        <w:t>المراجعة (المدقق): تصحيح مباشر (يبقى قيد المراجعة) أو إعادة للتصحيح (يرجع للناسخ) أو اعتماد حسب الأولوية.</w:t>
+      </w:r>
+    </w:p>
+    <w:p>
+      <w:pPr>
+        <w:pStyle w:val="ListNumber"/>
+        <w:bidi/>
+        <w:jc w:val="right"/>
+      </w:pPr>
+      <w:r>
+        <w:t>الاعتماد: قيد المراجعة ⇐ معتمد (مقفل). لا تُطبع تلقائياً؛ بل يدخل القرار رتل طباعة المدقق.</w:t>
+      </w:r>
+    </w:p>
+    <w:p>
+      <w:pPr>
+        <w:pStyle w:val="ListNumber"/>
+        <w:bidi/>
+        <w:jc w:val="right"/>
+      </w:pPr>
+      <w:r>
+        <w:t>الطباعة: وفق سياسة الطباعة (الترتيب/التلقائية/إعادة الطباعة).</w:t>
+      </w:r>
+    </w:p>
+    <w:p>
+      <w:pPr>
+        <w:pStyle w:val="ListNumber"/>
+        <w:bidi/>
+        <w:jc w:val="right"/>
+      </w:pPr>
+      <w:r>
+        <w:t>الفتح وإعادة الاعتماد (المدير): معتمد ⇐ مفتوح ⇐ (تحرير الناسخ) ⇐ قيد المراجعة ⇐ معتمد.</w:t>
+      </w:r>
+    </w:p>
+    <w:p>
+      <w:pPr>
+        <w:pStyle w:val="Heading2"/>
+        <w:bidi/>
+        <w:jc w:val="right"/>
+      </w:pPr>
+      <w:r>
+        <w:t>4.1 مخطط سير العمل</w:t>
+      </w:r>
+    </w:p>
+    <w:p>
+      <w:pPr>
+        <w:bidi/>
+        <w:jc w:val="right"/>
+      </w:pPr>
+      <w:r>
+        <w:rPr>
+          <w:b w:val="0"/>
+        </w:rPr>
+        <w:t>يوضّح المخطط انتقالات حالة القرار والفاعل المسؤول عن كل انتقال:</w:t>
+      </w:r>
+    </w:p>
+    <w:tbl>
+      <w:tblPr>
+        <w:tblStyle w:val="TableGrid"/>
+        <w:tblW w:type="auto" w:w="0"/>
+        <w:jc w:val="center"/>
+        <w:tblLook w:firstColumn="1" w:firstRow="1" w:lastColumn="0" w:lastRow="0" w:noHBand="0" w:noVBand="1" w:val="04A0"/>
+      </w:tblPr>
+      <w:tblGrid>
+        <w:gridCol w:w="8640"/>
+      </w:tblGrid>
+      <w:tr>
+        <w:tc>
+          <w:tcPr>
+            <w:tcW w:type="dxa" w:w="4896"/>
+            <w:shd w:val="clear" w:fill="D9E1F2"/>
+          </w:tcPr>
+          <w:p>
+            <w:pPr>
+              <w:bidi/>
+              <w:jc w:val="center"/>
+            </w:pPr>
+            <w:r>
+              <w:rPr>
+                <w:b/>
+              </w:rPr>
+              <w:t>إنشاء الطلب — رئيس الديوان</w:t>
+              <w:br/>
+              <w:t>(الحالة: أُنشئ)</w:t>
+            </w:r>
+          </w:p>
+        </w:tc>
+      </w:tr>
+    </w:tbl>
+    <w:p>
+      <w:pPr>
+        <w:bidi/>
+        <w:jc w:val="center"/>
       </w:pPr>
       <w:r>
         <w:rPr>
           <w:b/>
-          <w:color w:val="0D4536"/>
-          <w:sz w:val="36"/>
-          <w:rtl/>
-          <w:rFonts w:cs="Arial" w:ascii="Arial" w:hAnsi="Arial"/>
         </w:rPr>
-        <w:t>١) نظرة عامة على النظام</w:t>
+        <w:t>↓</w:t>
+      </w:r>
+      <w:r>
+        <w:t xml:space="preserve">  قبول الناسخ</w:t>
+      </w:r>
+    </w:p>
+    <w:tbl>
+      <w:tblPr>
+        <w:tblStyle w:val="TableGrid"/>
+        <w:tblW w:type="auto" w:w="0"/>
+        <w:jc w:val="center"/>
+        <w:tblLook w:firstColumn="1" w:firstRow="1" w:lastColumn="0" w:lastRow="0" w:noHBand="0" w:noVBand="1" w:val="04A0"/>
+      </w:tblPr>
+      <w:tblGrid>
+        <w:gridCol w:w="8640"/>
+      </w:tblGrid>
+      <w:tr>
+        <w:tc>
+          <w:tcPr>
+            <w:tcW w:type="dxa" w:w="4896"/>
+            <w:shd w:val="clear" w:fill="DDEBF7"/>
+          </w:tcPr>
+          <w:p>
+            <w:pPr>
+              <w:bidi/>
+              <w:jc w:val="center"/>
+            </w:pPr>
+            <w:r>
+              <w:rPr>
+                <w:b/>
+              </w:rPr>
+              <w:t>بانتظار القبول ← قيد التحضير — الناسخ</w:t>
+            </w:r>
+          </w:p>
+        </w:tc>
+      </w:tr>
+    </w:tbl>
+    <w:p>
+      <w:pPr>
+        <w:bidi/>
+        <w:jc w:val="center"/>
+      </w:pPr>
+      <w:r>
+        <w:rPr>
+          <w:b/>
+        </w:rPr>
+        <w:t>↓</w:t>
+      </w:r>
+      <w:r>
+        <w:t xml:space="preserve">  إرسال للمراجعة</w:t>
+      </w:r>
+    </w:p>
+    <w:tbl>
+      <w:tblPr>
+        <w:tblStyle w:val="TableGrid"/>
+        <w:tblW w:type="auto" w:w="0"/>
+        <w:jc w:val="center"/>
+        <w:tblLook w:firstColumn="1" w:firstRow="1" w:lastColumn="0" w:lastRow="0" w:noHBand="0" w:noVBand="1" w:val="04A0"/>
+      </w:tblPr>
+      <w:tblGrid>
+        <w:gridCol w:w="8640"/>
+      </w:tblGrid>
+      <w:tr>
+        <w:tc>
+          <w:tcPr>
+            <w:tcW w:type="dxa" w:w="4896"/>
+            <w:shd w:val="clear" w:fill="FCE4D6"/>
+          </w:tcPr>
+          <w:p>
+            <w:pPr>
+              <w:bidi/>
+              <w:jc w:val="center"/>
+            </w:pPr>
+            <w:r>
+              <w:rPr>
+                <w:b/>
+              </w:rPr>
+              <w:t>قيد المراجعة — المدقق</w:t>
+            </w:r>
+          </w:p>
+        </w:tc>
+      </w:tr>
+    </w:tbl>
+    <w:p>
+      <w:pPr>
+        <w:bidi/>
+        <w:jc w:val="center"/>
+      </w:pPr>
+      <w:r>
+        <w:rPr>
+          <w:b/>
+        </w:rPr>
+        <w:t>↓</w:t>
+      </w:r>
+      <w:r>
+        <w:t xml:space="preserve">  اعتماد  (أو: إعادة للتصحيح ← يعود إلى «قيد التحضير»)</w:t>
+      </w:r>
+    </w:p>
+    <w:tbl>
+      <w:tblPr>
+        <w:tblStyle w:val="TableGrid"/>
+        <w:tblW w:type="auto" w:w="0"/>
+        <w:jc w:val="center"/>
+        <w:tblLook w:firstColumn="1" w:firstRow="1" w:lastColumn="0" w:lastRow="0" w:noHBand="0" w:noVBand="1" w:val="04A0"/>
+      </w:tblPr>
+      <w:tblGrid>
+        <w:gridCol w:w="8640"/>
+      </w:tblGrid>
+      <w:tr>
+        <w:tc>
+          <w:tcPr>
+            <w:tcW w:type="dxa" w:w="4896"/>
+            <w:shd w:val="clear" w:fill="E2EFDA"/>
+          </w:tcPr>
+          <w:p>
+            <w:pPr>
+              <w:bidi/>
+              <w:jc w:val="center"/>
+            </w:pPr>
+            <w:r>
+              <w:rPr>
+                <w:b/>
+              </w:rPr>
+              <w:t>معتمد (مقفل) — يدخل رتل طباعة المدقق</w:t>
+            </w:r>
+          </w:p>
+        </w:tc>
+      </w:tr>
+    </w:tbl>
+    <w:p>
+      <w:pPr>
+        <w:bidi/>
+        <w:jc w:val="center"/>
+      </w:pPr>
+      <w:r>
+        <w:rPr>
+          <w:b/>
+        </w:rPr>
+        <w:t>↓</w:t>
+      </w:r>
+      <w:r>
+        <w:t xml:space="preserve">  فتح النسخة — المدير (سبب إلزامي)</w:t>
+      </w:r>
+    </w:p>
+    <w:tbl>
+      <w:tblPr>
+        <w:tblStyle w:val="TableGrid"/>
+        <w:tblW w:type="auto" w:w="0"/>
+        <w:jc w:val="center"/>
+        <w:tblLook w:firstColumn="1" w:firstRow="1" w:lastColumn="0" w:lastRow="0" w:noHBand="0" w:noVBand="1" w:val="04A0"/>
+      </w:tblPr>
+      <w:tblGrid>
+        <w:gridCol w:w="8640"/>
+      </w:tblGrid>
+      <w:tr>
+        <w:tc>
+          <w:tcPr>
+            <w:tcW w:type="dxa" w:w="4896"/>
+            <w:shd w:val="clear" w:fill="FFF2CC"/>
+          </w:tcPr>
+          <w:p>
+            <w:pPr>
+              <w:bidi/>
+              <w:jc w:val="center"/>
+            </w:pPr>
+            <w:r>
+              <w:rPr>
+                <w:b/>
+              </w:rPr>
+              <w:t>مفتوح — الناسخ يعيد التحرير والإرسال</w:t>
+            </w:r>
+          </w:p>
+        </w:tc>
+      </w:tr>
+    </w:tbl>
+    <w:p>
+      <w:pPr>
+        <w:bidi/>
+        <w:jc w:val="center"/>
+      </w:pPr>
+      <w:r>
+        <w:rPr>
+          <w:b/>
+        </w:rPr>
+        <w:t>↓</w:t>
+      </w:r>
+      <w:r>
+        <w:t xml:space="preserve">  إعادة الإرسال ← يعود إلى «قيد المراجعة» (حلقة إعادة الاعتماد)</w:t>
       </w:r>
     </w:p>
     <w:p>
       <w:pPr>
         <w:bidi/>
-        <w:spacing w:after="120" w:before="0"/>
-        <w:jc w:val="both"/>
+        <w:jc w:val="right"/>
       </w:pPr>
       <w:r>
         <w:rPr>
           <w:b w:val="0"/>
-          <w:sz w:val="24"/>
-          <w:rtl/>
-          <w:rFonts w:cs="Arial" w:ascii="Arial" w:hAnsi="Arial"/>
         </w:rPr>
-        <w:t>نظام ديوان النسخ القضائي (JCS) يرقمن عملية نسخ القرارات القضائية في محكمة النقض بوزارة العدل، عبر سير عمل صارم مفصول الأدوار (رئيس الديوان ← الناسخ ← المدقق ← المسؤول) مع ترقيم تسلسلي فريد للنسخ، وقفل النسخة بعد الاعتماد، وسجلّ تدقيق دائم غير قابل للحذف. الواجهة عربية بالكامل باتجاه من اليمين إلى اليسار، والإخراج النهائي «إعلام الحكم» يُولَّد كملف PDF من الخادم لمنع التلاعب بالمحتوى قبل الطباعة.</w:t>
+        <w:t>مسارات جانبية: التصعيد (مستعجل/موقوف) متاح على أي قرار غير معتمد؛ والطباعة تتم فردياً أو عبر رتلي المدقق/المحرر أو الطباعة الدُفعية.</w:t>
+      </w:r>
+    </w:p>
+    <w:p/>
+    <w:p>
+      <w:pPr>
+        <w:pStyle w:val="Heading1"/>
+        <w:bidi/>
+        <w:jc w:val="right"/>
+      </w:pPr>
+      <w:r>
+        <w:t>5. الوظائف التفصيلية</w:t>
       </w:r>
     </w:p>
     <w:p>
       <w:pPr>
+        <w:pStyle w:val="Heading2"/>
         <w:bidi/>
-        <w:spacing w:after="120" w:before="280"/>
+        <w:jc w:val="right"/>
+      </w:pPr>
+      <w:r>
+        <w:t>5.1 إنشاء القرار والترقيم</w:t>
+      </w:r>
+    </w:p>
+    <w:p>
+      <w:pPr>
+        <w:pStyle w:val="ListBullet"/>
+        <w:bidi/>
+        <w:jc w:val="right"/>
+      </w:pPr>
+      <w:r>
+        <w:t>عادي: اختيار المحكمة والغرفة ورقم الأساس؛ يُرفض تكرار رقم الأساس لقرار عادي في نفس المحكمة.</w:t>
+      </w:r>
+    </w:p>
+    <w:p>
+      <w:pPr>
+        <w:pStyle w:val="ListBullet"/>
+        <w:bidi/>
+        <w:jc w:val="right"/>
+      </w:pPr>
+      <w:r>
+        <w:t>متفرق: اختيار المحكمة ثم الغرفة، ثم «النسخة الأصلية (قرار معتمد)» من قائمة تُصفّى في الخادم بالغرفة وتدعم البحث (محدودة العدد، آمنة عند مئات الآلاف).</w:t>
+      </w:r>
+    </w:p>
+    <w:p>
+      <w:pPr>
+        <w:pStyle w:val="ListBullet"/>
+        <w:bidi/>
+        <w:jc w:val="right"/>
+      </w:pPr>
+      <w:r>
+        <w:t>بعد اختيار المحكمة والغرفة يُعرض «آخر رقم صدر» و«التالي» لتلك الغرفة/السنة (رقم النسخة للعادي، رقم المتفرق للمتفرق).</w:t>
+      </w:r>
+    </w:p>
+    <w:p>
+      <w:pPr>
+        <w:pStyle w:val="ListBullet"/>
+        <w:bidi/>
+        <w:jc w:val="right"/>
+      </w:pPr>
+      <w:r>
+        <w:t>«تاريخ الحجز» يُعيّنه النظام تلقائياً عند الإنشاء (غير قابل للتعديل) وهو أساس الترقيم السنوي.</w:t>
+      </w:r>
+    </w:p>
+    <w:p>
+      <w:pPr>
+        <w:pStyle w:val="Heading2"/>
+        <w:bidi/>
+        <w:jc w:val="right"/>
+      </w:pPr>
+      <w:r>
+        <w:t>5.2 القبول حسب الأولوية والتسلسل</w:t>
+      </w:r>
+    </w:p>
+    <w:p>
+      <w:pPr>
+        <w:pStyle w:val="ListBullet"/>
+        <w:bidi/>
+        <w:jc w:val="right"/>
+      </w:pPr>
+      <w:r>
+        <w:t>لا يقبل الناسخ قراراً بينما يوجد قرار أعلى أولوية أو أقدم غير مقبول في طابوره (موقوف&gt;مستعجل&gt;عادي ثم الأقدم).</w:t>
+      </w:r>
+    </w:p>
+    <w:p>
+      <w:pPr>
+        <w:pStyle w:val="ListBullet"/>
+        <w:bidi/>
+        <w:jc w:val="right"/>
+      </w:pPr>
+      <w:r>
+        <w:t>في «طلباتي»: الصف المتاح للقبول يُميَّز بلون أحمر باهت؛ والقرارات غير القابلة للقبول تُشوَّش (blur) ولا يمكن فتحها من قبل الناسخ.</w:t>
+      </w:r>
+    </w:p>
+    <w:p>
+      <w:pPr>
+        <w:pStyle w:val="ListBullet"/>
+        <w:bidi/>
+        <w:jc w:val="right"/>
+      </w:pPr>
+      <w:r>
+        <w:t>القرار غير المقبول تُعرض حالته «بانتظار القبول» بدلاً من «قيد التحضير».</w:t>
+      </w:r>
+    </w:p>
+    <w:p>
+      <w:pPr>
+        <w:pStyle w:val="Heading2"/>
+        <w:bidi/>
+        <w:jc w:val="right"/>
+      </w:pPr>
+      <w:r>
+        <w:t>5.3 التحضير: الهيئة والصفات والانتداب</w:t>
+      </w:r>
+    </w:p>
+    <w:p>
+      <w:pPr>
+        <w:pStyle w:val="ListBullet"/>
+        <w:bidi/>
+        <w:jc w:val="right"/>
+      </w:pPr>
+      <w:r>
+        <w:t>الهيئة: رئيس (اختيار قاضٍ + صفة) + أعضاء، لكل عضو صفة تُختار من قائمة الصفات المعرّفة.</w:t>
+      </w:r>
+    </w:p>
+    <w:p>
+      <w:pPr>
+        <w:pStyle w:val="ListBullet"/>
+        <w:bidi/>
+        <w:jc w:val="right"/>
+      </w:pPr>
+      <w:r>
+        <w:t>الانتداب (ندباً): يمكن أن يكون الرئيس أو أي عضو قاضياً منتدباً من غرفة/محكمة أخرى؛ عندها تُثبَّت صفته «ندباً»، ويُختار من كل القضاة النشطين.</w:t>
+      </w:r>
+    </w:p>
+    <w:p>
+      <w:pPr>
+        <w:pStyle w:val="ListBullet"/>
+        <w:bidi/>
+        <w:jc w:val="right"/>
+      </w:pPr>
+      <w:r>
+        <w:t>عند اختيار قاضٍ منتدب تُحفَظ «تاريخ الندب» و«رقم قرار الندب» (ضمن بيانات الهيئة في FieldValuesJson)، وتُطبع على القرار عند تفعيل الفلاغ PRINT_DELEGATION_INFO.</w:t>
+      </w:r>
+    </w:p>
+    <w:p>
+      <w:pPr>
+        <w:pStyle w:val="Heading2"/>
+        <w:bidi/>
+        <w:jc w:val="right"/>
+      </w:pPr>
+      <w:r>
+        <w:t>5.4 المخالفة والرد على المخالفة</w:t>
+      </w:r>
+    </w:p>
+    <w:p>
+      <w:pPr>
+        <w:pStyle w:val="ListBullet"/>
+        <w:bidi/>
+        <w:jc w:val="right"/>
+      </w:pPr>
+      <w:r>
+        <w:t>المخالفة (مخالفة القضاة): يمكن تعليم الرئيس و/أو أي عضو كـ«مخالف»؛ ويُكتب ملحق «الرأي المخالف» (يُمنع الإرسال إن كان فارغاً)، ويُطبع في صفحة جديدة يوقّعها المخالفون.</w:t>
+      </w:r>
+    </w:p>
+    <w:p>
+      <w:pPr>
+        <w:pStyle w:val="ListBullet"/>
+        <w:bidi/>
+        <w:jc w:val="right"/>
+      </w:pPr>
+      <w:r>
+        <w:t>الرد على المخالفة: عند وجود مخالفة، يمكن تعليم قضاة غير مخالفين كـ«أصحاب رد»، ويُكتب ملحق «الرد على الرأي المخالف» ويُطبع بعد ملحق المخالفة. القاضي لا يكون مخالفاً ومردّاً معاً.</w:t>
+      </w:r>
+    </w:p>
+    <w:p>
+      <w:pPr>
+        <w:pStyle w:val="Heading2"/>
+        <w:bidi/>
+        <w:jc w:val="right"/>
+      </w:pPr>
+      <w:r>
+        <w:t>5.5 المراجعة</w:t>
+      </w:r>
+    </w:p>
+    <w:p>
+      <w:pPr>
+        <w:pStyle w:val="ListBullet"/>
+        <w:bidi/>
+        <w:jc w:val="right"/>
+      </w:pPr>
+      <w:r>
+        <w:t>التصحيح المباشر: يصحّح المدقق المحتوى مكانه ويبقى القرار «قيد المراجعة».</w:t>
+      </w:r>
+    </w:p>
+    <w:p>
+      <w:pPr>
+        <w:pStyle w:val="ListBullet"/>
+        <w:bidi/>
+        <w:jc w:val="right"/>
+      </w:pPr>
+      <w:r>
+        <w:t>الإعادة للتصحيح: يُعيد القرار للناسخ مع سبب إلزامي يُسجَّل في التدقيق.</w:t>
+      </w:r>
+    </w:p>
+    <w:p>
+      <w:pPr>
+        <w:pStyle w:val="ListBullet"/>
+        <w:bidi/>
+        <w:jc w:val="right"/>
+      </w:pPr>
+      <w:r>
+        <w:t>الاعتماد: يتبع نفس ترتيب القبول — لا يُعتمد قرار بينما أعلى منه أولوية/أقدم لا يزال قيد المراجعة في محاكم المدقق.</w:t>
+      </w:r>
+    </w:p>
+    <w:p>
+      <w:pPr>
+        <w:pStyle w:val="Heading2"/>
+        <w:bidi/>
+        <w:jc w:val="right"/>
+      </w:pPr>
+      <w:r>
+        <w:t>5.6 التصعيد</w:t>
+      </w:r>
+    </w:p>
+    <w:p>
+      <w:pPr>
+        <w:pStyle w:val="ListBullet"/>
+        <w:bidi/>
+        <w:jc w:val="right"/>
+      </w:pPr>
+      <w:r>
+        <w:t>مستعجل: يصعّد رئيس الديوان قراراً غير معتمد إلى «مستعجل» مع «رقم طلب الاستعجال» (إلزامي).</w:t>
+      </w:r>
+    </w:p>
+    <w:p>
+      <w:pPr>
+        <w:pStyle w:val="ListBullet"/>
+        <w:bidi/>
+        <w:jc w:val="right"/>
+      </w:pPr>
+      <w:r>
+        <w:t>موقوف: يصعّد رئيس الديوان قراراً غير معتمد إلى «موقوف» (أعلى أولوية) مع إمكانية إدخال ملاحظة/رقم طلب التصعيد؛ ولا يمكن تخفيض الموقوف عبر مسار التصعيد.</w:t>
+      </w:r>
+    </w:p>
+    <w:p>
+      <w:pPr>
+        <w:pStyle w:val="Heading2"/>
+        <w:bidi/>
+        <w:jc w:val="right"/>
+      </w:pPr>
+      <w:r>
+        <w:t>5.7 سياسة الطباعة</w:t>
+      </w:r>
+    </w:p>
+    <w:p>
+      <w:pPr>
+        <w:pStyle w:val="ListBullet"/>
+        <w:bidi/>
+        <w:jc w:val="right"/>
+      </w:pPr>
+      <w:r>
+        <w:t>الترتيب (R1): أول طباعة لقرار تتبع الأولوية ثم التسلسل ضمن محكمته وطابوره (المعتمدة والمسودّات طابوران مستقلان).</w:t>
+      </w:r>
+    </w:p>
+    <w:p>
+      <w:pPr>
+        <w:pStyle w:val="ListBullet"/>
+        <w:bidi/>
+        <w:jc w:val="right"/>
+      </w:pPr>
+      <w:r>
+        <w:t>عند الاعتماد لا تُطبع تلقائياً؛ بل يدخل القرار «رتل طباعة المدقق» ليطبعه المدقق منه.</w:t>
+      </w:r>
+    </w:p>
+    <w:p>
+      <w:pPr>
+        <w:pStyle w:val="ListBullet"/>
+        <w:bidi/>
+        <w:jc w:val="right"/>
+      </w:pPr>
+      <w:r>
+        <w:t>إعادة الطباعة (R3): بعد الطباعة الأولى يمكن استعراض القرار المعتمد وإعادة طباعته في أي وقت (بلا حاجة لفتح/إعادة اعتماد).</w:t>
+      </w:r>
+    </w:p>
+    <w:p>
+      <w:pPr>
+        <w:pStyle w:val="ListBullet"/>
+        <w:bidi/>
+        <w:jc w:val="right"/>
+      </w:pPr>
+      <w:r>
+        <w:t>فصل المعاينة عن الطباعة: المعاينة قراءة فقط ولا تُعلّم «مطبوعاً»؛ الطباعة هي الفعل المُقيَّد وتُسجَّل في التدقيق.</w:t>
+      </w:r>
+    </w:p>
+    <w:p>
+      <w:pPr>
+        <w:pStyle w:val="ListBullet"/>
+        <w:bidi/>
+        <w:jc w:val="right"/>
+      </w:pPr>
+      <w:r>
+        <w:t>المسودّات: تُطبع بعلامة «مسودة قرار»؛ أول طباعة تُخرجها من طابور المسودّات مع السماح بإعادة العرض والطباعة.</w:t>
+      </w:r>
+    </w:p>
+    <w:p>
+      <w:pPr>
+        <w:pStyle w:val="Heading2"/>
+        <w:bidi/>
+        <w:jc w:val="right"/>
+      </w:pPr>
+      <w:r>
+        <w:t>5.8 رتلا الطباعة</w:t>
+      </w:r>
+    </w:p>
+    <w:p>
+      <w:pPr>
+        <w:pStyle w:val="ListBullet"/>
+        <w:bidi/>
+        <w:jc w:val="right"/>
+      </w:pPr>
+      <w:r>
+        <w:t>رتل المدقق: القرارات المعتمدة غير المطبوعة في محاكمه، مرتّبة بالأولوية؛ الاختيار تراكمي (تحديد #N يحدد 1..N).</w:t>
+      </w:r>
+    </w:p>
+    <w:p>
+      <w:pPr>
+        <w:pStyle w:val="ListBullet"/>
+        <w:bidi/>
+        <w:jc w:val="right"/>
+      </w:pPr>
+      <w:r>
+        <w:t>رتل المحرر (الناسخ): القرارات التي قبِلها وهي قيد التحضير، في تبويب خاص به؛ الاختيار عشوائي.</w:t>
+      </w:r>
+    </w:p>
+    <w:p>
+      <w:pPr>
+        <w:pStyle w:val="ListBullet"/>
+        <w:bidi/>
+        <w:jc w:val="right"/>
+      </w:pPr>
+      <w:r>
+        <w:t>طباعة المحدد: تُعلّم القرارات «مطبوعة» وتُزيلها من الرتل، وتُخرجها في ملف PDF واحد مدمج يُطبع مباشرة.</w:t>
+      </w:r>
+    </w:p>
+    <w:p>
+      <w:pPr>
+        <w:pStyle w:val="Heading2"/>
+        <w:bidi/>
+        <w:jc w:val="right"/>
+      </w:pPr>
+      <w:r>
+        <w:t>5.9 الطباعة الدُفعية</w:t>
+      </w:r>
+    </w:p>
+    <w:p>
+      <w:pPr>
+        <w:pStyle w:val="ListBullet"/>
+        <w:bidi/>
+        <w:jc w:val="right"/>
+      </w:pPr>
+      <w:r>
+        <w:t>متاحة لمدير النظام، ولرئيس الديوان (ضمن محاكمه) عند تفعيل الفلاغ ALLOW_HEAD_BATCH_PRINT.</w:t>
+      </w:r>
+    </w:p>
+    <w:p>
+      <w:pPr>
+        <w:pStyle w:val="ListBullet"/>
+        <w:bidi/>
+        <w:jc w:val="right"/>
+      </w:pPr>
+      <w:r>
+        <w:t>بين تاريخين (تاريخ الحجز) لغرفة محددة، ولنوع واحد (مثبتة/مسودة)؛ كل قرار في ملف PDF مستقل داخل ملف ZIP.</w:t>
+      </w:r>
+    </w:p>
+    <w:p>
+      <w:pPr>
+        <w:pStyle w:val="ListBullet"/>
+        <w:bidi/>
+        <w:jc w:val="right"/>
+      </w:pPr>
+      <w:r>
+        <w:t>تصدير قراءة فقط: لا يفرض الترتيب ولا يعلّم «مطبوعة».</w:t>
+      </w:r>
+    </w:p>
+    <w:p>
+      <w:pPr>
+        <w:pStyle w:val="Heading2"/>
+        <w:bidi/>
+        <w:jc w:val="right"/>
+      </w:pPr>
+      <w:r>
+        <w:t>5.10 الحذف والفتح</w:t>
+      </w:r>
+    </w:p>
+    <w:p>
+      <w:pPr>
+        <w:pStyle w:val="ListBullet"/>
+        <w:bidi/>
+        <w:jc w:val="right"/>
+      </w:pPr>
+      <w:r>
+        <w:t>الحذف (رئيس الديوان): من نافذة عمليات الحذف — آخر قرار عادي لكل محكمة (يُعيد رقم النسخة) وآخر متفرق لكل نطاق ترقيم؛ يُحفظ التدقيق دائماً؛ ويُمنع حذف عادي مرتبط بمتفرقات.</w:t>
+      </w:r>
+    </w:p>
+    <w:p>
+      <w:pPr>
+        <w:pStyle w:val="ListBullet"/>
+        <w:bidi/>
+        <w:jc w:val="right"/>
+      </w:pPr>
+      <w:r>
+        <w:t>الفتح (المدير): سبب إلزامي؛ معتمد ⇐ مفتوح، ثم يعيد الناسخ التحرير والإرسال ثم الاعتماد. الفتح يُصفّر علَم الطباعة فتُتاح طباعة جديدة.</w:t>
+      </w:r>
+    </w:p>
+    <w:p>
+      <w:pPr>
+        <w:pStyle w:val="Heading2"/>
+        <w:bidi/>
+        <w:jc w:val="right"/>
+      </w:pPr>
+      <w:r>
+        <w:t>5.11 التقارير</w:t>
+      </w:r>
+    </w:p>
+    <w:p>
+      <w:pPr>
+        <w:bidi/>
+        <w:jc w:val="right"/>
+      </w:pPr>
+      <w:r>
+        <w:rPr>
+          <w:b w:val="0"/>
+        </w:rPr>
+        <w:t>تقارير محميّة بنطاق الدور والمحاكم، قابلة للتصدير (CSV/Excel):</w:t>
+      </w:r>
+    </w:p>
+    <w:tbl>
+      <w:tblPr>
+        <w:tblStyle w:val="TableGrid"/>
+        <w:tblW w:type="auto" w:w="0"/>
+        <w:tblLook w:firstColumn="1" w:firstRow="1" w:lastColumn="0" w:lastRow="0" w:noHBand="0" w:noVBand="1" w:val="04A0"/>
+        <w:bidiVisual/>
+      </w:tblPr>
+      <w:tblGrid>
+        <w:gridCol w:w="4320"/>
+        <w:gridCol w:w="4320"/>
+      </w:tblGrid>
+      <w:tr>
+        <w:tc>
+          <w:tcPr>
+            <w:tcW w:type="dxa" w:w="4320"/>
+          </w:tcPr>
+          <w:p>
+            <w:pPr>
+              <w:bidi/>
+              <w:jc w:val="right"/>
+            </w:pPr>
+            <w:r>
+              <w:rPr>
+                <w:b/>
+              </w:rPr>
+              <w:t>التقرير</w:t>
+            </w:r>
+          </w:p>
+        </w:tc>
+        <w:tc>
+          <w:tcPr>
+            <w:tcW w:type="dxa" w:w="4320"/>
+          </w:tcPr>
+          <w:p>
+            <w:pPr>
+              <w:bidi/>
+              <w:jc w:val="right"/>
+            </w:pPr>
+            <w:r>
+              <w:rPr>
+                <w:b/>
+              </w:rPr>
+              <w:t>المحتوى</w:t>
+            </w:r>
+          </w:p>
+        </w:tc>
+      </w:tr>
+      <w:tr>
+        <w:tc>
+          <w:tcPr>
+            <w:tcW w:type="dxa" w:w="4320"/>
+          </w:tcPr>
+          <w:p>
+            <w:pPr>
+              <w:bidi/>
+              <w:jc w:val="right"/>
+            </w:pPr>
+            <w:r>
+              <w:t>حسب المحكمة/الغرفة/الناسخ/المدقق/رئيس الديوان</w:t>
+            </w:r>
+          </w:p>
+        </w:tc>
+        <w:tc>
+          <w:tcPr>
+            <w:tcW w:type="dxa" w:w="4320"/>
+          </w:tcPr>
+          <w:p>
+            <w:pPr>
+              <w:bidi/>
+              <w:jc w:val="right"/>
+            </w:pPr>
+            <w:r>
+              <w:t>عدد النسخ لكل بُعد مع تفصيل حسب الحالة.</w:t>
+            </w:r>
+          </w:p>
+        </w:tc>
+      </w:tr>
+      <w:tr>
+        <w:tc>
+          <w:tcPr>
+            <w:tcW w:type="dxa" w:w="4320"/>
+          </w:tcPr>
+          <w:p>
+            <w:pPr>
+              <w:bidi/>
+              <w:jc w:val="right"/>
+            </w:pPr>
+            <w:r>
+              <w:t>حسب القاضي</w:t>
+            </w:r>
+          </w:p>
+        </w:tc>
+        <w:tc>
+          <w:tcPr>
+            <w:tcW w:type="dxa" w:w="4320"/>
+          </w:tcPr>
+          <w:p>
+            <w:pPr>
+              <w:bidi/>
+              <w:jc w:val="right"/>
+            </w:pPr>
+            <w:r>
+              <w:t>عدد القرارات المعتمدة التي شارك بها كل قاضٍ (من الهيئة المخزّنة في المحتوى).</w:t>
+            </w:r>
+          </w:p>
+        </w:tc>
+      </w:tr>
+      <w:tr>
+        <w:tc>
+          <w:tcPr>
+            <w:tcW w:type="dxa" w:w="4320"/>
+          </w:tcPr>
+          <w:p>
+            <w:pPr>
+              <w:bidi/>
+              <w:jc w:val="right"/>
+            </w:pPr>
+            <w:r>
+              <w:t>سجل أعمال القضاة</w:t>
+            </w:r>
+          </w:p>
+        </w:tc>
+        <w:tc>
+          <w:tcPr>
+            <w:tcW w:type="dxa" w:w="4320"/>
+          </w:tcPr>
+          <w:p>
+            <w:pPr>
+              <w:bidi/>
+              <w:jc w:val="right"/>
+            </w:pPr>
+            <w:r>
+              <w:t>بين تاريخي حجز، صف لكل قرار شارك به القاضي (كل الحالات) مع الدور والمحكمة/الغرفة ورقم القرار وبيانات الانتداب (منتدب؟ + رقم/تاريخ الندب).</w:t>
+            </w:r>
+          </w:p>
+        </w:tc>
+      </w:tr>
+      <w:tr>
+        <w:tc>
+          <w:tcPr>
+            <w:tcW w:type="dxa" w:w="4320"/>
+          </w:tcPr>
+          <w:p>
+            <w:pPr>
+              <w:bidi/>
+              <w:jc w:val="right"/>
+            </w:pPr>
+            <w:r>
+              <w:t>مدة الإنجاز</w:t>
+            </w:r>
+          </w:p>
+        </w:tc>
+        <w:tc>
+          <w:tcPr>
+            <w:tcW w:type="dxa" w:w="4320"/>
+          </w:tcPr>
+          <w:p>
+            <w:pPr>
+              <w:bidi/>
+              <w:jc w:val="right"/>
+            </w:pPr>
+            <w:r>
+              <w:t>متوسط/أدنى/أقصى الزمن من الإنشاء إلى الاعتماد لكل محكمة/ناسخ.</w:t>
+            </w:r>
+          </w:p>
+        </w:tc>
+      </w:tr>
+      <w:tr>
+        <w:tc>
+          <w:tcPr>
+            <w:tcW w:type="dxa" w:w="4320"/>
+          </w:tcPr>
+          <w:p>
+            <w:pPr>
+              <w:bidi/>
+              <w:jc w:val="right"/>
+            </w:pPr>
+            <w:r>
+              <w:t>تفاصيل النسخ</w:t>
+            </w:r>
+          </w:p>
+        </w:tc>
+        <w:tc>
+          <w:tcPr>
+            <w:tcW w:type="dxa" w:w="4320"/>
+          </w:tcPr>
+          <w:p>
+            <w:pPr>
+              <w:bidi/>
+              <w:jc w:val="right"/>
+            </w:pPr>
+            <w:r>
+              <w:t>قائمة تفصيلية بالنسخ مع الحالات والتواريخ ومدة الإنجاز.</w:t>
+            </w:r>
+          </w:p>
+        </w:tc>
+      </w:tr>
+    </w:tbl>
+    <w:p/>
+    <w:p>
+      <w:pPr>
+        <w:pStyle w:val="Heading2"/>
+        <w:bidi/>
+        <w:jc w:val="right"/>
+      </w:pPr>
+      <w:r>
+        <w:t>5.12 التدقيق</w:t>
+      </w:r>
+    </w:p>
+    <w:p>
+      <w:pPr>
+        <w:pStyle w:val="ListBullet"/>
+        <w:bidi/>
+        <w:jc w:val="right"/>
+      </w:pPr>
+      <w:r>
+        <w:t>سجل تدقيق غير قابل للحذف يلتقط الفاعل والوقت وقيم «قبل/بعد» عند تغيّر المحتوى؛ يُحفَظ حتى عند حذف القرار.</w:t>
+      </w:r>
+    </w:p>
+    <w:p>
+      <w:pPr>
+        <w:pStyle w:val="ListBullet"/>
+        <w:bidi/>
+        <w:jc w:val="right"/>
+      </w:pPr>
+      <w:r>
+        <w:t>شاشة تفاصيل القرار تعرض مخططاً زمنياً لكل مرحلة مع الزمن المستغرق فيها.</w:t>
+      </w:r>
+    </w:p>
+    <w:p>
+      <w:pPr>
+        <w:pStyle w:val="Heading1"/>
+        <w:bidi/>
+        <w:jc w:val="right"/>
+      </w:pPr>
+      <w:r>
+        <w:t>6. عرض «طلباتي» (قائمة العمل)</w:t>
+      </w:r>
+    </w:p>
+    <w:p>
+      <w:pPr>
+        <w:pStyle w:val="ListBullet"/>
+        <w:bidi/>
+        <w:jc w:val="right"/>
+      </w:pPr>
+      <w:r>
+        <w:t>الصف المتاح للقبول (للناسخ) بلون أحمر باهت؛ والصفوف غير القابلة للقبول مشوّشة وغير قابلة للفتح.</w:t>
+      </w:r>
+    </w:p>
+    <w:p>
+      <w:pPr>
+        <w:pStyle w:val="ListBullet"/>
+        <w:bidi/>
+        <w:jc w:val="right"/>
+      </w:pPr>
+      <w:r>
+        <w:t>القرار غير المقبول تُعرض حالته «بانتظار القبول».</w:t>
+      </w:r>
+    </w:p>
+    <w:p>
+      <w:pPr>
+        <w:pStyle w:val="ListBullet"/>
+        <w:bidi/>
+        <w:jc w:val="right"/>
+      </w:pPr>
+      <w:r>
+        <w:t>إظهار القرارات المعتمدة في قائمة الناسخ/المدقق يخضع للفلاغ SHOW_APPROVED_IN_QUEUE (افتراضياً مخفية).</w:t>
+      </w:r>
+    </w:p>
+    <w:p>
+      <w:pPr>
+        <w:pStyle w:val="Heading1"/>
+        <w:bidi/>
+        <w:jc w:val="right"/>
+      </w:pPr>
+      <w:r>
+        <w:t>7. فلاغات الإعداد (.env)</w:t>
+      </w:r>
+    </w:p>
+    <w:tbl>
+      <w:tblPr>
+        <w:tblStyle w:val="TableGrid"/>
+        <w:tblW w:type="auto" w:w="0"/>
+        <w:tblLook w:firstColumn="1" w:firstRow="1" w:lastColumn="0" w:lastRow="0" w:noHBand="0" w:noVBand="1" w:val="04A0"/>
+        <w:bidiVisual/>
+      </w:tblPr>
+      <w:tblGrid>
+        <w:gridCol w:w="2880"/>
+        <w:gridCol w:w="2880"/>
+        <w:gridCol w:w="2880"/>
+      </w:tblGrid>
+      <w:tr>
+        <w:tc>
+          <w:tcPr>
+            <w:tcW w:type="dxa" w:w="2880"/>
+          </w:tcPr>
+          <w:p>
+            <w:pPr>
+              <w:bidi/>
+              <w:jc w:val="right"/>
+            </w:pPr>
+            <w:r>
+              <w:rPr>
+                <w:b/>
+              </w:rPr>
+              <w:t>الفلاغ</w:t>
+            </w:r>
+          </w:p>
+        </w:tc>
+        <w:tc>
+          <w:tcPr>
+            <w:tcW w:type="dxa" w:w="2880"/>
+          </w:tcPr>
+          <w:p>
+            <w:pPr>
+              <w:bidi/>
+              <w:jc w:val="right"/>
+            </w:pPr>
+            <w:r>
+              <w:rPr>
+                <w:b/>
+              </w:rPr>
+              <w:t>الافتراضي</w:t>
+            </w:r>
+          </w:p>
+        </w:tc>
+        <w:tc>
+          <w:tcPr>
+            <w:tcW w:type="dxa" w:w="2880"/>
+          </w:tcPr>
+          <w:p>
+            <w:pPr>
+              <w:bidi/>
+              <w:jc w:val="right"/>
+            </w:pPr>
+            <w:r>
+              <w:rPr>
+                <w:b/>
+              </w:rPr>
+              <w:t>الأثر</w:t>
+            </w:r>
+          </w:p>
+        </w:tc>
+      </w:tr>
+      <w:tr>
+        <w:tc>
+          <w:tcPr>
+            <w:tcW w:type="dxa" w:w="2880"/>
+          </w:tcPr>
+          <w:p>
+            <w:pPr>
+              <w:bidi/>
+              <w:jc w:val="right"/>
+            </w:pPr>
+            <w:r>
+              <w:t>PRINT_DELEGATION_INFO</w:t>
+            </w:r>
+          </w:p>
+        </w:tc>
+        <w:tc>
+          <w:tcPr>
+            <w:tcW w:type="dxa" w:w="2880"/>
+          </w:tcPr>
+          <w:p>
+            <w:pPr>
+              <w:bidi/>
+              <w:jc w:val="right"/>
+            </w:pPr>
+            <w:r>
+              <w:t>false</w:t>
+            </w:r>
+          </w:p>
+        </w:tc>
+        <w:tc>
+          <w:tcPr>
+            <w:tcW w:type="dxa" w:w="2880"/>
+          </w:tcPr>
+          <w:p>
+            <w:pPr>
+              <w:bidi/>
+              <w:jc w:val="right"/>
+            </w:pPr>
+            <w:r>
+              <w:t>طباعة تاريخ/رقم ندب القاضي المنتدب على القرار (يُحفَظ دائماً).</w:t>
+            </w:r>
+          </w:p>
+        </w:tc>
+      </w:tr>
+      <w:tr>
+        <w:tc>
+          <w:tcPr>
+            <w:tcW w:type="dxa" w:w="2880"/>
+          </w:tcPr>
+          <w:p>
+            <w:pPr>
+              <w:bidi/>
+              <w:jc w:val="right"/>
+            </w:pPr>
+            <w:r>
+              <w:t>SHOW_APPROVED_IN_QUEUE</w:t>
+            </w:r>
+          </w:p>
+        </w:tc>
+        <w:tc>
+          <w:tcPr>
+            <w:tcW w:type="dxa" w:w="2880"/>
+          </w:tcPr>
+          <w:p>
+            <w:pPr>
+              <w:bidi/>
+              <w:jc w:val="right"/>
+            </w:pPr>
+            <w:r>
+              <w:t>false</w:t>
+            </w:r>
+          </w:p>
+        </w:tc>
+        <w:tc>
+          <w:tcPr>
+            <w:tcW w:type="dxa" w:w="2880"/>
+          </w:tcPr>
+          <w:p>
+            <w:pPr>
+              <w:bidi/>
+              <w:jc w:val="right"/>
+            </w:pPr>
+            <w:r>
+              <w:t>إظهار القرارات المعتمدة في «طلباتي» للناسخ والمدقق.</w:t>
+            </w:r>
+          </w:p>
+        </w:tc>
+      </w:tr>
+      <w:tr>
+        <w:tc>
+          <w:tcPr>
+            <w:tcW w:type="dxa" w:w="2880"/>
+          </w:tcPr>
+          <w:p>
+            <w:pPr>
+              <w:bidi/>
+              <w:jc w:val="right"/>
+            </w:pPr>
+            <w:r>
+              <w:t>ALLOW_COPYIST_REPRINT</w:t>
+            </w:r>
+          </w:p>
+        </w:tc>
+        <w:tc>
+          <w:tcPr>
+            <w:tcW w:type="dxa" w:w="2880"/>
+          </w:tcPr>
+          <w:p>
+            <w:pPr>
+              <w:bidi/>
+              <w:jc w:val="right"/>
+            </w:pPr>
+            <w:r>
+              <w:t>true</w:t>
+            </w:r>
+          </w:p>
+        </w:tc>
+        <w:tc>
+          <w:tcPr>
+            <w:tcW w:type="dxa" w:w="2880"/>
+          </w:tcPr>
+          <w:p>
+            <w:pPr>
+              <w:bidi/>
+              <w:jc w:val="right"/>
+            </w:pPr>
+            <w:r>
+              <w:t>إعادة الطباعة الفردية للناسخ + رئيس الديوان (false: رئيس الديوان فقط).</w:t>
+            </w:r>
+          </w:p>
+        </w:tc>
+      </w:tr>
+      <w:tr>
+        <w:tc>
+          <w:tcPr>
+            <w:tcW w:type="dxa" w:w="2880"/>
+          </w:tcPr>
+          <w:p>
+            <w:pPr>
+              <w:bidi/>
+              <w:jc w:val="right"/>
+            </w:pPr>
+            <w:r>
+              <w:t>ALLOW_HEAD_BATCH_PRINT</w:t>
+            </w:r>
+          </w:p>
+        </w:tc>
+        <w:tc>
+          <w:tcPr>
+            <w:tcW w:type="dxa" w:w="2880"/>
+          </w:tcPr>
+          <w:p>
+            <w:pPr>
+              <w:bidi/>
+              <w:jc w:val="right"/>
+            </w:pPr>
+            <w:r>
+              <w:t>true</w:t>
+            </w:r>
+          </w:p>
+        </w:tc>
+        <w:tc>
+          <w:tcPr>
+            <w:tcW w:type="dxa" w:w="2880"/>
+          </w:tcPr>
+          <w:p>
+            <w:pPr>
+              <w:bidi/>
+              <w:jc w:val="right"/>
+            </w:pPr>
+            <w:r>
+              <w:t>تبويب الطباعة الدُفعية لمدير النظام + رئيس الديوان (false: المدير فقط).</w:t>
+            </w:r>
+          </w:p>
+        </w:tc>
+      </w:tr>
+    </w:tbl>
+    <w:p/>
+    <w:p>
+      <w:pPr>
+        <w:bidi/>
+        <w:jc w:val="right"/>
+      </w:pPr>
+      <w:r>
+        <w:rPr>
+          <w:b w:val="0"/>
+        </w:rPr>
+        <w:t>تُقرأ هذه الفلاغات في الخادم، وتُمرَّر في docker-compose.yml لبيئة الحاويات؛ ويكشف الخادم فلاغَي الطباعة للواجهة عبر GET /api/config.</w:t>
+      </w:r>
+    </w:p>
+    <w:p>
+      <w:pPr>
+        <w:pStyle w:val="Heading1"/>
+        <w:bidi/>
+        <w:jc w:val="right"/>
+      </w:pPr>
+      <w:r>
+        <w:t>8. البنية التقنية</w:t>
+      </w:r>
+    </w:p>
+    <w:p>
+      <w:pPr>
+        <w:pStyle w:val="ListBullet"/>
+        <w:bidi/>
+        <w:jc w:val="right"/>
+      </w:pPr>
+      <w:r>
+        <w:t>طبقات الخادم: Domain (الكيانات والقواعد) / Application (الخدمات والواجهات) / Infrastructure (EF Core + SQL Server) / Api (ASP.NET Core، JWT).</w:t>
+      </w:r>
+    </w:p>
+    <w:p>
+      <w:pPr>
+        <w:pStyle w:val="ListBullet"/>
+        <w:bidi/>
+        <w:jc w:val="right"/>
+      </w:pPr>
+      <w:r>
+        <w:t>الواجهة: تطبيق React (Vite)، توجيه داخلي، تعريب عربي/إنجليزي، اتصال REST محمي بـ JWT.</w:t>
+      </w:r>
+    </w:p>
+    <w:p>
+      <w:pPr>
+        <w:pStyle w:val="ListBullet"/>
+        <w:bidi/>
+        <w:jc w:val="right"/>
+      </w:pPr>
+      <w:r>
+        <w:t>قاعدة البيانات: SQL Server مع ترحيلات EF Core؛ الترقيم ذرّي داخل معاملة الإنشاء.</w:t>
+      </w:r>
+    </w:p>
+    <w:p>
+      <w:pPr>
+        <w:pStyle w:val="ListBullet"/>
+        <w:bidi/>
+        <w:jc w:val="right"/>
+      </w:pPr>
+      <w:r>
+        <w:t>توليد PDF على الخادم (QuestPDF) من السجل الموثوق (منع التلاعب قبل الطباعة).</w:t>
+      </w:r>
+    </w:p>
+    <w:p>
+      <w:pPr>
+        <w:pStyle w:val="ListBullet"/>
+        <w:bidi/>
+        <w:jc w:val="right"/>
+      </w:pPr>
+      <w:r>
+        <w:t>الاختبارات: مشروع اختبارات وحدة يستخدم بدائل في الذاكرة (Fakes) لعزل منطق العمل.</w:t>
+      </w:r>
+    </w:p>
+    <w:p>
+      <w:pPr>
+        <w:pStyle w:val="Heading1"/>
+        <w:bidi/>
+        <w:jc w:val="right"/>
+      </w:pPr>
+      <w:r>
+        <w:t>9. حالات الاستخدام التفصيلية</w:t>
+      </w:r>
+    </w:p>
+    <w:p>
+      <w:pPr>
+        <w:pStyle w:val="Heading3"/>
+        <w:bidi/>
+        <w:jc w:val="right"/>
+      </w:pPr>
+      <w:r>
+        <w:t>UC-01: إنشاء قرار عادي</w:t>
+      </w:r>
+    </w:p>
+    <w:p>
+      <w:pPr>
+        <w:bidi/>
         <w:jc w:val="right"/>
       </w:pPr>
       <w:r>
         <w:rPr>
           <w:b/>
-          <w:color w:val="0D4536"/>
-          <w:sz w:val="26"/>
-          <w:rtl/>
-          <w:rFonts w:cs="Arial" w:ascii="Arial" w:hAnsi="Arial"/>
         </w:rPr>
-        <w:t>الأدوار الرئيسية</w:t>
+        <w:t>الفاعل: رئيس الديوان</w:t>
       </w:r>
     </w:p>
     <w:p>
       <w:pPr>
-        <w:pStyle w:val="ListBullet"/>
         <w:bidi/>
-        <w:spacing w:after="60"/>
         <w:jc w:val="right"/>
       </w:pPr>
       <w:r>
         <w:rPr>
-          <w:sz w:val="24"/>
-          <w:rtl/>
-          <w:rFonts w:cs="Arial" w:ascii="Arial" w:hAnsi="Arial"/>
+          <w:b w:val="0"/>
         </w:rPr>
-        <w:t>• رئيس الديوان: إنشاء القرارات، تصعيد قرار غير معتمد إلى «مستعجل»، وحذف آخر قرار عند الخطأ.</w:t>
+        <w:t>الشرط المسبق: مسجّل الدخول ولديه محاكم مخصّصة.</w:t>
       </w:r>
     </w:p>
     <w:p>
       <w:pPr>
-        <w:pStyle w:val="ListBullet"/>
         <w:bidi/>
-        <w:spacing w:after="60"/>
         <w:jc w:val="right"/>
       </w:pPr>
       <w:r>
         <w:rPr>
-          <w:sz w:val="24"/>
-          <w:rtl/>
-          <w:rFonts w:cs="Arial" w:ascii="Arial" w:hAnsi="Arial"/>
+          <w:b/>
         </w:rPr>
-        <w:t>• الناسخ: قبول القرار ثم تحضير محتواه وملء النموذج وإدراج الفقرات، ثم الإرسال للمراجعة.</w:t>
+        <w:t>الخطوات:</w:t>
       </w:r>
     </w:p>
     <w:p>
       <w:pPr>
-        <w:pStyle w:val="ListBullet"/>
+        <w:pStyle w:val="ListNumber"/>
         <w:bidi/>
-        <w:spacing w:after="60"/>
         <w:jc w:val="right"/>
       </w:pPr>
       <w:r>
-        <w:rPr>
-          <w:sz w:val="24"/>
-          <w:rtl/>
-          <w:rFonts w:cs="Arial" w:ascii="Arial" w:hAnsi="Arial"/>
-        </w:rPr>
-        <w:t>• المدقق: مراجعة النسخة ثم الاعتماد، أو التصحيح المباشر، أو الإعادة للتصحيح.</w:t>
+        <w:t>اختيار التصنيف «عادي».</w:t>
       </w:r>
     </w:p>
     <w:p>
       <w:pPr>
-        <w:pStyle w:val="ListBullet"/>
+        <w:pStyle w:val="ListNumber"/>
         <w:bidi/>
-        <w:spacing w:after="60"/>
         <w:jc w:val="right"/>
       </w:pPr>
       <w:r>
-        <w:rPr>
-          <w:sz w:val="24"/>
-          <w:rtl/>
-          <w:rFonts w:cs="Arial" w:ascii="Arial" w:hAnsi="Arial"/>
-        </w:rPr>
-        <w:t>• المسؤول: إدارة المحاكم والغرف والمستخدمين والقضاة والنماذج والفقرات وسياسات الترقيم، وفتح النسخ المعتمدة.</w:t>
+        <w:t>اختيار المحكمة ثم الغرفة (يظهر «آخر رقم صدر/التالي»).</w:t>
       </w:r>
     </w:p>
     <w:p>
       <w:pPr>
+        <w:pStyle w:val="ListNumber"/>
         <w:bidi/>
-        <w:spacing w:after="120" w:before="280"/>
+        <w:jc w:val="right"/>
+      </w:pPr>
+      <w:r>
+        <w:t>إدخال رقم الأساس وتخصيص الناسخ.</w:t>
+      </w:r>
+    </w:p>
+    <w:p>
+      <w:pPr>
+        <w:pStyle w:val="ListNumber"/>
+        <w:bidi/>
+        <w:jc w:val="right"/>
+      </w:pPr>
+      <w:r>
+        <w:t>إنشاء الطلب.</w:t>
+      </w:r>
+    </w:p>
+    <w:p>
+      <w:pPr>
+        <w:bidi/>
+        <w:jc w:val="right"/>
+      </w:pPr>
+      <w:r>
+        <w:rPr>
+          <w:b w:val="0"/>
+        </w:rPr>
+        <w:t>النتيجة: يُنشأ القرار بحالة «أُنشئ»، ويُولّد رقم النسخة و«تاريخ الحجز» تلقائياً.</w:t>
+      </w:r>
+    </w:p>
+    <w:p>
+      <w:pPr>
+        <w:bidi/>
+        <w:jc w:val="right"/>
+      </w:pPr>
+      <w:r>
+        <w:rPr>
+          <w:b w:val="0"/>
+        </w:rPr>
+        <w:t>القواعد: يُرفض تكرار رقم الأساس لعادي في نفس المحكمة.</w:t>
+      </w:r>
+    </w:p>
+    <w:p>
+      <w:pPr>
+        <w:pStyle w:val="Heading3"/>
+        <w:bidi/>
+        <w:jc w:val="right"/>
+      </w:pPr>
+      <w:r>
+        <w:t>UC-02: إنشاء قرار متفرق</w:t>
+      </w:r>
+    </w:p>
+    <w:p>
+      <w:pPr>
+        <w:bidi/>
         <w:jc w:val="right"/>
       </w:pPr>
       <w:r>
         <w:rPr>
           <w:b/>
-          <w:color w:val="0D4536"/>
-          <w:sz w:val="26"/>
-          <w:rtl/>
-          <w:rFonts w:cs="Arial" w:ascii="Arial" w:hAnsi="Arial"/>
         </w:rPr>
-        <w:t>قواعد أساسية حديثة</w:t>
+        <w:t>الفاعل: رئيس الديوان</w:t>
       </w:r>
     </w:p>
     <w:p>
       <w:pPr>
-        <w:pStyle w:val="ListBullet"/>
         <w:bidi/>
-        <w:spacing w:after="60"/>
         <w:jc w:val="right"/>
       </w:pPr>
       <w:r>
         <w:rPr>
-          <w:sz w:val="24"/>
-          <w:rtl/>
-          <w:rFonts w:cs="Arial" w:ascii="Arial" w:hAnsi="Arial"/>
+          <w:b w:val="0"/>
         </w:rPr>
-        <w:t>• رقم الأساس فريد على مستوى المحكمة للقرار العادي (القرار المتفرق يرث رقم أساس نسخته الأصلية).</w:t>
+        <w:t>الشرط المسبق: وجود نسخة أصلية عادية «معتمدة».</w:t>
       </w:r>
     </w:p>
     <w:p>
       <w:pPr>
-        <w:pStyle w:val="ListBullet"/>
         <w:bidi/>
-        <w:spacing w:after="60"/>
         <w:jc w:val="right"/>
       </w:pPr>
       <w:r>
         <w:rPr>
-          <w:sz w:val="24"/>
-          <w:rtl/>
-          <w:rFonts w:cs="Arial" w:ascii="Arial" w:hAnsi="Arial"/>
+          <w:b/>
         </w:rPr>
-        <w:t>• «تاريخ الحجز» يُسجَّل تلقائياً من النظام عند الإنشاء وغير قابل للتحرير، وهو الذي يحدّد سنة الترقيم.</w:t>
+        <w:t>الخطوات:</w:t>
       </w:r>
     </w:p>
     <w:p>
       <w:pPr>
-        <w:pStyle w:val="ListBullet"/>
+        <w:pStyle w:val="ListNumber"/>
         <w:bidi/>
-        <w:spacing w:after="60"/>
         <w:jc w:val="right"/>
       </w:pPr>
       <w:r>
-        <w:rPr>
-          <w:sz w:val="24"/>
-          <w:rtl/>
-          <w:rFonts w:cs="Arial" w:ascii="Arial" w:hAnsi="Arial"/>
-        </w:rPr>
-        <w:t>• القرار المتفرق يستند إلى نسخة معتمدة ويأخذ رقم متفرق فقط (دون رقم نسخة) ويُربط بالأصلية.</w:t>
+        <w:t>اختيار التصنيف «متفرق».</w:t>
       </w:r>
     </w:p>
     <w:p>
       <w:pPr>
-        <w:pStyle w:val="ListBullet"/>
+        <w:pStyle w:val="ListNumber"/>
         <w:bidi/>
-        <w:spacing w:after="60"/>
         <w:jc w:val="right"/>
       </w:pPr>
       <w:r>
-        <w:rPr>
-          <w:sz w:val="24"/>
-          <w:rtl/>
-          <w:rFonts w:cs="Arial" w:ascii="Arial" w:hAnsi="Arial"/>
-        </w:rPr>
-        <w:t>• يمكن تصعيد أي قرار غير معتمد إلى «مستعجل» في أي وقت (بإدخال رقم طلب الاستعجال) فتتغيّر أولويته.</w:t>
+        <w:t>اختيار المحكمة ثم الغرفة.</w:t>
       </w:r>
     </w:p>
     <w:p>
       <w:pPr>
-        <w:pStyle w:val="ListBullet"/>
+        <w:pStyle w:val="ListNumber"/>
         <w:bidi/>
-        <w:spacing w:after="60"/>
         <w:jc w:val="right"/>
       </w:pPr>
       <w:r>
-        <w:rPr>
-          <w:sz w:val="24"/>
-          <w:rtl/>
-          <w:rFonts w:cs="Arial" w:ascii="Arial" w:hAnsi="Arial"/>
-        </w:rPr>
-        <w:t>• على الناسخ «قبول» القرار قبل التحرير، والقبول إلزامي بترتيب الأولوية (موقوف&gt;مستعجل&gt;عادي)؛ يُحفظ تاريخ القبول وتُميَّز القرارات المقبولة بلون، ويُتاح «متوسط زمن القبول» في التقارير.</w:t>
+        <w:t>البحث واختيار «النسخة الأصلية (قرار معتمد)» من القائمة المُصفّاة.</w:t>
       </w:r>
     </w:p>
     <w:p>
       <w:pPr>
+        <w:pStyle w:val="ListNumber"/>
         <w:bidi/>
-        <w:spacing w:after="120" w:before="280"/>
+        <w:jc w:val="right"/>
+      </w:pPr>
+      <w:r>
+        <w:t>تخصيص الناسخ والإنشاء.</w:t>
+      </w:r>
+    </w:p>
+    <w:p>
+      <w:pPr>
+        <w:bidi/>
+        <w:jc w:val="right"/>
+      </w:pPr>
+      <w:r>
+        <w:rPr>
+          <w:b w:val="0"/>
+        </w:rPr>
+        <w:t>النتيجة: يُنشأ المتفرق مرتبطاً بالأصل، يرث محكمته وغرفته ورقم أساسه، ويأخذ «رقم المتفرق» فقط.</w:t>
+      </w:r>
+    </w:p>
+    <w:p>
+      <w:pPr>
+        <w:bidi/>
+        <w:jc w:val="right"/>
+      </w:pPr>
+      <w:r>
+        <w:rPr>
+          <w:b w:val="0"/>
+        </w:rPr>
+        <w:t>القواعد: المتفرق يجب أن يستند إلى نسخة أصلية معتمدة.</w:t>
+      </w:r>
+    </w:p>
+    <w:p>
+      <w:pPr>
+        <w:pStyle w:val="Heading3"/>
+        <w:bidi/>
+        <w:jc w:val="right"/>
+      </w:pPr>
+      <w:r>
+        <w:t>UC-03: قبول القرار حسب الأولوية</w:t>
+      </w:r>
+    </w:p>
+    <w:p>
+      <w:pPr>
+        <w:bidi/>
         <w:jc w:val="right"/>
       </w:pPr>
       <w:r>
         <w:rPr>
           <w:b/>
-          <w:color w:val="0D4536"/>
-          <w:sz w:val="26"/>
-          <w:rtl/>
-          <w:rFonts w:cs="Arial" w:ascii="Arial" w:hAnsi="Arial"/>
         </w:rPr>
-        <w:t>دورة حياة النسخة</w:t>
+        <w:t>الفاعل: الناسخ</w:t>
       </w:r>
     </w:p>
     <w:p>
       <w:pPr>
         <w:bidi/>
-        <w:spacing w:after="120" w:before="0"/>
+        <w:jc w:val="right"/>
+      </w:pPr>
+      <w:r>
+        <w:rPr>
+          <w:b w:val="0"/>
+        </w:rPr>
+        <w:t>الشرط المسبق: وجود قرارات مخصّصة له بانتظار القبول.</w:t>
+      </w:r>
+    </w:p>
+    <w:p>
+      <w:pPr>
+        <w:bidi/>
         <w:jc w:val="right"/>
       </w:pPr>
       <w:r>
         <w:rPr>
           <w:b/>
-          <w:sz w:val="24"/>
-          <w:rtl/>
-          <w:rFonts w:cs="Arial" w:ascii="Arial" w:hAnsi="Arial"/>
         </w:rPr>
-        <w:t>أُنشئ ← (قبول الناسخ) ← قيد التحضير ← قيد المراجعة ← معتمد (مقفل) ← [المسؤول] مفتوح.</w:t>
+        <w:t>الخطوات:</w:t>
       </w:r>
     </w:p>
     <w:p>
       <w:pPr>
+        <w:pStyle w:val="ListNumber"/>
         <w:bidi/>
-        <w:spacing w:after="120" w:before="0"/>
-        <w:jc w:val="both"/>
+        <w:jc w:val="right"/>
+      </w:pPr>
+      <w:r>
+        <w:t>فتح «طلباتي» ورؤية الصف المتاح (أحمر باهت).</w:t>
+      </w:r>
+    </w:p>
+    <w:p>
+      <w:pPr>
+        <w:pStyle w:val="ListNumber"/>
+        <w:bidi/>
+        <w:jc w:val="right"/>
+      </w:pPr>
+      <w:r>
+        <w:t>فتح القرار المتاح للقبول.</w:t>
+      </w:r>
+    </w:p>
+    <w:p>
+      <w:pPr>
+        <w:pStyle w:val="ListNumber"/>
+        <w:bidi/>
+        <w:jc w:val="right"/>
+      </w:pPr>
+      <w:r>
+        <w:t>الضغط على «قبول القرار».</w:t>
+      </w:r>
+    </w:p>
+    <w:p>
+      <w:pPr>
+        <w:bidi/>
+        <w:jc w:val="right"/>
       </w:pPr>
       <w:r>
         <w:rPr>
           <w:b w:val="0"/>
-          <w:sz w:val="24"/>
-          <w:rtl/>
-          <w:rFonts w:cs="Arial" w:ascii="Arial" w:hAnsi="Arial"/>
         </w:rPr>
-        <w:t>للمدقق ثلاثة مسارات أثناء المراجعة: الاعتماد، أو التصحيح المباشر ثم الاعتماد، أو الإعادة للتصحيح. النسخة المعتمدة للقراءة فقط حتى يفتحها المسؤول.</w:t>
+        <w:t>النتيجة: يُسجَّل وقت القبول ويصبح القرار قابلاً للتحرير.</w:t>
       </w:r>
     </w:p>
     <w:p>
       <w:pPr>
         <w:bidi/>
-        <w:spacing w:after="120" w:before="280"/>
+        <w:jc w:val="right"/>
+      </w:pPr>
+      <w:r>
+        <w:rPr>
+          <w:b w:val="0"/>
+        </w:rPr>
+        <w:t>القواعد: لا يمكن قبول أو فتح قرار أدنى أولوية قبل الأعلى/الأقدم.</w:t>
+      </w:r>
+    </w:p>
+    <w:p>
+      <w:pPr>
+        <w:pStyle w:val="Heading3"/>
+        <w:bidi/>
+        <w:jc w:val="right"/>
+      </w:pPr>
+      <w:r>
+        <w:t>UC-04: تحضير القرار (الهيئة والمحتوى)</w:t>
+      </w:r>
+    </w:p>
+    <w:p>
+      <w:pPr>
+        <w:bidi/>
         <w:jc w:val="right"/>
       </w:pPr>
       <w:r>
         <w:rPr>
           <w:b/>
-          <w:color w:val="0D4536"/>
-          <w:sz w:val="26"/>
-          <w:rtl/>
-          <w:rFonts w:cs="Arial" w:ascii="Arial" w:hAnsi="Arial"/>
         </w:rPr>
-        <w:t>شاشة تسجيل الدخول</w:t>
+        <w:t>الفاعل: الناسخ</w:t>
       </w:r>
     </w:p>
     <w:p>
       <w:pPr>
         <w:bidi/>
-        <w:spacing w:after="120" w:before="0"/>
         <w:jc w:val="right"/>
       </w:pPr>
       <w:r>
         <w:rPr>
           <w:b w:val="0"/>
-          <w:sz w:val="24"/>
-          <w:rtl/>
-          <w:rFonts w:cs="Arial" w:ascii="Arial" w:hAnsi="Arial"/>
         </w:rPr>
-        <w:t>يبدأ كل مستخدم بتسجيل الدخول؛ ثم يعرض النظام واجهة مخصّصة حسب دوره.</w:t>
+        <w:t>الشرط المسبق: قبل القرار وهو «قيد التحضير».</w:t>
       </w:r>
     </w:p>
     <w:p>
       <w:pPr>
-        <w:spacing w:before="160" w:after="40"/>
-        <w:jc w:val="center"/>
+        <w:bidi/>
+        <w:jc w:val="right"/>
       </w:pPr>
       <w:r>
-        <w:drawing>
-          <wp:inline xmlns:a="http://schemas.openxmlformats.org/drawingml/2006/main" xmlns:pic="http://schemas.openxmlformats.org/drawingml/2006/picture">
-            <wp:extent cx="5852160" cy="3657600"/>
-            <wp:docPr id="1" name="Picture 1"/>
-            <wp:cNvGraphicFramePr>
-              <a:graphicFrameLocks noChangeAspect="1"/>
-            </wp:cNvGraphicFramePr>
-            <a:graphic>
-              <a:graphicData uri="http://schemas.openxmlformats.org/drawingml/2006/picture">
-                <pic:pic>
-                  <pic:nvPicPr>
-                    <pic:cNvPr id="0" name="01-login.png"/>
-                    <pic:cNvPicPr/>
-                  </pic:nvPicPr>
-                  <pic:blipFill>
-                    <a:blip r:embed="rId9"/>
-                    <a:stretch>
-                      <a:fillRect/>
-                    </a:stretch>
-                  </pic:blipFill>
-                  <pic:spPr>
-                    <a:xfrm>
-                      <a:off x="0" y="0"/>
-                      <a:ext cx="5852160" cy="3657600"/>
-                    </a:xfrm>
-                    <a:prstGeom prst="rect"/>
-                  </pic:spPr>
-                </pic:pic>
-              </a:graphicData>
-            </a:graphic>
-          </wp:inline>
-        </w:drawing>
+        <w:rPr>
+          <w:b/>
+        </w:rPr>
+        <w:t>الخطوات:</w:t>
       </w:r>
     </w:p>
     <w:p>
       <w:pPr>
+        <w:pStyle w:val="ListNumber"/>
         <w:bidi/>
-        <w:spacing w:after="240" w:before="0"/>
-        <w:jc w:val="center"/>
+        <w:jc w:val="right"/>
+      </w:pPr>
+      <w:r>
+        <w:t>اختيار نوع القرار وتعبئة الهيئة (الرئيس + الأعضاء + الصفات).</w:t>
+      </w:r>
+    </w:p>
+    <w:p>
+      <w:pPr>
+        <w:pStyle w:val="ListNumber"/>
+        <w:bidi/>
+        <w:jc w:val="right"/>
+      </w:pPr>
+      <w:r>
+        <w:t>تحديد المنتدبين وإدخال تاريخ/رقم الندب.</w:t>
+      </w:r>
+    </w:p>
+    <w:p>
+      <w:pPr>
+        <w:pStyle w:val="ListNumber"/>
+        <w:bidi/>
+        <w:jc w:val="right"/>
+      </w:pPr>
+      <w:r>
+        <w:t>إدراج الفقرات وكتابة المحتوى.</w:t>
+      </w:r>
+    </w:p>
+    <w:p>
+      <w:pPr>
+        <w:pStyle w:val="ListNumber"/>
+        <w:bidi/>
+        <w:jc w:val="right"/>
+      </w:pPr>
+      <w:r>
+        <w:t>عند اللزوم: تعليم المخالفين وكتابة ملحق المخالفة والرد.</w:t>
+      </w:r>
+    </w:p>
+    <w:p>
+      <w:pPr>
+        <w:pStyle w:val="ListNumber"/>
+        <w:bidi/>
+        <w:jc w:val="right"/>
+      </w:pPr>
+      <w:r>
+        <w:t>حفظ مسودة ثم «حفظ وإرسال للمراجعة».</w:t>
+      </w:r>
+    </w:p>
+    <w:p>
+      <w:pPr>
+        <w:bidi/>
+        <w:jc w:val="right"/>
       </w:pPr>
       <w:r>
         <w:rPr>
           <w:b w:val="0"/>
-          <w:color w:val="6B756F"/>
-          <w:sz w:val="20"/>
-          <w:rtl/>
-          <w:rFonts w:cs="Arial" w:ascii="Arial" w:hAnsi="Arial"/>
         </w:rPr>
-        <w:t>شكل: شاشة تسجيل الدخول (FR-01)</w:t>
+        <w:t>النتيجة: يُحفَظ المحتوى وينتقل القرار إلى «قيد المراجعة».</w:t>
       </w:r>
     </w:p>
     <w:p>
+      <w:pPr>
+        <w:bidi/>
+        <w:jc w:val="right"/>
+      </w:pPr>
       <w:r>
-        <w:br w:type="page"/>
+        <w:rPr>
+          <w:b w:val="0"/>
+        </w:rPr>
+        <w:t>القواعد: يُمنع الإرسال إن كانت المخالفة/الرد مفعّلة بلا نص.</w:t>
       </w:r>
     </w:p>
     <w:p>
       <w:pPr>
+        <w:pStyle w:val="Heading3"/>
         <w:bidi/>
-        <w:spacing w:after="120" w:before="280"/>
+        <w:jc w:val="right"/>
+      </w:pPr>
+      <w:r>
+        <w:t>UC-05: مراجعة واعتماد القرار</w:t>
+      </w:r>
+    </w:p>
+    <w:p>
+      <w:pPr>
+        <w:bidi/>
         <w:jc w:val="right"/>
       </w:pPr>
       <w:r>
         <w:rPr>
           <w:b/>
-          <w:color w:val="0D4536"/>
-          <w:sz w:val="36"/>
-          <w:rtl/>
-          <w:rFonts w:cs="Arial" w:ascii="Arial" w:hAnsi="Arial"/>
         </w:rPr>
-        <w:t>٢) المسؤول (مدير النظام)</w:t>
+        <w:t>الفاعل: المدقق</w:t>
       </w:r>
     </w:p>
     <w:p>
       <w:pPr>
         <w:bidi/>
-        <w:spacing w:after="120" w:before="0"/>
-        <w:jc w:val="both"/>
+        <w:jc w:val="right"/>
       </w:pPr>
       <w:r>
         <w:rPr>
           <w:b w:val="0"/>
-          <w:sz w:val="24"/>
-          <w:rtl/>
-          <w:rFonts w:cs="Arial" w:ascii="Arial" w:hAnsi="Arial"/>
         </w:rPr>
-        <w:t>المسؤول يهيّئ النظام بالكامل: المحاكم والغرف وسياسات الترقيم، والمستخدمين والأدوار، والقضاة، والنماذج والفقرات، وضبط بدايات الترقيم عند الإطلاق، وفتح النسخ المعتمدة عند الحاجة. ولوحة التقارير تعرض «متوسط زمن القبول».</w:t>
+        <w:t>الشرط المسبق: القرار «قيد المراجعة» ضمن محاكم المدقق.</w:t>
       </w:r>
     </w:p>
     <w:p>
       <w:pPr>
         <w:bidi/>
-        <w:spacing w:after="120" w:before="280"/>
         <w:jc w:val="right"/>
       </w:pPr>
       <w:r>
         <w:rPr>
           <w:b/>
-          <w:color w:val="0D4536"/>
-          <w:sz w:val="26"/>
-          <w:rtl/>
-          <w:rFonts w:cs="Arial" w:ascii="Arial" w:hAnsi="Arial"/>
         </w:rPr>
-        <w:t>حالات الاستخدام</w:t>
+        <w:t>الخطوات:</w:t>
       </w:r>
     </w:p>
     <w:p>
       <w:pPr>
-        <w:pStyle w:val="ListBullet"/>
+        <w:pStyle w:val="ListNumber"/>
         <w:bidi/>
-        <w:spacing w:after="60"/>
         <w:jc w:val="right"/>
       </w:pPr>
       <w:r>
-        <w:rPr>
-          <w:sz w:val="24"/>
-          <w:rtl/>
-          <w:rFonts w:cs="Arial" w:ascii="Arial" w:hAnsi="Arial"/>
-        </w:rPr>
-        <w:t>• إدارة المحاكم والغرف وتحديد سياسة ترقيم المتفرق لكل غرفة (مستوى المحكمة/الغرفة/مستوى خاص A–Z).</w:t>
+        <w:t>مراجعة المحتوى.</w:t>
       </w:r>
     </w:p>
     <w:p>
       <w:pPr>
-        <w:pStyle w:val="ListBullet"/>
+        <w:pStyle w:val="ListNumber"/>
         <w:bidi/>
-        <w:spacing w:after="60"/>
         <w:jc w:val="right"/>
       </w:pPr>
       <w:r>
-        <w:rPr>
-          <w:sz w:val="24"/>
-          <w:rtl/>
-          <w:rFonts w:cs="Arial" w:ascii="Arial" w:hAnsi="Arial"/>
-        </w:rPr>
-        <w:t>• عرض المستويات الخاصة، وضبط بدايات الترقيم عند الإطلاق.</w:t>
+        <w:t>التصحيح المباشر أو الإعادة للتصحيح عند اللزوم.</w:t>
       </w:r>
     </w:p>
     <w:p>
       <w:pPr>
-        <w:pStyle w:val="ListBullet"/>
+        <w:pStyle w:val="ListNumber"/>
         <w:bidi/>
-        <w:spacing w:after="60"/>
         <w:jc w:val="right"/>
       </w:pPr>
       <w:r>
-        <w:rPr>
-          <w:sz w:val="24"/>
-          <w:rtl/>
-          <w:rFonts w:cs="Arial" w:ascii="Arial" w:hAnsi="Arial"/>
-        </w:rPr>
-        <w:t>• إدارة المستخدمين والأدوار وتخصيص المحاكم، والقضاة، وقوالب الفقرات والنماذج الديناميكية.</w:t>
+        <w:t>الضغط على «اعتماد».</w:t>
       </w:r>
     </w:p>
     <w:p>
       <w:pPr>
-        <w:pStyle w:val="ListBullet"/>
         <w:bidi/>
-        <w:spacing w:after="60"/>
         <w:jc w:val="right"/>
       </w:pPr>
       <w:r>
         <w:rPr>
-          <w:sz w:val="24"/>
-          <w:rtl/>
-          <w:rFonts w:cs="Arial" w:ascii="Arial" w:hAnsi="Arial"/>
+          <w:b w:val="0"/>
         </w:rPr>
-        <w:t>• الاطّلاع على التقارير (إجمالي/معتمد/متوسط مدة الإنجاز/متوسط زمن القبول)، وفتح النسخ المعتمدة عند الضرورة.</w:t>
+        <w:t>النتيجة: يُعتمد القرار (يُقفل) ويدخل رتل طباعة المدقق (لا طباعة تلقائية).</w:t>
       </w:r>
     </w:p>
     <w:p>
       <w:pPr>
         <w:bidi/>
-        <w:spacing w:after="120" w:before="280"/>
+        <w:jc w:val="right"/>
+      </w:pPr>
+      <w:r>
+        <w:rPr>
+          <w:b w:val="0"/>
+        </w:rPr>
+        <w:t>القواعد: الاعتماد يتبع الأولوية: لا اعتماد قبل الأعلى/الأقدم قيد المراجعة.</w:t>
+      </w:r>
+    </w:p>
+    <w:p>
+      <w:pPr>
+        <w:pStyle w:val="Heading3"/>
+        <w:bidi/>
+        <w:jc w:val="right"/>
+      </w:pPr>
+      <w:r>
+        <w:t>UC-06: التصعيد إلى موقوف مع ملاحظة</w:t>
+      </w:r>
+    </w:p>
+    <w:p>
+      <w:pPr>
+        <w:bidi/>
         <w:jc w:val="right"/>
       </w:pPr>
       <w:r>
         <w:rPr>
           <w:b/>
-          <w:color w:val="0D4536"/>
-          <w:sz w:val="26"/>
-          <w:rtl/>
-          <w:rFonts w:cs="Arial" w:ascii="Arial" w:hAnsi="Arial"/>
         </w:rPr>
-        <w:t>لقطات الشاشة</w:t>
+        <w:t>الفاعل: رئيس الديوان</w:t>
       </w:r>
     </w:p>
     <w:p>
       <w:pPr>
-        <w:spacing w:before="160" w:after="40"/>
-        <w:jc w:val="center"/>
+        <w:bidi/>
+        <w:jc w:val="right"/>
       </w:pPr>
       <w:r>
-        <w:drawing>
-          <wp:inline xmlns:a="http://schemas.openxmlformats.org/drawingml/2006/main" xmlns:pic="http://schemas.openxmlformats.org/drawingml/2006/picture">
-            <wp:extent cx="5852160" cy="3657600"/>
-            <wp:docPr id="2" name="Picture 2"/>
-            <wp:cNvGraphicFramePr>
-              <a:graphicFrameLocks noChangeAspect="1"/>
-            </wp:cNvGraphicFramePr>
-            <a:graphic>
-              <a:graphicData uri="http://schemas.openxmlformats.org/drawingml/2006/picture">
-                <pic:pic>
-                  <pic:nvPicPr>
-                    <pic:cNvPr id="0" name="10-admin-requests.png"/>
-                    <pic:cNvPicPr/>
-                  </pic:nvPicPr>
-                  <pic:blipFill>
-                    <a:blip r:embed="rId10"/>
-                    <a:stretch>
-                      <a:fillRect/>
-                    </a:stretch>
-                  </pic:blipFill>
-                  <pic:spPr>
-                    <a:xfrm>
-                      <a:off x="0" y="0"/>
-                      <a:ext cx="5852160" cy="3657600"/>
-                    </a:xfrm>
-                    <a:prstGeom prst="rect"/>
-                  </pic:spPr>
-                </pic:pic>
-              </a:graphicData>
-            </a:graphic>
-          </wp:inline>
-        </w:drawing>
+        <w:rPr>
+          <w:b w:val="0"/>
+        </w:rPr>
+        <w:t>الشرط المسبق: قرار غير معتمد في محكمته.</w:t>
       </w:r>
     </w:p>
     <w:p>
       <w:pPr>
         <w:bidi/>
-        <w:spacing w:after="240" w:before="0"/>
-        <w:jc w:val="center"/>
+        <w:jc w:val="right"/>
+      </w:pPr>
+      <w:r>
+        <w:rPr>
+          <w:b/>
+        </w:rPr>
+        <w:t>الخطوات:</w:t>
+      </w:r>
+    </w:p>
+    <w:p>
+      <w:pPr>
+        <w:pStyle w:val="ListNumber"/>
+        <w:bidi/>
+        <w:jc w:val="right"/>
+      </w:pPr>
+      <w:r>
+        <w:t>فتح القرار.</w:t>
+      </w:r>
+    </w:p>
+    <w:p>
+      <w:pPr>
+        <w:pStyle w:val="ListNumber"/>
+        <w:bidi/>
+        <w:jc w:val="right"/>
+      </w:pPr>
+      <w:r>
+        <w:t>الضغط على «تصعيد إلى موقوف».</w:t>
+      </w:r>
+    </w:p>
+    <w:p>
+      <w:pPr>
+        <w:pStyle w:val="ListNumber"/>
+        <w:bidi/>
+        <w:jc w:val="right"/>
+      </w:pPr>
+      <w:r>
+        <w:t>إدخال ملاحظة/رقم طلب التصعيد (اختياري).</w:t>
+      </w:r>
+    </w:p>
+    <w:p>
+      <w:pPr>
+        <w:bidi/>
+        <w:jc w:val="right"/>
       </w:pPr>
       <w:r>
         <w:rPr>
           <w:b w:val="0"/>
-          <w:color w:val="6B756F"/>
-          <w:sz w:val="20"/>
-          <w:rtl/>
-          <w:rFonts w:cs="Arial" w:ascii="Arial" w:hAnsi="Arial"/>
         </w:rPr>
-        <w:t>شكل: المسؤول: عرض جميع الطلبات في كل المحاكم</w:t>
+        <w:t>النتيجة: تصبح حالة القرار «موقوف» (أعلى أولوية) وتُسجَّل الملاحظة في التدقيق.</w:t>
       </w:r>
     </w:p>
     <w:p>
       <w:pPr>
-        <w:spacing w:before="160" w:after="40"/>
-        <w:jc w:val="center"/>
+        <w:bidi/>
+        <w:jc w:val="right"/>
       </w:pPr>
       <w:r>
-        <w:drawing>
-          <wp:inline xmlns:a="http://schemas.openxmlformats.org/drawingml/2006/main" xmlns:pic="http://schemas.openxmlformats.org/drawingml/2006/picture">
-            <wp:extent cx="5852160" cy="3657600"/>
-            <wp:docPr id="3" name="Picture 3"/>
-            <wp:cNvGraphicFramePr>
-              <a:graphicFrameLocks noChangeAspect="1"/>
-            </wp:cNvGraphicFramePr>
-            <a:graphic>
-              <a:graphicData uri="http://schemas.openxmlformats.org/drawingml/2006/picture">
-                <pic:pic>
-                  <pic:nvPicPr>
-                    <pic:cNvPr id="0" name="11-admin-courts.png"/>
-                    <pic:cNvPicPr/>
-                  </pic:nvPicPr>
-                  <pic:blipFill>
-                    <a:blip r:embed="rId11"/>
-                    <a:stretch>
-                      <a:fillRect/>
-                    </a:stretch>
-                  </pic:blipFill>
-                  <pic:spPr>
-                    <a:xfrm>
-                      <a:off x="0" y="0"/>
-                      <a:ext cx="5852160" cy="3657600"/>
-                    </a:xfrm>
-                    <a:prstGeom prst="rect"/>
-                  </pic:spPr>
-                </pic:pic>
-              </a:graphicData>
-            </a:graphic>
-          </wp:inline>
-        </w:drawing>
+        <w:rPr>
+          <w:b w:val="0"/>
+        </w:rPr>
+        <w:t>القواعد: لا يمكن تخفيض الموقوف عبر مسار التصعيد.</w:t>
       </w:r>
     </w:p>
     <w:p>
       <w:pPr>
+        <w:pStyle w:val="Heading3"/>
         <w:bidi/>
-        <w:spacing w:after="240" w:before="0"/>
-        <w:jc w:val="center"/>
+        <w:jc w:val="right"/>
+      </w:pPr>
+      <w:r>
+        <w:t>UC-07: الطباعة من رتل المدقق</w:t>
+      </w:r>
+    </w:p>
+    <w:p>
+      <w:pPr>
+        <w:bidi/>
+        <w:jc w:val="right"/>
+      </w:pPr>
+      <w:r>
+        <w:rPr>
+          <w:b/>
+        </w:rPr>
+        <w:t>الفاعل: المدقق</w:t>
+      </w:r>
+    </w:p>
+    <w:p>
+      <w:pPr>
+        <w:bidi/>
+        <w:jc w:val="right"/>
       </w:pPr>
       <w:r>
         <w:rPr>
           <w:b w:val="0"/>
-          <w:color w:val="6B756F"/>
-          <w:sz w:val="20"/>
-          <w:rtl/>
-          <w:rFonts w:cs="Arial" w:ascii="Arial" w:hAnsi="Arial"/>
         </w:rPr>
-        <w:t>شكل: إدارة المحاكم والغرف وسياسة ترقيم المتفرق (FR-03)</w:t>
+        <w:t>الشرط المسبق: وجود قرارات معتمدة غير مطبوعة.</w:t>
       </w:r>
     </w:p>
     <w:p>
       <w:pPr>
-        <w:spacing w:before="160" w:after="40"/>
-        <w:jc w:val="center"/>
+        <w:bidi/>
+        <w:jc w:val="right"/>
       </w:pPr>
       <w:r>
-        <w:drawing>
-          <wp:inline xmlns:a="http://schemas.openxmlformats.org/drawingml/2006/main" xmlns:pic="http://schemas.openxmlformats.org/drawingml/2006/picture">
-            <wp:extent cx="5852160" cy="3657600"/>
-            <wp:docPr id="4" name="Picture 4"/>
-            <wp:cNvGraphicFramePr>
-              <a:graphicFrameLocks noChangeAspect="1"/>
-            </wp:cNvGraphicFramePr>
-            <a:graphic>
-              <a:graphicData uri="http://schemas.openxmlformats.org/drawingml/2006/picture">
-                <pic:pic>
-                  <pic:nvPicPr>
-                    <pic:cNvPr id="0" name="12-admin-levels.png"/>
-                    <pic:cNvPicPr/>
-                  </pic:nvPicPr>
-                  <pic:blipFill>
-                    <a:blip r:embed="rId12"/>
-                    <a:stretch>
-                      <a:fillRect/>
-                    </a:stretch>
-                  </pic:blipFill>
-                  <pic:spPr>
-                    <a:xfrm>
-                      <a:off x="0" y="0"/>
-                      <a:ext cx="5852160" cy="3657600"/>
-                    </a:xfrm>
-                    <a:prstGeom prst="rect"/>
-                  </pic:spPr>
-                </pic:pic>
-              </a:graphicData>
-            </a:graphic>
-          </wp:inline>
-        </w:drawing>
+        <w:rPr>
+          <w:b/>
+        </w:rPr>
+        <w:t>الخطوات:</w:t>
       </w:r>
     </w:p>
     <w:p>
       <w:pPr>
+        <w:pStyle w:val="ListNumber"/>
         <w:bidi/>
-        <w:spacing w:after="240" w:before="0"/>
-        <w:jc w:val="center"/>
+        <w:jc w:val="right"/>
+      </w:pPr>
+      <w:r>
+        <w:t>فتح تبويب «رتل الطباعة».</w:t>
+      </w:r>
+    </w:p>
+    <w:p>
+      <w:pPr>
+        <w:pStyle w:val="ListNumber"/>
+        <w:bidi/>
+        <w:jc w:val="right"/>
+      </w:pPr>
+      <w:r>
+        <w:t>تحديد قرار (يُحدَّد تلقائياً كل ما قبله).</w:t>
+      </w:r>
+    </w:p>
+    <w:p>
+      <w:pPr>
+        <w:pStyle w:val="ListNumber"/>
+        <w:bidi/>
+        <w:jc w:val="right"/>
+      </w:pPr>
+      <w:r>
+        <w:t>«طباعة المحدد».</w:t>
+      </w:r>
+    </w:p>
+    <w:p>
+      <w:pPr>
+        <w:bidi/>
+        <w:jc w:val="right"/>
       </w:pPr>
       <w:r>
         <w:rPr>
           <w:b w:val="0"/>
-          <w:color w:val="6B756F"/>
-          <w:sz w:val="20"/>
-          <w:rtl/>
-          <w:rFonts w:cs="Arial" w:ascii="Arial" w:hAnsi="Arial"/>
         </w:rPr>
-        <w:t>شكل: عرض مستويات الترقيم الخاصة والغرف المرتبطة بها</w:t>
+        <w:t>النتيجة: تُطبع القرارات في ملف PDF مدمج وتُزال من الرتل.</w:t>
       </w:r>
     </w:p>
     <w:p>
       <w:pPr>
-        <w:spacing w:before="160" w:after="40"/>
-        <w:jc w:val="center"/>
+        <w:bidi/>
+        <w:jc w:val="right"/>
       </w:pPr>
       <w:r>
-        <w:drawing>
-          <wp:inline xmlns:a="http://schemas.openxmlformats.org/drawingml/2006/main" xmlns:pic="http://schemas.openxmlformats.org/drawingml/2006/picture">
-            <wp:extent cx="5852160" cy="3657600"/>
-            <wp:docPr id="5" name="Picture 5"/>
-            <wp:cNvGraphicFramePr>
-              <a:graphicFrameLocks noChangeAspect="1"/>
-            </wp:cNvGraphicFramePr>
-            <a:graphic>
-              <a:graphicData uri="http://schemas.openxmlformats.org/drawingml/2006/picture">
-                <pic:pic>
-                  <pic:nvPicPr>
-                    <pic:cNvPr id="0" name="13-admin-starts.png"/>
-                    <pic:cNvPicPr/>
-                  </pic:nvPicPr>
-                  <pic:blipFill>
-                    <a:blip r:embed="rId13"/>
-                    <a:stretch>
-                      <a:fillRect/>
-                    </a:stretch>
-                  </pic:blipFill>
-                  <pic:spPr>
-                    <a:xfrm>
-                      <a:off x="0" y="0"/>
-                      <a:ext cx="5852160" cy="3657600"/>
-                    </a:xfrm>
-                    <a:prstGeom prst="rect"/>
-                  </pic:spPr>
-                </pic:pic>
-              </a:graphicData>
-            </a:graphic>
-          </wp:inline>
-        </w:drawing>
+        <w:rPr>
+          <w:b w:val="0"/>
+        </w:rPr>
+        <w:t>القواعد: الاختيار تراكمي حسب الأولوية والتسلسل.</w:t>
       </w:r>
     </w:p>
     <w:p>
       <w:pPr>
+        <w:pStyle w:val="Heading3"/>
         <w:bidi/>
-        <w:spacing w:after="240" w:before="0"/>
-        <w:jc w:val="center"/>
+        <w:jc w:val="right"/>
+      </w:pPr>
+      <w:r>
+        <w:t>UC-08: الطباعة من رتل المحرر</w:t>
+      </w:r>
+    </w:p>
+    <w:p>
+      <w:pPr>
+        <w:bidi/>
+        <w:jc w:val="right"/>
+      </w:pPr>
+      <w:r>
+        <w:rPr>
+          <w:b/>
+        </w:rPr>
+        <w:t>الفاعل: الناسخ</w:t>
+      </w:r>
+    </w:p>
+    <w:p>
+      <w:pPr>
+        <w:bidi/>
+        <w:jc w:val="right"/>
       </w:pPr>
       <w:r>
         <w:rPr>
           <w:b w:val="0"/>
-          <w:color w:val="6B756F"/>
-          <w:sz w:val="20"/>
-          <w:rtl/>
-          <w:rFonts w:cs="Arial" w:ascii="Arial" w:hAnsi="Arial"/>
         </w:rPr>
-        <w:t>شكل: ضبط بدايات الترقيم عند الإطلاق (FR-17)</w:t>
+        <w:t>الشرط المسبق: قبول قرارات وهي قيد التحضير.</w:t>
       </w:r>
     </w:p>
     <w:p>
       <w:pPr>
-        <w:spacing w:before="160" w:after="40"/>
-        <w:jc w:val="center"/>
+        <w:bidi/>
+        <w:jc w:val="right"/>
       </w:pPr>
       <w:r>
-        <w:drawing>
-          <wp:inline xmlns:a="http://schemas.openxmlformats.org/drawingml/2006/main" xmlns:pic="http://schemas.openxmlformats.org/drawingml/2006/picture">
-            <wp:extent cx="5852160" cy="3657600"/>
-            <wp:docPr id="6" name="Picture 6"/>
-            <wp:cNvGraphicFramePr>
-              <a:graphicFrameLocks noChangeAspect="1"/>
-            </wp:cNvGraphicFramePr>
-            <a:graphic>
-              <a:graphicData uri="http://schemas.openxmlformats.org/drawingml/2006/picture">
-                <pic:pic>
-                  <pic:nvPicPr>
-                    <pic:cNvPr id="0" name="14-admin-users.png"/>
-                    <pic:cNvPicPr/>
-                  </pic:nvPicPr>
-                  <pic:blipFill>
-                    <a:blip r:embed="rId14"/>
-                    <a:stretch>
-                      <a:fillRect/>
-                    </a:stretch>
-                  </pic:blipFill>
-                  <pic:spPr>
-                    <a:xfrm>
-                      <a:off x="0" y="0"/>
-                      <a:ext cx="5852160" cy="3657600"/>
-                    </a:xfrm>
-                    <a:prstGeom prst="rect"/>
-                  </pic:spPr>
-                </pic:pic>
-              </a:graphicData>
-            </a:graphic>
-          </wp:inline>
-        </w:drawing>
+        <w:rPr>
+          <w:b/>
+        </w:rPr>
+        <w:t>الخطوات:</w:t>
       </w:r>
     </w:p>
     <w:p>
       <w:pPr>
+        <w:pStyle w:val="ListNumber"/>
         <w:bidi/>
-        <w:spacing w:after="240" w:before="0"/>
-        <w:jc w:val="center"/>
+        <w:jc w:val="right"/>
+      </w:pPr>
+      <w:r>
+        <w:t>فتح تبويب «رتل الطباعة».</w:t>
+      </w:r>
+    </w:p>
+    <w:p>
+      <w:pPr>
+        <w:pStyle w:val="ListNumber"/>
+        <w:bidi/>
+        <w:jc w:val="right"/>
+      </w:pPr>
+      <w:r>
+        <w:t>تحديد مجموعة عشوائية من القرارات.</w:t>
+      </w:r>
+    </w:p>
+    <w:p>
+      <w:pPr>
+        <w:pStyle w:val="ListNumber"/>
+        <w:bidi/>
+        <w:jc w:val="right"/>
+      </w:pPr>
+      <w:r>
+        <w:t>«طباعة المحدد».</w:t>
+      </w:r>
+    </w:p>
+    <w:p>
+      <w:pPr>
+        <w:bidi/>
+        <w:jc w:val="right"/>
       </w:pPr>
       <w:r>
         <w:rPr>
           <w:b w:val="0"/>
-          <w:color w:val="6B756F"/>
-          <w:sz w:val="20"/>
-          <w:rtl/>
-          <w:rFonts w:cs="Arial" w:ascii="Arial" w:hAnsi="Arial"/>
         </w:rPr>
-        <w:t>شكل: إدارة المستخدمين والأدوار وتخصيص المحاكم (FR-02/FR-05)</w:t>
+        <w:t>النتيجة: تُطبع في ملف PDF مدمج وتُزال من الرتل.</w:t>
       </w:r>
     </w:p>
     <w:p>
       <w:pPr>
-        <w:spacing w:before="160" w:after="40"/>
-        <w:jc w:val="center"/>
+        <w:bidi/>
+        <w:jc w:val="right"/>
       </w:pPr>
       <w:r>
-        <w:drawing>
-          <wp:inline xmlns:a="http://schemas.openxmlformats.org/drawingml/2006/main" xmlns:pic="http://schemas.openxmlformats.org/drawingml/2006/picture">
-            <wp:extent cx="5852160" cy="3657600"/>
-            <wp:docPr id="7" name="Picture 7"/>
-            <wp:cNvGraphicFramePr>
-              <a:graphicFrameLocks noChangeAspect="1"/>
-            </wp:cNvGraphicFramePr>
-            <a:graphic>
-              <a:graphicData uri="http://schemas.openxmlformats.org/drawingml/2006/picture">
-                <pic:pic>
-                  <pic:nvPicPr>
-                    <pic:cNvPr id="0" name="15-admin-judges.png"/>
-                    <pic:cNvPicPr/>
-                  </pic:nvPicPr>
-                  <pic:blipFill>
-                    <a:blip r:embed="rId15"/>
-                    <a:stretch>
-                      <a:fillRect/>
-                    </a:stretch>
-                  </pic:blipFill>
-                  <pic:spPr>
-                    <a:xfrm>
-                      <a:off x="0" y="0"/>
-                      <a:ext cx="5852160" cy="3657600"/>
-                    </a:xfrm>
-                    <a:prstGeom prst="rect"/>
-                  </pic:spPr>
-                </pic:pic>
-              </a:graphicData>
-            </a:graphic>
-          </wp:inline>
-        </w:drawing>
+        <w:rPr>
+          <w:b w:val="0"/>
+        </w:rPr>
+        <w:t>القواعد: الاختيار عشوائي (مسودّات).</w:t>
       </w:r>
     </w:p>
     <w:p>
       <w:pPr>
+        <w:pStyle w:val="Heading3"/>
         <w:bidi/>
-        <w:spacing w:after="240" w:before="0"/>
-        <w:jc w:val="center"/>
+        <w:jc w:val="right"/>
+      </w:pPr>
+      <w:r>
+        <w:t>UC-09: الطباعة الدُفعية</w:t>
+      </w:r>
+    </w:p>
+    <w:p>
+      <w:pPr>
+        <w:bidi/>
+        <w:jc w:val="right"/>
+      </w:pPr>
+      <w:r>
+        <w:rPr>
+          <w:b/>
+        </w:rPr>
+        <w:t>الفاعل: مدير النظام / رئيس الديوان</w:t>
+      </w:r>
+    </w:p>
+    <w:p>
+      <w:pPr>
+        <w:bidi/>
+        <w:jc w:val="right"/>
       </w:pPr>
       <w:r>
         <w:rPr>
           <w:b w:val="0"/>
-          <w:color w:val="6B756F"/>
-          <w:sz w:val="20"/>
-          <w:rtl/>
-          <w:rFonts w:cs="Arial" w:ascii="Arial" w:hAnsi="Arial"/>
         </w:rPr>
-        <w:t>شكل: إدارة القضاة وإسنادهم للغرف (FR-04)</w:t>
+        <w:t>الشرط المسبق: صلاحية الطباعة الدُفعية (حسب الفلاغ).</w:t>
       </w:r>
     </w:p>
     <w:p>
       <w:pPr>
-        <w:spacing w:before="160" w:after="40"/>
-        <w:jc w:val="center"/>
+        <w:bidi/>
+        <w:jc w:val="right"/>
       </w:pPr>
       <w:r>
-        <w:drawing>
-          <wp:inline xmlns:a="http://schemas.openxmlformats.org/drawingml/2006/main" xmlns:pic="http://schemas.openxmlformats.org/drawingml/2006/picture">
-            <wp:extent cx="5852160" cy="3657600"/>
-            <wp:docPr id="8" name="Picture 8"/>
-            <wp:cNvGraphicFramePr>
-              <a:graphicFrameLocks noChangeAspect="1"/>
-            </wp:cNvGraphicFramePr>
-            <a:graphic>
-              <a:graphicData uri="http://schemas.openxmlformats.org/drawingml/2006/picture">
-                <pic:pic>
-                  <pic:nvPicPr>
-                    <pic:cNvPr id="0" name="16-admin-paragraphs.png"/>
-                    <pic:cNvPicPr/>
-                  </pic:nvPicPr>
-                  <pic:blipFill>
-                    <a:blip r:embed="rId16"/>
-                    <a:stretch>
-                      <a:fillRect/>
-                    </a:stretch>
-                  </pic:blipFill>
-                  <pic:spPr>
-                    <a:xfrm>
-                      <a:off x="0" y="0"/>
-                      <a:ext cx="5852160" cy="3657600"/>
-                    </a:xfrm>
-                    <a:prstGeom prst="rect"/>
-                  </pic:spPr>
-                </pic:pic>
-              </a:graphicData>
-            </a:graphic>
-          </wp:inline>
-        </w:drawing>
+        <w:rPr>
+          <w:b/>
+        </w:rPr>
+        <w:t>الخطوات:</w:t>
       </w:r>
     </w:p>
     <w:p>
       <w:pPr>
+        <w:pStyle w:val="ListNumber"/>
         <w:bidi/>
-        <w:spacing w:after="240" w:before="0"/>
-        <w:jc w:val="center"/>
+        <w:jc w:val="right"/>
+      </w:pPr>
+      <w:r>
+        <w:t>اختيار المحكمة ثم الغرفة وتاريخين والنوع (مثبتة/مسودة).</w:t>
+      </w:r>
+    </w:p>
+    <w:p>
+      <w:pPr>
+        <w:pStyle w:val="ListNumber"/>
+        <w:bidi/>
+        <w:jc w:val="right"/>
+      </w:pPr>
+      <w:r>
+        <w:t>«عرض المطابق» لرؤية العدد.</w:t>
+      </w:r>
+    </w:p>
+    <w:p>
+      <w:pPr>
+        <w:pStyle w:val="ListNumber"/>
+        <w:bidi/>
+        <w:jc w:val="right"/>
+      </w:pPr>
+      <w:r>
+        <w:t>«تنزيل ZIP».</w:t>
+      </w:r>
+    </w:p>
+    <w:p>
+      <w:pPr>
+        <w:bidi/>
+        <w:jc w:val="right"/>
       </w:pPr>
       <w:r>
         <w:rPr>
           <w:b w:val="0"/>
-          <w:color w:val="6B756F"/>
-          <w:sz w:val="20"/>
-          <w:rtl/>
-          <w:rFonts w:cs="Arial" w:ascii="Arial" w:hAnsi="Arial"/>
         </w:rPr>
-        <w:t>شكل: إدارة قوالب الفقرات (FR-09)</w:t>
+        <w:t>النتيجة: يُنزَّل ملف ZIP يحوي ملف PDF مستقلاً لكل قرار.</w:t>
       </w:r>
     </w:p>
     <w:p>
       <w:pPr>
-        <w:spacing w:before="160" w:after="40"/>
-        <w:jc w:val="center"/>
+        <w:bidi/>
+        <w:jc w:val="right"/>
       </w:pPr>
       <w:r>
-        <w:drawing>
-          <wp:inline xmlns:a="http://schemas.openxmlformats.org/drawingml/2006/main" xmlns:pic="http://schemas.openxmlformats.org/drawingml/2006/picture">
-            <wp:extent cx="5852160" cy="3657600"/>
-            <wp:docPr id="9" name="Picture 9"/>
-            <wp:cNvGraphicFramePr>
-              <a:graphicFrameLocks noChangeAspect="1"/>
-            </wp:cNvGraphicFramePr>
-            <a:graphic>
-              <a:graphicData uri="http://schemas.openxmlformats.org/drawingml/2006/picture">
-                <pic:pic>
-                  <pic:nvPicPr>
-                    <pic:cNvPr id="0" name="17-admin-forms.png"/>
-                    <pic:cNvPicPr/>
-                  </pic:nvPicPr>
-                  <pic:blipFill>
-                    <a:blip r:embed="rId17"/>
-                    <a:stretch>
-                      <a:fillRect/>
-                    </a:stretch>
-                  </pic:blipFill>
-                  <pic:spPr>
-                    <a:xfrm>
-                      <a:off x="0" y="0"/>
-                      <a:ext cx="5852160" cy="3657600"/>
-                    </a:xfrm>
-                    <a:prstGeom prst="rect"/>
-                  </pic:spPr>
-                </pic:pic>
-              </a:graphicData>
-            </a:graphic>
-          </wp:inline>
-        </w:drawing>
+        <w:rPr>
+          <w:b w:val="0"/>
+        </w:rPr>
+        <w:t>القواعد: تصدير قراءة فقط لا يعلّم «مطبوعة».</w:t>
       </w:r>
     </w:p>
     <w:p>
       <w:pPr>
+        <w:pStyle w:val="Heading3"/>
         <w:bidi/>
-        <w:spacing w:after="240" w:before="0"/>
-        <w:jc w:val="center"/>
+        <w:jc w:val="right"/>
+      </w:pPr>
+      <w:r>
+        <w:t>UC-10: فتح وإعادة اعتماد قرار</w:t>
+      </w:r>
+    </w:p>
+    <w:p>
+      <w:pPr>
+        <w:bidi/>
+        <w:jc w:val="right"/>
+      </w:pPr>
+      <w:r>
+        <w:rPr>
+          <w:b/>
+        </w:rPr>
+        <w:t>الفاعل: مدير النظام + الناسخ + المدقق</w:t>
+      </w:r>
+    </w:p>
+    <w:p>
+      <w:pPr>
+        <w:bidi/>
+        <w:jc w:val="right"/>
       </w:pPr>
       <w:r>
         <w:rPr>
           <w:b w:val="0"/>
-          <w:color w:val="6B756F"/>
-          <w:sz w:val="20"/>
-          <w:rtl/>
-          <w:rFonts w:cs="Arial" w:ascii="Arial" w:hAnsi="Arial"/>
         </w:rPr>
-        <w:t>شكل: إدارة النماذج الديناميكية وحقولها (FR-08)</w:t>
+        <w:t>الشرط المسبق: قرار «معتمد».</w:t>
       </w:r>
     </w:p>
     <w:p>
       <w:pPr>
-        <w:spacing w:before="160" w:after="40"/>
-        <w:jc w:val="center"/>
+        <w:bidi/>
+        <w:jc w:val="right"/>
       </w:pPr>
       <w:r>
-        <w:drawing>
-          <wp:inline xmlns:a="http://schemas.openxmlformats.org/drawingml/2006/main" xmlns:pic="http://schemas.openxmlformats.org/drawingml/2006/picture">
-            <wp:extent cx="5852160" cy="3657600"/>
-            <wp:docPr id="10" name="Picture 10"/>
-            <wp:cNvGraphicFramePr>
-              <a:graphicFrameLocks noChangeAspect="1"/>
-            </wp:cNvGraphicFramePr>
-            <a:graphic>
-              <a:graphicData uri="http://schemas.openxmlformats.org/drawingml/2006/picture">
-                <pic:pic>
-                  <pic:nvPicPr>
-                    <pic:cNvPr id="0" name="18-admin-reports.png"/>
-                    <pic:cNvPicPr/>
-                  </pic:nvPicPr>
-                  <pic:blipFill>
-                    <a:blip r:embed="rId18"/>
-                    <a:stretch>
-                      <a:fillRect/>
-                    </a:stretch>
-                  </pic:blipFill>
-                  <pic:spPr>
-                    <a:xfrm>
-                      <a:off x="0" y="0"/>
-                      <a:ext cx="5852160" cy="3657600"/>
-                    </a:xfrm>
-                    <a:prstGeom prst="rect"/>
-                  </pic:spPr>
-                </pic:pic>
-              </a:graphicData>
-            </a:graphic>
-          </wp:inline>
-        </w:drawing>
+        <w:rPr>
+          <w:b/>
+        </w:rPr>
+        <w:t>الخطوات:</w:t>
       </w:r>
     </w:p>
     <w:p>
       <w:pPr>
+        <w:pStyle w:val="ListNumber"/>
         <w:bidi/>
-        <w:spacing w:after="240" w:before="0"/>
-        <w:jc w:val="center"/>
+        <w:jc w:val="right"/>
+      </w:pPr>
+      <w:r>
+        <w:t>المدير: «فتح النسخة المعتمدة» مع سبب إلزامي.</w:t>
+      </w:r>
+    </w:p>
+    <w:p>
+      <w:pPr>
+        <w:pStyle w:val="ListNumber"/>
+        <w:bidi/>
+        <w:jc w:val="right"/>
+      </w:pPr>
+      <w:r>
+        <w:t>الناسخ: تحرير النسخة المفتوحة وإعادة الإرسال.</w:t>
+      </w:r>
+    </w:p>
+    <w:p>
+      <w:pPr>
+        <w:pStyle w:val="ListNumber"/>
+        <w:bidi/>
+        <w:jc w:val="right"/>
+      </w:pPr>
+      <w:r>
+        <w:t>المدقق: إعادة الاعتماد.</w:t>
+      </w:r>
+    </w:p>
+    <w:p>
+      <w:pPr>
+        <w:bidi/>
+        <w:jc w:val="right"/>
       </w:pPr>
       <w:r>
         <w:rPr>
           <w:b w:val="0"/>
-          <w:color w:val="6B756F"/>
-          <w:sz w:val="20"/>
-          <w:rtl/>
-          <w:rFonts w:cs="Arial" w:ascii="Arial" w:hAnsi="Arial"/>
         </w:rPr>
-        <w:t>شكل: لوحة التقارير — تشمل «متوسط زمن القبول» (FR-13)</w:t>
+        <w:t>النتيجة: يعود القرار «معتمداً» ويُتاح طبعه من جديد (صُفّر علَم الطباعة).</w:t>
       </w:r>
     </w:p>
     <w:p>
       <w:pPr>
-        <w:spacing w:before="160" w:after="40"/>
-        <w:jc w:val="center"/>
+        <w:pStyle w:val="Heading3"/>
+        <w:bidi/>
+        <w:jc w:val="right"/>
       </w:pPr>
       <w:r>
-        <w:drawing>
-          <wp:inline xmlns:a="http://schemas.openxmlformats.org/drawingml/2006/main" xmlns:pic="http://schemas.openxmlformats.org/drawingml/2006/picture">
-            <wp:extent cx="5852160" cy="3657600"/>
-            <wp:docPr id="11" name="Picture 11"/>
-            <wp:cNvGraphicFramePr>
-              <a:graphicFrameLocks noChangeAspect="1"/>
-            </wp:cNvGraphicFramePr>
-            <a:graphic>
-              <a:graphicData uri="http://schemas.openxmlformats.org/drawingml/2006/picture">
-                <pic:pic>
-                  <pic:nvPicPr>
-                    <pic:cNvPr id="0" name="19-admin-detail.png"/>
-                    <pic:cNvPicPr/>
-                  </pic:nvPicPr>
-                  <pic:blipFill>
-                    <a:blip r:embed="rId19"/>
-                    <a:stretch>
-                      <a:fillRect/>
-                    </a:stretch>
-                  </pic:blipFill>
-                  <pic:spPr>
-                    <a:xfrm>
-                      <a:off x="0" y="0"/>
-                      <a:ext cx="5852160" cy="3657600"/>
-                    </a:xfrm>
-                    <a:prstGeom prst="rect"/>
-                  </pic:spPr>
-                </pic:pic>
-              </a:graphicData>
-            </a:graphic>
-          </wp:inline>
-        </w:drawing>
+        <w:t>UC-11: تقرير سجل أعمال القضاة</w:t>
       </w:r>
     </w:p>
     <w:p>
       <w:pPr>
         <w:bidi/>
-        <w:spacing w:after="240" w:before="0"/>
-        <w:jc w:val="center"/>
+        <w:jc w:val="right"/>
+      </w:pPr>
+      <w:r>
+        <w:rPr>
+          <w:b/>
+        </w:rPr>
+        <w:t>الفاعل: أي دور مخوّل للتقارير</w:t>
+      </w:r>
+    </w:p>
+    <w:p>
+      <w:pPr>
+        <w:bidi/>
+        <w:jc w:val="right"/>
       </w:pPr>
       <w:r>
         <w:rPr>
           <w:b w:val="0"/>
-          <w:color w:val="6B756F"/>
-          <w:sz w:val="20"/>
-          <w:rtl/>
-          <w:rFonts w:cs="Arial" w:ascii="Arial" w:hAnsi="Arial"/>
         </w:rPr>
-        <w:t>شكل: المسؤول: تفاصيل نسخة معتمدة مع سجل التدقيق وزر فتح القفل (FR-12)</w:t>
+        <w:t>الشرط المسبق: مسجّل الدخول.</w:t>
       </w:r>
     </w:p>
     <w:p>
+      <w:pPr>
+        <w:bidi/>
+        <w:jc w:val="right"/>
+      </w:pPr>
       <w:r>
-        <w:br w:type="page"/>
+        <w:rPr>
+          <w:b/>
+        </w:rPr>
+        <w:t>الخطوات:</w:t>
       </w:r>
     </w:p>
     <w:p>
       <w:pPr>
+        <w:pStyle w:val="ListNumber"/>
         <w:bidi/>
-        <w:spacing w:after="120" w:before="280"/>
+        <w:jc w:val="right"/>
+      </w:pPr>
+      <w:r>
+        <w:t>فتح «التقارير» ← تبويب «سجل أعمال القضاة».</w:t>
+      </w:r>
+    </w:p>
+    <w:p>
+      <w:pPr>
+        <w:pStyle w:val="ListNumber"/>
+        <w:bidi/>
+        <w:jc w:val="right"/>
+      </w:pPr>
+      <w:r>
+        <w:t>تحديد مدى تاريخ الحجز (وفلاتر المحكمة/الغرفة).</w:t>
+      </w:r>
+    </w:p>
+    <w:p>
+      <w:pPr>
+        <w:pStyle w:val="ListNumber"/>
+        <w:bidi/>
+        <w:jc w:val="right"/>
+      </w:pPr>
+      <w:r>
+        <w:t>قراءة الجدول أو تصديره.</w:t>
+      </w:r>
+    </w:p>
+    <w:p>
+      <w:pPr>
+        <w:bidi/>
+        <w:jc w:val="right"/>
+      </w:pPr>
+      <w:r>
+        <w:rPr>
+          <w:b w:val="0"/>
+        </w:rPr>
+        <w:t>النتيجة: يُعرض لكل قاضٍ سجل القرارات التي شارك بها مع الدور وبيانات الانتداب.</w:t>
+      </w:r>
+    </w:p>
+    <w:p>
+      <w:pPr>
+        <w:pStyle w:val="Heading3"/>
+        <w:bidi/>
+        <w:jc w:val="right"/>
+      </w:pPr>
+      <w:r>
+        <w:t>UC-12: حذف آخر قرار</w:t>
+      </w:r>
+    </w:p>
+    <w:p>
+      <w:pPr>
+        <w:bidi/>
         <w:jc w:val="right"/>
       </w:pPr>
       <w:r>
         <w:rPr>
           <w:b/>
-          <w:color w:val="0D4536"/>
-          <w:sz w:val="36"/>
-          <w:rtl/>
-          <w:rFonts w:cs="Arial" w:ascii="Arial" w:hAnsi="Arial"/>
         </w:rPr>
-        <w:t>٣) رئيس الديوان</w:t>
+        <w:t>الفاعل: رئيس الديوان</w:t>
       </w:r>
     </w:p>
     <w:p>
       <w:pPr>
         <w:bidi/>
-        <w:spacing w:after="120" w:before="0"/>
-        <w:jc w:val="both"/>
+        <w:jc w:val="right"/>
       </w:pPr>
       <w:r>
         <w:rPr>
           <w:b w:val="0"/>
-          <w:sz w:val="24"/>
-          <w:rtl/>
-          <w:rFonts w:cs="Arial" w:ascii="Arial" w:hAnsi="Arial"/>
         </w:rPr>
-        <w:t>رئيس الديوان نقطة بدء العمل: ينشئ القرار العادي (ويُسجَّل تاريخ الحجز تلقائياً) أو قراراً متفرقاً مستنداً إلى نسخة معتمدة، ويصعّد قراراً غير معتمد إلى «مستعجل» عند الحاجة، ويحذف آخر قرار عند الخطأ، ويعاين ويطبع إعلام الحكم.</w:t>
+        <w:t>الشرط المسبق: وجود قرار قابل للحذف ضمن محاكمه.</w:t>
       </w:r>
     </w:p>
     <w:p>
       <w:pPr>
         <w:bidi/>
-        <w:spacing w:after="120" w:before="280"/>
         <w:jc w:val="right"/>
       </w:pPr>
       <w:r>
         <w:rPr>
           <w:b/>
-          <w:color w:val="0D4536"/>
-          <w:sz w:val="26"/>
-          <w:rtl/>
-          <w:rFonts w:cs="Arial" w:ascii="Arial" w:hAnsi="Arial"/>
         </w:rPr>
-        <w:t>حالات الاستخدام</w:t>
+        <w:t>الخطوات:</w:t>
       </w:r>
     </w:p>
     <w:p>
       <w:pPr>
-        <w:pStyle w:val="ListBullet"/>
+        <w:pStyle w:val="ListNumber"/>
         <w:bidi/>
-        <w:spacing w:after="60"/>
         <w:jc w:val="right"/>
       </w:pPr>
       <w:r>
-        <w:rPr>
-          <w:sz w:val="24"/>
-          <w:rtl/>
-          <w:rFonts w:cs="Arial" w:ascii="Arial" w:hAnsi="Arial"/>
-        </w:rPr>
-        <w:t>• إنشاء قرار عادي (رقم الأساس فريد للمحكمة؛ تاريخ الحجز تلقائي).</w:t>
+        <w:t>فتح «عمليات الحذف».</w:t>
       </w:r>
     </w:p>
     <w:p>
       <w:pPr>
-        <w:pStyle w:val="ListBullet"/>
+        <w:pStyle w:val="ListNumber"/>
         <w:bidi/>
-        <w:spacing w:after="60"/>
         <w:jc w:val="right"/>
       </w:pPr>
       <w:r>
-        <w:rPr>
-          <w:sz w:val="24"/>
-          <w:rtl/>
-          <w:rFonts w:cs="Arial" w:ascii="Arial" w:hAnsi="Arial"/>
-        </w:rPr>
-        <w:t>• إنشاء قرار متفرق باختيار النسخة الأصلية المعتمدة (يرث محكمتها/غرفتها/رقم أساسها).</w:t>
+        <w:t>اختيار آخر عادي لمحكمة أو آخر متفرق لنطاق.</w:t>
       </w:r>
     </w:p>
     <w:p>
       <w:pPr>
-        <w:pStyle w:val="ListBullet"/>
+        <w:pStyle w:val="ListNumber"/>
         <w:bidi/>
-        <w:spacing w:after="60"/>
         <w:jc w:val="right"/>
       </w:pPr>
       <w:r>
-        <w:rPr>
-          <w:sz w:val="24"/>
-          <w:rtl/>
-          <w:rFonts w:cs="Arial" w:ascii="Arial" w:hAnsi="Arial"/>
-        </w:rPr>
-        <w:t>• تصعيد قرار غير معتمد إلى «مستعجل» بإدخال رقم طلب الاستعجال فتتغيّر أولويته.</w:t>
+        <w:t>تأكيد الحذف.</w:t>
       </w:r>
     </w:p>
     <w:p>
       <w:pPr>
-        <w:pStyle w:val="ListBullet"/>
         <w:bidi/>
-        <w:spacing w:after="60"/>
         <w:jc w:val="right"/>
       </w:pPr>
       <w:r>
         <w:rPr>
-          <w:sz w:val="24"/>
-          <w:rtl/>
-          <w:rFonts w:cs="Arial" w:ascii="Arial" w:hAnsi="Arial"/>
+          <w:b w:val="0"/>
         </w:rPr>
-        <w:t>• متابعة «طلباتي» (الصفوف المقبولة مميَّزة بلون) مع التحديث التلقائي.</w:t>
+        <w:t>النتيجة: يُحذف القرار ويُعاد الرقم؛ ويبقى سجل التدقيق.</w:t>
       </w:r>
     </w:p>
     <w:p>
       <w:pPr>
-        <w:pStyle w:val="ListBullet"/>
         <w:bidi/>
-        <w:spacing w:after="60"/>
         <w:jc w:val="right"/>
       </w:pPr>
       <w:r>
         <w:rPr>
-          <w:sz w:val="24"/>
-          <w:rtl/>
-          <w:rFonts w:cs="Arial" w:ascii="Arial" w:hAnsi="Arial"/>
+          <w:b w:val="0"/>
         </w:rPr>
-        <w:t>• حذف آخر قرار عادي أو آخر متفرق، واستعراض النسخة الأصلية مع متفرقاتها، ومعاينة وطباعة إعلام الحكم.</w:t>
+        <w:t>القواعد: يُمنع حذف عادي مرتبط بمتفرقات.</w:t>
       </w:r>
     </w:p>
     <w:p>
       <w:pPr>
+        <w:pStyle w:val="Heading1"/>
         <w:bidi/>
-        <w:spacing w:after="120" w:before="280"/>
         <w:jc w:val="right"/>
       </w:pPr>
       <w:r>
-        <w:rPr>
-          <w:b/>
-          <w:color w:val="0D4536"/>
-          <w:sz w:val="26"/>
-          <w:rtl/>
-          <w:rFonts w:cs="Arial" w:ascii="Arial" w:hAnsi="Arial"/>
-        </w:rPr>
-        <w:t>لقطات الشاشة</w:t>
+        <w:t>10. قواعد العمل (BR) الملخّصة</w:t>
       </w:r>
     </w:p>
     <w:p>
       <w:pPr>
-        <w:spacing w:before="160" w:after="40"/>
-        <w:jc w:val="center"/>
+        <w:pStyle w:val="ListBullet"/>
+        <w:bidi/>
+        <w:jc w:val="right"/>
       </w:pPr>
       <w:r>
-        <w:drawing>
-          <wp:inline xmlns:a="http://schemas.openxmlformats.org/drawingml/2006/main" xmlns:pic="http://schemas.openxmlformats.org/drawingml/2006/picture">
-            <wp:extent cx="5852160" cy="3657600"/>
-            <wp:docPr id="12" name="Picture 12"/>
-            <wp:cNvGraphicFramePr>
-              <a:graphicFrameLocks noChangeAspect="1"/>
-            </wp:cNvGraphicFramePr>
-            <a:graphic>
-              <a:graphicData uri="http://schemas.openxmlformats.org/drawingml/2006/picture">
-                <pic:pic>
-                  <pic:nvPicPr>
-                    <pic:cNvPr id="0" name="20-head-requests.png"/>
-                    <pic:cNvPicPr/>
-                  </pic:nvPicPr>
-                  <pic:blipFill>
-                    <a:blip r:embed="rId20"/>
-                    <a:stretch>
-                      <a:fillRect/>
-                    </a:stretch>
-                  </pic:blipFill>
-                  <pic:spPr>
-                    <a:xfrm>
-                      <a:off x="0" y="0"/>
-                      <a:ext cx="5852160" cy="3657600"/>
-                    </a:xfrm>
-                    <a:prstGeom prst="rect"/>
-                  </pic:spPr>
-                </pic:pic>
-              </a:graphicData>
-            </a:graphic>
-          </wp:inline>
-        </w:drawing>
+        <w:t>BR-02: التحرير للناسخ المخصّص فقط.</w:t>
       </w:r>
     </w:p>
     <w:p>
       <w:pPr>
+        <w:pStyle w:val="ListBullet"/>
         <w:bidi/>
-        <w:spacing w:after="240" w:before="0"/>
-        <w:jc w:val="center"/>
+        <w:jc w:val="right"/>
+      </w:pPr>
+      <w:r>
+        <w:t>BR-03: المراجعة/الاعتماد للمدقق فقط.</w:t>
+      </w:r>
+    </w:p>
+    <w:p>
+      <w:pPr>
+        <w:pStyle w:val="ListBullet"/>
+        <w:bidi/>
+        <w:jc w:val="right"/>
+      </w:pPr>
+      <w:r>
+        <w:t>BR-04: القرار المعتمد للقراءة فقط (إلا بعد الفتح).</w:t>
+      </w:r>
+    </w:p>
+    <w:p>
+      <w:pPr>
+        <w:pStyle w:val="ListBullet"/>
+        <w:bidi/>
+        <w:jc w:val="right"/>
+      </w:pPr>
+      <w:r>
+        <w:t>BR-05: الفتح للمدير فقط، بسبب إلزامي.</w:t>
+      </w:r>
+    </w:p>
+    <w:p>
+      <w:pPr>
+        <w:pStyle w:val="ListBullet"/>
+        <w:bidi/>
+        <w:jc w:val="right"/>
+      </w:pPr>
+      <w:r>
+        <w:t>BR-06: كل عملية مقيّدة بالمحاكم المخصّصة للمستخدم.</w:t>
+      </w:r>
+    </w:p>
+    <w:p>
+      <w:pPr>
+        <w:pStyle w:val="ListBullet"/>
+        <w:bidi/>
+        <w:jc w:val="right"/>
+      </w:pPr>
+      <w:r>
+        <w:t>BR-07: رقم النسخة يُولّد ذرّياً في معاملة الإنشاء.</w:t>
+      </w:r>
+    </w:p>
+    <w:p>
+      <w:pPr>
+        <w:pStyle w:val="ListBullet"/>
+        <w:bidi/>
+        <w:jc w:val="right"/>
+      </w:pPr>
+      <w:r>
+        <w:t>BR-09: لا يُحذف عادي مرتبط بمتفرقات.</w:t>
+      </w:r>
+    </w:p>
+    <w:p>
+      <w:pPr>
+        <w:pStyle w:val="ListBullet"/>
+        <w:bidi/>
+        <w:jc w:val="right"/>
+      </w:pPr>
+      <w:r>
+        <w:t>BR-10: أولوية الطوابير: موقوف &gt; مستعجل &gt; عادي، ثم الأقدم.</w:t>
+      </w:r>
+    </w:p>
+    <w:p>
+      <w:pPr>
+        <w:pStyle w:val="ListBullet"/>
+        <w:bidi/>
+        <w:jc w:val="right"/>
+      </w:pPr>
+      <w:r>
+        <w:t>BR-11: المتفرق يستند إلى عادي معتمد ويأخذ رقم متفرق فقط.</w:t>
+      </w:r>
+    </w:p>
+    <w:p>
+      <w:pPr>
+        <w:pStyle w:val="ListBullet"/>
+        <w:bidi/>
+        <w:jc w:val="right"/>
+      </w:pPr>
+      <w:r>
+        <w:t>BR-12: رقم الأساس فريد لكل محكمة للعادي؛ تاريخ الحجز يُعيّنه النظام.</w:t>
+      </w:r>
+    </w:p>
+    <w:p>
+      <w:pPr>
+        <w:pStyle w:val="ListBullet"/>
+        <w:bidi/>
+        <w:jc w:val="right"/>
+      </w:pPr>
+      <w:r>
+        <w:t>BR-13: القبول والاعتماد يتبعان الأولوية ثم الأقدم؛ ويُسجَّل وقت القبول.</w:t>
+      </w:r>
+    </w:p>
+    <w:p>
+      <w:pPr>
+        <w:pStyle w:val="ListBullet"/>
+        <w:bidi/>
+        <w:jc w:val="right"/>
+      </w:pPr>
+      <w:r>
+        <w:t>BR-14: أسماء المحاكم والقضاة فريدة عالمياً، والغرفة فريدة ضمن محكمتها.</w:t>
+      </w:r>
+    </w:p>
+    <w:p>
+      <w:pPr>
+        <w:pStyle w:val="Heading1"/>
+        <w:bidi/>
+        <w:jc w:val="right"/>
+      </w:pPr>
+      <w:r>
+        <w:t>11. التشغيل</w:t>
+      </w:r>
+    </w:p>
+    <w:p>
+      <w:pPr>
+        <w:pStyle w:val="ListBullet"/>
+        <w:bidi/>
+        <w:jc w:val="right"/>
+      </w:pPr>
+      <w:r>
+        <w:t>محلياً: تشغيل الـ API (dotnet run) على 5253 والواجهة (Vite) على 5173؛ في بيئة التطوير تُطبَّق الترحيلات وتُزرع بيانات تجريبية تلقائياً.</w:t>
+      </w:r>
+    </w:p>
+    <w:p>
+      <w:pPr>
+        <w:pStyle w:val="ListBullet"/>
+        <w:bidi/>
+        <w:jc w:val="right"/>
+      </w:pPr>
+      <w:r>
+        <w:t>عبر Docker: SQL Server + API + واجهة Nginx؛ في التشغيل الأول JCS_BOOTSTRAP=true لتطبيق الترحيلات وزرع البيانات وإنشاء المدير، ثم يُعاد إلى false.</w:t>
+      </w:r>
+    </w:p>
+    <w:p>
+      <w:pPr>
+        <w:pStyle w:val="ListBullet"/>
+        <w:bidi/>
+        <w:jc w:val="right"/>
+      </w:pPr>
+      <w:r>
+        <w:t>الفلاغات تُضبط في .env وتُمرَّر إلى الحاويات عبر docker-compose.yml.</w:t>
+      </w:r>
+    </w:p>
+    <w:p>
+      <w:pPr>
+        <w:bidi/>
+        <w:jc w:val="right"/>
       </w:pPr>
       <w:r>
         <w:rPr>
           <w:b w:val="0"/>
-          <w:color w:val="6B756F"/>
-          <w:sz w:val="20"/>
-          <w:rtl/>
-          <w:rFonts w:cs="Arial" w:ascii="Arial" w:hAnsi="Arial"/>
         </w:rPr>
-        <w:t>شكل: رئيس الديوان: «طلباتي» — الصفوف المقبولة من الناسخ مميَّزة بلون، مع التحديث التلقائي</w:t>
+        <w:t xml:space="preserve"> </w:t>
       </w:r>
     </w:p>
     <w:p>
       <w:pPr>
-        <w:spacing w:before="160" w:after="40"/>
-        <w:jc w:val="center"/>
-      </w:pPr>
-      <w:r>
-        <w:drawing>
-          <wp:inline xmlns:a="http://schemas.openxmlformats.org/drawingml/2006/main" xmlns:pic="http://schemas.openxmlformats.org/drawingml/2006/picture">
-            <wp:extent cx="5852160" cy="3657600"/>
-            <wp:docPr id="13" name="Picture 13"/>
-            <wp:cNvGraphicFramePr>
-              <a:graphicFrameLocks noChangeAspect="1"/>
-            </wp:cNvGraphicFramePr>
-            <a:graphic>
-              <a:graphicData uri="http://schemas.openxmlformats.org/drawingml/2006/picture">
-                <pic:pic>
-                  <pic:nvPicPr>
-                    <pic:cNvPr id="0" name="21-head-create.png"/>
-                    <pic:cNvPicPr/>
-                  </pic:nvPicPr>
-                  <pic:blipFill>
-                    <a:blip r:embed="rId21"/>
-                    <a:stretch>
-                      <a:fillRect/>
-                    </a:stretch>
-                  </pic:blipFill>
-                  <pic:spPr>
-                    <a:xfrm>
-                      <a:off x="0" y="0"/>
-                      <a:ext cx="5852160" cy="3657600"/>
-                    </a:xfrm>
-                    <a:prstGeom prst="rect"/>
-                  </pic:spPr>
-                </pic:pic>
-              </a:graphicData>
-            </a:graphic>
-          </wp:inline>
-        </w:drawing>
-      </w:r>
-    </w:p>
-    <w:p>
-      <w:pPr>
         <w:bidi/>
-        <w:spacing w:after="240" w:before="0"/>
-        <w:jc w:val="center"/>
+        <w:jc w:val="right"/>
       </w:pPr>
       <w:r>
         <w:rPr>
-          <w:b w:val="0"/>
-          <w:color w:val="6B756F"/>
-          <w:sz w:val="20"/>
-          <w:rtl/>
-          <w:rFonts w:cs="Arial" w:ascii="Arial" w:hAnsi="Arial"/>
+          <w:i/>
         </w:rPr>
-        <w:t>شكل: إنشاء قرار عادي — «تاريخ الحجز» يُسجَّل تلقائياً من النظام (FR-06)</w:t>
-      </w:r>
-    </w:p>
-    <w:p>
-      <w:pPr>
-        <w:spacing w:before="160" w:after="40"/>
-        <w:jc w:val="center"/>
-      </w:pPr>
-      <w:r>
-        <w:drawing>
-          <wp:inline xmlns:a="http://schemas.openxmlformats.org/drawingml/2006/main" xmlns:pic="http://schemas.openxmlformats.org/drawingml/2006/picture">
-            <wp:extent cx="5852160" cy="3657600"/>
-            <wp:docPr id="14" name="Picture 14"/>
-            <wp:cNvGraphicFramePr>
-              <a:graphicFrameLocks noChangeAspect="1"/>
-            </wp:cNvGraphicFramePr>
-            <a:graphic>
-              <a:graphicData uri="http://schemas.openxmlformats.org/drawingml/2006/picture">
-                <pic:pic>
-                  <pic:nvPicPr>
-                    <pic:cNvPr id="0" name="21b-head-create-misc.png"/>
-                    <pic:cNvPicPr/>
-                  </pic:nvPicPr>
-                  <pic:blipFill>
-                    <a:blip r:embed="rId22"/>
-                    <a:stretch>
-                      <a:fillRect/>
-                    </a:stretch>
-                  </pic:blipFill>
-                  <pic:spPr>
-                    <a:xfrm>
-                      <a:off x="0" y="0"/>
-                      <a:ext cx="5852160" cy="3657600"/>
-                    </a:xfrm>
-                    <a:prstGeom prst="rect"/>
-                  </pic:spPr>
-                </pic:pic>
-              </a:graphicData>
-            </a:graphic>
-          </wp:inline>
-        </w:drawing>
-      </w:r>
-    </w:p>
-    <w:p>
-      <w:pPr>
-        <w:bidi/>
-        <w:spacing w:after="240" w:before="0"/>
-        <w:jc w:val="center"/>
-      </w:pPr>
-      <w:r>
-        <w:rPr>
-          <w:b w:val="0"/>
-          <w:color w:val="6B756F"/>
-          <w:sz w:val="20"/>
-          <w:rtl/>
-          <w:rFonts w:cs="Arial" w:ascii="Arial" w:hAnsi="Arial"/>
-        </w:rPr>
-        <w:t>شكل: إنشاء قرار متفرق: اختيار النسخة الأصلية المعتمدة (BR-11)</w:t>
-      </w:r>
-    </w:p>
-    <w:p>
-      <w:pPr>
-        <w:spacing w:before="160" w:after="40"/>
-        <w:jc w:val="center"/>
-      </w:pPr>
-      <w:r>
-        <w:drawing>
-          <wp:inline xmlns:a="http://schemas.openxmlformats.org/drawingml/2006/main" xmlns:pic="http://schemas.openxmlformats.org/drawingml/2006/picture">
-            <wp:extent cx="5852160" cy="3657600"/>
-            <wp:docPr id="15" name="Picture 15"/>
-            <wp:cNvGraphicFramePr>
-              <a:graphicFrameLocks noChangeAspect="1"/>
-            </wp:cNvGraphicFramePr>
-            <a:graphic>
-              <a:graphicData uri="http://schemas.openxmlformats.org/drawingml/2006/picture">
-                <pic:pic>
-                  <pic:nvPicPr>
-                    <pic:cNvPr id="0" name="22-head-deletions.png"/>
-                    <pic:cNvPicPr/>
-                  </pic:nvPicPr>
-                  <pic:blipFill>
-                    <a:blip r:embed="rId23"/>
-                    <a:stretch>
-                      <a:fillRect/>
-                    </a:stretch>
-                  </pic:blipFill>
-                  <pic:spPr>
-                    <a:xfrm>
-                      <a:off x="0" y="0"/>
-                      <a:ext cx="5852160" cy="3657600"/>
-                    </a:xfrm>
-                    <a:prstGeom prst="rect"/>
-                  </pic:spPr>
-                </pic:pic>
-              </a:graphicData>
-            </a:graphic>
-          </wp:inline>
-        </w:drawing>
-      </w:r>
-    </w:p>
-    <w:p>
-      <w:pPr>
-        <w:bidi/>
-        <w:spacing w:after="240" w:before="0"/>
-        <w:jc w:val="center"/>
-      </w:pPr>
-      <w:r>
-        <w:rPr>
-          <w:b w:val="0"/>
-          <w:color w:val="6B756F"/>
-          <w:sz w:val="20"/>
-          <w:rtl/>
-          <w:rFonts w:cs="Arial" w:ascii="Arial" w:hAnsi="Arial"/>
-        </w:rPr>
-        <w:t>شكل: نافذة الحذف: قسمان — آخر عادي لكل محكمة وآخر متفرق لكل مستوى (FR-16)</w:t>
-      </w:r>
-    </w:p>
-    <w:p>
-      <w:pPr>
-        <w:spacing w:before="160" w:after="40"/>
-        <w:jc w:val="center"/>
-      </w:pPr>
-      <w:r>
-        <w:drawing>
-          <wp:inline xmlns:a="http://schemas.openxmlformats.org/drawingml/2006/main" xmlns:pic="http://schemas.openxmlformats.org/drawingml/2006/picture">
-            <wp:extent cx="5852160" cy="3657600"/>
-            <wp:docPr id="16" name="Picture 16"/>
-            <wp:cNvGraphicFramePr>
-              <a:graphicFrameLocks noChangeAspect="1"/>
-            </wp:cNvGraphicFramePr>
-            <a:graphic>
-              <a:graphicData uri="http://schemas.openxmlformats.org/drawingml/2006/picture">
-                <pic:pic>
-                  <pic:nvPicPr>
-                    <pic:cNvPr id="0" name="23-head-escalate.png"/>
-                    <pic:cNvPicPr/>
-                  </pic:nvPicPr>
-                  <pic:blipFill>
-                    <a:blip r:embed="rId24"/>
-                    <a:stretch>
-                      <a:fillRect/>
-                    </a:stretch>
-                  </pic:blipFill>
-                  <pic:spPr>
-                    <a:xfrm>
-                      <a:off x="0" y="0"/>
-                      <a:ext cx="5852160" cy="3657600"/>
-                    </a:xfrm>
-                    <a:prstGeom prst="rect"/>
-                  </pic:spPr>
-                </pic:pic>
-              </a:graphicData>
-            </a:graphic>
-          </wp:inline>
-        </w:drawing>
-      </w:r>
-    </w:p>
-    <w:p>
-      <w:pPr>
-        <w:bidi/>
-        <w:spacing w:after="240" w:before="0"/>
-        <w:jc w:val="center"/>
-      </w:pPr>
-      <w:r>
-        <w:rPr>
-          <w:b w:val="0"/>
-          <w:color w:val="6B756F"/>
-          <w:sz w:val="20"/>
-          <w:rtl/>
-          <w:rFonts w:cs="Arial" w:ascii="Arial" w:hAnsi="Arial"/>
-        </w:rPr>
-        <w:t>شكل: رئيس الديوان: زر «تصعيد إلى مستعجل» لقرار غير معتمد (FR-06)</w:t>
-      </w:r>
-    </w:p>
-    <w:p>
-      <w:pPr>
-        <w:spacing w:before="160" w:after="40"/>
-        <w:jc w:val="center"/>
-      </w:pPr>
-      <w:r>
-        <w:drawing>
-          <wp:inline xmlns:a="http://schemas.openxmlformats.org/drawingml/2006/main" xmlns:pic="http://schemas.openxmlformats.org/drawingml/2006/picture">
-            <wp:extent cx="5852160" cy="3657600"/>
-            <wp:docPr id="17" name="Picture 17"/>
-            <wp:cNvGraphicFramePr>
-              <a:graphicFrameLocks noChangeAspect="1"/>
-            </wp:cNvGraphicFramePr>
-            <a:graphic>
-              <a:graphicData uri="http://schemas.openxmlformats.org/drawingml/2006/picture">
-                <pic:pic>
-                  <pic:nvPicPr>
-                    <pic:cNvPr id="0" name="24-head-detail.png"/>
-                    <pic:cNvPicPr/>
-                  </pic:nvPicPr>
-                  <pic:blipFill>
-                    <a:blip r:embed="rId25"/>
-                    <a:stretch>
-                      <a:fillRect/>
-                    </a:stretch>
-                  </pic:blipFill>
-                  <pic:spPr>
-                    <a:xfrm>
-                      <a:off x="0" y="0"/>
-                      <a:ext cx="5852160" cy="3657600"/>
-                    </a:xfrm>
-                    <a:prstGeom prst="rect"/>
-                  </pic:spPr>
-                </pic:pic>
-              </a:graphicData>
-            </a:graphic>
-          </wp:inline>
-        </w:drawing>
-      </w:r>
-    </w:p>
-    <w:p>
-      <w:pPr>
-        <w:bidi/>
-        <w:spacing w:after="240" w:before="0"/>
-        <w:jc w:val="center"/>
-      </w:pPr>
-      <w:r>
-        <w:rPr>
-          <w:b w:val="0"/>
-          <w:color w:val="6B756F"/>
-          <w:sz w:val="20"/>
-          <w:rtl/>
-          <w:rFonts w:cs="Arial" w:ascii="Arial" w:hAnsi="Arial"/>
-        </w:rPr>
-        <w:t>شكل: تفاصيل النسخة الأصلية المعتمدة مع «القرارات المتفرقة المرتبطة» (BR-11)</w:t>
-      </w:r>
-    </w:p>
-    <w:p>
-      <w:pPr>
-        <w:spacing w:before="160" w:after="40"/>
-        <w:jc w:val="center"/>
-      </w:pPr>
-      <w:r>
-        <w:drawing>
-          <wp:inline xmlns:a="http://schemas.openxmlformats.org/drawingml/2006/main" xmlns:pic="http://schemas.openxmlformats.org/drawingml/2006/picture">
-            <wp:extent cx="5852160" cy="3657600"/>
-            <wp:docPr id="18" name="Picture 18"/>
-            <wp:cNvGraphicFramePr>
-              <a:graphicFrameLocks noChangeAspect="1"/>
-            </wp:cNvGraphicFramePr>
-            <a:graphic>
-              <a:graphicData uri="http://schemas.openxmlformats.org/drawingml/2006/picture">
-                <pic:pic>
-                  <pic:nvPicPr>
-                    <pic:cNvPr id="0" name="24b-misc-detail.png"/>
-                    <pic:cNvPicPr/>
-                  </pic:nvPicPr>
-                  <pic:blipFill>
-                    <a:blip r:embed="rId26"/>
-                    <a:stretch>
-                      <a:fillRect/>
-                    </a:stretch>
-                  </pic:blipFill>
-                  <pic:spPr>
-                    <a:xfrm>
-                      <a:off x="0" y="0"/>
-                      <a:ext cx="5852160" cy="3657600"/>
-                    </a:xfrm>
-                    <a:prstGeom prst="rect"/>
-                  </pic:spPr>
-                </pic:pic>
-              </a:graphicData>
-            </a:graphic>
-          </wp:inline>
-        </w:drawing>
-      </w:r>
-    </w:p>
-    <w:p>
-      <w:pPr>
-        <w:bidi/>
-        <w:spacing w:after="240" w:before="0"/>
-        <w:jc w:val="center"/>
-      </w:pPr>
-      <w:r>
-        <w:rPr>
-          <w:b w:val="0"/>
-          <w:color w:val="6B756F"/>
-          <w:sz w:val="20"/>
-          <w:rtl/>
-          <w:rFonts w:cs="Arial" w:ascii="Arial" w:hAnsi="Arial"/>
-        </w:rPr>
-        <w:t>شكل: تفاصيل قرار متفرق يشير إلى نسخته الأصلية (BR-11)</w:t>
-      </w:r>
-    </w:p>
-    <w:p>
-      <w:pPr>
-        <w:spacing w:before="160" w:after="40"/>
-        <w:jc w:val="center"/>
-      </w:pPr>
-      <w:r>
-        <w:drawing>
-          <wp:inline xmlns:a="http://schemas.openxmlformats.org/drawingml/2006/main" xmlns:pic="http://schemas.openxmlformats.org/drawingml/2006/picture">
-            <wp:extent cx="3931920" cy="5565965"/>
-            <wp:docPr id="19" name="Picture 19"/>
-            <wp:cNvGraphicFramePr>
-              <a:graphicFrameLocks noChangeAspect="1"/>
-            </wp:cNvGraphicFramePr>
-            <a:graphic>
-              <a:graphicData uri="http://schemas.openxmlformats.org/drawingml/2006/picture">
-                <pic:pic>
-                  <pic:nvPicPr>
-                    <pic:cNvPr id="0" name="26-pdf.png"/>
-                    <pic:cNvPicPr/>
-                  </pic:nvPicPr>
-                  <pic:blipFill>
-                    <a:blip r:embed="rId27"/>
-                    <a:stretch>
-                      <a:fillRect/>
-                    </a:stretch>
-                  </pic:blipFill>
-                  <pic:spPr>
-                    <a:xfrm>
-                      <a:off x="0" y="0"/>
-                      <a:ext cx="3931920" cy="5565965"/>
-                    </a:xfrm>
-                    <a:prstGeom prst="rect"/>
-                  </pic:spPr>
-                </pic:pic>
-              </a:graphicData>
-            </a:graphic>
-          </wp:inline>
-        </w:drawing>
-      </w:r>
-    </w:p>
-    <w:p>
-      <w:pPr>
-        <w:bidi/>
-        <w:spacing w:after="240" w:before="0"/>
-        <w:jc w:val="center"/>
-      </w:pPr>
-      <w:r>
-        <w:rPr>
-          <w:b w:val="0"/>
-          <w:color w:val="6B756F"/>
-          <w:sz w:val="20"/>
-          <w:rtl/>
-          <w:rFonts w:cs="Arial" w:ascii="Arial" w:hAnsi="Arial"/>
-        </w:rPr>
-        <w:t>شكل: إعلام الحكم لقرار عادي معتمد (PDF مولّد من الخادم)</w:t>
-      </w:r>
-    </w:p>
-    <w:p>
-      <w:pPr>
-        <w:spacing w:before="160" w:after="40"/>
-        <w:jc w:val="center"/>
-      </w:pPr>
-      <w:r>
-        <w:drawing>
-          <wp:inline xmlns:a="http://schemas.openxmlformats.org/drawingml/2006/main" xmlns:pic="http://schemas.openxmlformats.org/drawingml/2006/picture">
-            <wp:extent cx="3931920" cy="5565965"/>
-            <wp:docPr id="20" name="Picture 20"/>
-            <wp:cNvGraphicFramePr>
-              <a:graphicFrameLocks noChangeAspect="1"/>
-            </wp:cNvGraphicFramePr>
-            <a:graphic>
-              <a:graphicData uri="http://schemas.openxmlformats.org/drawingml/2006/picture">
-                <pic:pic>
-                  <pic:nvPicPr>
-                    <pic:cNvPr id="0" name="27-misc-pdf.png"/>
-                    <pic:cNvPicPr/>
-                  </pic:nvPicPr>
-                  <pic:blipFill>
-                    <a:blip r:embed="rId28"/>
-                    <a:stretch>
-                      <a:fillRect/>
-                    </a:stretch>
-                  </pic:blipFill>
-                  <pic:spPr>
-                    <a:xfrm>
-                      <a:off x="0" y="0"/>
-                      <a:ext cx="3931920" cy="5565965"/>
-                    </a:xfrm>
-                    <a:prstGeom prst="rect"/>
-                  </pic:spPr>
-                </pic:pic>
-              </a:graphicData>
-            </a:graphic>
-          </wp:inline>
-        </w:drawing>
-      </w:r>
-    </w:p>
-    <w:p>
-      <w:pPr>
-        <w:bidi/>
-        <w:spacing w:after="240" w:before="0"/>
-        <w:jc w:val="center"/>
-      </w:pPr>
-      <w:r>
-        <w:rPr>
-          <w:b w:val="0"/>
-          <w:color w:val="6B756F"/>
-          <w:sz w:val="20"/>
-          <w:rtl/>
-          <w:rFonts w:cs="Arial" w:ascii="Arial" w:hAnsi="Arial"/>
-        </w:rPr>
-        <w:t>شكل: إعلام الحكم لقرار متفرق — يشير إلى نسخته الأصلية (PDF مولّد من الخادم)</w:t>
-      </w:r>
-    </w:p>
-    <w:p>
-      <w:r>
-        <w:br w:type="page"/>
-      </w:r>
-    </w:p>
-    <w:p>
-      <w:pPr>
-        <w:bidi/>
-        <w:spacing w:after="120" w:before="280"/>
-        <w:jc w:val="right"/>
-      </w:pPr>
-      <w:r>
-        <w:rPr>
-          <w:b/>
-          <w:color w:val="0D4536"/>
-          <w:sz w:val="36"/>
-          <w:rtl/>
-          <w:rFonts w:cs="Arial" w:ascii="Arial" w:hAnsi="Arial"/>
-        </w:rPr>
-        <w:t>٤) الناسخ</w:t>
-      </w:r>
-    </w:p>
-    <w:p>
-      <w:pPr>
-        <w:bidi/>
-        <w:spacing w:after="120" w:before="0"/>
-        <w:jc w:val="both"/>
-      </w:pPr>
-      <w:r>
-        <w:rPr>
-          <w:b w:val="0"/>
-          <w:sz w:val="24"/>
-          <w:rtl/>
-          <w:rFonts w:cs="Arial" w:ascii="Arial" w:hAnsi="Arial"/>
-        </w:rPr>
-        <w:t>على الناسخ أولاً «قبول» القرار (لا يمكن البدء بالتحرير قبل القبول)، والقبول إلزامي بترتيب الأولوية. بعد القبول يحضّر المحتوى ويملأ النموذج ويدرج الفقرات ثم يرسل النسخة للمراجعة. القرارات المقبولة مميَّزة بلون في قائمته.</w:t>
-      </w:r>
-    </w:p>
-    <w:p>
-      <w:pPr>
-        <w:bidi/>
-        <w:spacing w:after="120" w:before="280"/>
-        <w:jc w:val="right"/>
-      </w:pPr>
-      <w:r>
-        <w:rPr>
-          <w:b/>
-          <w:color w:val="0D4536"/>
-          <w:sz w:val="26"/>
-          <w:rtl/>
-          <w:rFonts w:cs="Arial" w:ascii="Arial" w:hAnsi="Arial"/>
-        </w:rPr>
-        <w:t>حالات الاستخدام</w:t>
-      </w:r>
-    </w:p>
-    <w:p>
-      <w:pPr>
-        <w:pStyle w:val="ListBullet"/>
-        <w:bidi/>
-        <w:spacing w:after="60"/>
-        <w:jc w:val="right"/>
-      </w:pPr>
-      <w:r>
-        <w:rPr>
-          <w:sz w:val="24"/>
-          <w:rtl/>
-          <w:rFonts w:cs="Arial" w:ascii="Arial" w:hAnsi="Arial"/>
-        </w:rPr>
-        <w:t>• استعراض «قائمة عملي» — القرارات المقبولة مميَّزة بلون أخضر.</w:t>
-      </w:r>
-    </w:p>
-    <w:p>
-      <w:pPr>
-        <w:pStyle w:val="ListBullet"/>
-        <w:bidi/>
-        <w:spacing w:after="60"/>
-        <w:jc w:val="right"/>
-      </w:pPr>
-      <w:r>
-        <w:rPr>
-          <w:sz w:val="24"/>
-          <w:rtl/>
-          <w:rFonts w:cs="Arial" w:ascii="Arial" w:hAnsi="Arial"/>
-        </w:rPr>
-        <w:t>• قبول القرار قبل التحرير (إلزامي وبترتيب الأولوية: موقوف&gt;مستعجل&gt;عادي)؛ يُحفظ تاريخ القبول.</w:t>
-      </w:r>
-    </w:p>
-    <w:p>
-      <w:pPr>
-        <w:pStyle w:val="ListBullet"/>
-        <w:bidi/>
-        <w:spacing w:after="60"/>
-        <w:jc w:val="right"/>
-      </w:pPr>
-      <w:r>
-        <w:rPr>
-          <w:sz w:val="24"/>
-          <w:rtl/>
-          <w:rFonts w:cs="Arial" w:ascii="Arial" w:hAnsi="Arial"/>
-        </w:rPr>
-        <w:t>• تحضير المحتوى: نوع القرار، الهيئة الحاكمة، حقول النموذج، التاريخ الهجري التلقائي، وإدراج الفقرات.</w:t>
-      </w:r>
-    </w:p>
-    <w:p>
-      <w:pPr>
-        <w:pStyle w:val="ListBullet"/>
-        <w:bidi/>
-        <w:spacing w:after="60"/>
-        <w:jc w:val="right"/>
-      </w:pPr>
-      <w:r>
-        <w:rPr>
-          <w:sz w:val="24"/>
-          <w:rtl/>
-          <w:rFonts w:cs="Arial" w:ascii="Arial" w:hAnsi="Arial"/>
-        </w:rPr>
-        <w:t>• إرسال النسخة للمراجعة بعد اكتمالها.</w:t>
-      </w:r>
-    </w:p>
-    <w:p>
-      <w:pPr>
-        <w:bidi/>
-        <w:spacing w:after="120" w:before="280"/>
-        <w:jc w:val="right"/>
-      </w:pPr>
-      <w:r>
-        <w:rPr>
-          <w:b/>
-          <w:color w:val="0D4536"/>
-          <w:sz w:val="26"/>
-          <w:rtl/>
-          <w:rFonts w:cs="Arial" w:ascii="Arial" w:hAnsi="Arial"/>
-        </w:rPr>
-        <w:t>لقطات الشاشة</w:t>
-      </w:r>
-    </w:p>
-    <w:p>
-      <w:pPr>
-        <w:spacing w:before="160" w:after="40"/>
-        <w:jc w:val="center"/>
-      </w:pPr>
-      <w:r>
-        <w:drawing>
-          <wp:inline xmlns:a="http://schemas.openxmlformats.org/drawingml/2006/main" xmlns:pic="http://schemas.openxmlformats.org/drawingml/2006/picture">
-            <wp:extent cx="5852160" cy="3657600"/>
-            <wp:docPr id="21" name="Picture 21"/>
-            <wp:cNvGraphicFramePr>
-              <a:graphicFrameLocks noChangeAspect="1"/>
-            </wp:cNvGraphicFramePr>
-            <a:graphic>
-              <a:graphicData uri="http://schemas.openxmlformats.org/drawingml/2006/picture">
-                <pic:pic>
-                  <pic:nvPicPr>
-                    <pic:cNvPr id="0" name="30-copyist-queue.png"/>
-                    <pic:cNvPicPr/>
-                  </pic:nvPicPr>
-                  <pic:blipFill>
-                    <a:blip r:embed="rId29"/>
-                    <a:stretch>
-                      <a:fillRect/>
-                    </a:stretch>
-                  </pic:blipFill>
-                  <pic:spPr>
-                    <a:xfrm>
-                      <a:off x="0" y="0"/>
-                      <a:ext cx="5852160" cy="3657600"/>
-                    </a:xfrm>
-                    <a:prstGeom prst="rect"/>
-                  </pic:spPr>
-                </pic:pic>
-              </a:graphicData>
-            </a:graphic>
-          </wp:inline>
-        </w:drawing>
-      </w:r>
-    </w:p>
-    <w:p>
-      <w:pPr>
-        <w:bidi/>
-        <w:spacing w:after="240" w:before="0"/>
-        <w:jc w:val="center"/>
-      </w:pPr>
-      <w:r>
-        <w:rPr>
-          <w:b w:val="0"/>
-          <w:color w:val="6B756F"/>
-          <w:sz w:val="20"/>
-          <w:rtl/>
-          <w:rFonts w:cs="Arial" w:ascii="Arial" w:hAnsi="Arial"/>
-        </w:rPr>
-        <w:t>شكل: الناسخ: «قائمة عملي» — القرارات المقبولة مميَّزة بلون أخضر</w:t>
-      </w:r>
-    </w:p>
-    <w:p>
-      <w:pPr>
-        <w:spacing w:before="160" w:after="40"/>
-        <w:jc w:val="center"/>
-      </w:pPr>
-      <w:r>
-        <w:drawing>
-          <wp:inline xmlns:a="http://schemas.openxmlformats.org/drawingml/2006/main" xmlns:pic="http://schemas.openxmlformats.org/drawingml/2006/picture">
-            <wp:extent cx="5852160" cy="3657600"/>
-            <wp:docPr id="22" name="Picture 22"/>
-            <wp:cNvGraphicFramePr>
-              <a:graphicFrameLocks noChangeAspect="1"/>
-            </wp:cNvGraphicFramePr>
-            <a:graphic>
-              <a:graphicData uri="http://schemas.openxmlformats.org/drawingml/2006/picture">
-                <pic:pic>
-                  <pic:nvPicPr>
-                    <pic:cNvPr id="0" name="31-copyist-accept.png"/>
-                    <pic:cNvPicPr/>
-                  </pic:nvPicPr>
-                  <pic:blipFill>
-                    <a:blip r:embed="rId30"/>
-                    <a:stretch>
-                      <a:fillRect/>
-                    </a:stretch>
-                  </pic:blipFill>
-                  <pic:spPr>
-                    <a:xfrm>
-                      <a:off x="0" y="0"/>
-                      <a:ext cx="5852160" cy="3657600"/>
-                    </a:xfrm>
-                    <a:prstGeom prst="rect"/>
-                  </pic:spPr>
-                </pic:pic>
-              </a:graphicData>
-            </a:graphic>
-          </wp:inline>
-        </w:drawing>
-      </w:r>
-    </w:p>
-    <w:p>
-      <w:pPr>
-        <w:bidi/>
-        <w:spacing w:after="240" w:before="0"/>
-        <w:jc w:val="center"/>
-      </w:pPr>
-      <w:r>
-        <w:rPr>
-          <w:b w:val="0"/>
-          <w:color w:val="6B756F"/>
-          <w:sz w:val="20"/>
-          <w:rtl/>
-          <w:rFonts w:cs="Arial" w:ascii="Arial" w:hAnsi="Arial"/>
-        </w:rPr>
-        <w:t>شكل: الناسخ: قرار بانتظار القبول — «قبول القرار» إلزامي قبل التحرير (FR-07)</w:t>
-      </w:r>
-    </w:p>
-    <w:p>
-      <w:pPr>
-        <w:spacing w:before="160" w:after="40"/>
-        <w:jc w:val="center"/>
-      </w:pPr>
-      <w:r>
-        <w:drawing>
-          <wp:inline xmlns:a="http://schemas.openxmlformats.org/drawingml/2006/main" xmlns:pic="http://schemas.openxmlformats.org/drawingml/2006/picture">
-            <wp:extent cx="5852160" cy="3657600"/>
-            <wp:docPr id="23" name="Picture 23"/>
-            <wp:cNvGraphicFramePr>
-              <a:graphicFrameLocks noChangeAspect="1"/>
-            </wp:cNvGraphicFramePr>
-            <a:graphic>
-              <a:graphicData uri="http://schemas.openxmlformats.org/drawingml/2006/picture">
-                <pic:pic>
-                  <pic:nvPicPr>
-                    <pic:cNvPr id="0" name="31b-copyist-detail.png"/>
-                    <pic:cNvPicPr/>
-                  </pic:nvPicPr>
-                  <pic:blipFill>
-                    <a:blip r:embed="rId31"/>
-                    <a:stretch>
-                      <a:fillRect/>
-                    </a:stretch>
-                  </pic:blipFill>
-                  <pic:spPr>
-                    <a:xfrm>
-                      <a:off x="0" y="0"/>
-                      <a:ext cx="5852160" cy="3657600"/>
-                    </a:xfrm>
-                    <a:prstGeom prst="rect"/>
-                  </pic:spPr>
-                </pic:pic>
-              </a:graphicData>
-            </a:graphic>
-          </wp:inline>
-        </w:drawing>
-      </w:r>
-    </w:p>
-    <w:p>
-      <w:pPr>
-        <w:bidi/>
-        <w:spacing w:after="240" w:before="0"/>
-        <w:jc w:val="center"/>
-      </w:pPr>
-      <w:r>
-        <w:rPr>
-          <w:b w:val="0"/>
-          <w:color w:val="6B756F"/>
-          <w:sz w:val="20"/>
-          <w:rtl/>
-          <w:rFonts w:cs="Arial" w:ascii="Arial" w:hAnsi="Arial"/>
-        </w:rPr>
-        <w:t>شكل: الناسخ: قرار مقبول — يظهر تاريخ القبول وزر «تحرير وإرسال»</w:t>
-      </w:r>
-    </w:p>
-    <w:p>
-      <w:pPr>
-        <w:spacing w:before="160" w:after="40"/>
-        <w:jc w:val="center"/>
-      </w:pPr>
-      <w:r>
-        <w:drawing>
-          <wp:inline xmlns:a="http://schemas.openxmlformats.org/drawingml/2006/main" xmlns:pic="http://schemas.openxmlformats.org/drawingml/2006/picture">
-            <wp:extent cx="5852160" cy="3657600"/>
-            <wp:docPr id="24" name="Picture 24"/>
-            <wp:cNvGraphicFramePr>
-              <a:graphicFrameLocks noChangeAspect="1"/>
-            </wp:cNvGraphicFramePr>
-            <a:graphic>
-              <a:graphicData uri="http://schemas.openxmlformats.org/drawingml/2006/picture">
-                <pic:pic>
-                  <pic:nvPicPr>
-                    <pic:cNvPr id="0" name="32-copyist-prepare.png"/>
-                    <pic:cNvPicPr/>
-                  </pic:nvPicPr>
-                  <pic:blipFill>
-                    <a:blip r:embed="rId32"/>
-                    <a:stretch>
-                      <a:fillRect/>
-                    </a:stretch>
-                  </pic:blipFill>
-                  <pic:spPr>
-                    <a:xfrm>
-                      <a:off x="0" y="0"/>
-                      <a:ext cx="5852160" cy="3657600"/>
-                    </a:xfrm>
-                    <a:prstGeom prst="rect"/>
-                  </pic:spPr>
-                </pic:pic>
-              </a:graphicData>
-            </a:graphic>
-          </wp:inline>
-        </w:drawing>
-      </w:r>
-    </w:p>
-    <w:p>
-      <w:pPr>
-        <w:bidi/>
-        <w:spacing w:after="240" w:before="0"/>
-        <w:jc w:val="center"/>
-      </w:pPr>
-      <w:r>
-        <w:rPr>
-          <w:b w:val="0"/>
-          <w:color w:val="6B756F"/>
-          <w:sz w:val="20"/>
-          <w:rtl/>
-          <w:rFonts w:cs="Arial" w:ascii="Arial" w:hAnsi="Arial"/>
-        </w:rPr>
-        <w:t>شكل: الناسخ: محرّر النسخة — حقول النموذج وإدراج الفقرات (FR-07/08/09)</w:t>
-      </w:r>
-    </w:p>
-    <w:p>
-      <w:r>
-        <w:br w:type="page"/>
-      </w:r>
-    </w:p>
-    <w:p>
-      <w:pPr>
-        <w:bidi/>
-        <w:spacing w:after="120" w:before="280"/>
-        <w:jc w:val="right"/>
-      </w:pPr>
-      <w:r>
-        <w:rPr>
-          <w:b/>
-          <w:color w:val="0D4536"/>
-          <w:sz w:val="36"/>
-          <w:rtl/>
-          <w:rFonts w:cs="Arial" w:ascii="Arial" w:hAnsi="Arial"/>
-        </w:rPr>
-        <w:t>٥) المدقق</w:t>
-      </w:r>
-    </w:p>
-    <w:p>
-      <w:pPr>
-        <w:bidi/>
-        <w:spacing w:after="120" w:before="0"/>
-        <w:jc w:val="both"/>
-      </w:pPr>
-      <w:r>
-        <w:rPr>
-          <w:b w:val="0"/>
-          <w:sz w:val="24"/>
-          <w:rtl/>
-          <w:rFonts w:cs="Arial" w:ascii="Arial" w:hAnsi="Arial"/>
-        </w:rPr>
-        <w:t>المدقق يضمن صحة النسخة قبل اعتمادها. له ثلاثة مسارات: الاعتماد، أو التصحيح المباشر ثم الاعتماد، أو الإعادة للتصحيح مع بيان السبب. بعد الاعتماد تصبح النسخة مقفلة للقراءة فقط.</w:t>
-      </w:r>
-    </w:p>
-    <w:p>
-      <w:pPr>
-        <w:bidi/>
-        <w:spacing w:after="120" w:before="280"/>
-        <w:jc w:val="right"/>
-      </w:pPr>
-      <w:r>
-        <w:rPr>
-          <w:b/>
-          <w:color w:val="0D4536"/>
-          <w:sz w:val="26"/>
-          <w:rtl/>
-          <w:rFonts w:cs="Arial" w:ascii="Arial" w:hAnsi="Arial"/>
-        </w:rPr>
-        <w:t>حالات الاستخدام</w:t>
-      </w:r>
-    </w:p>
-    <w:p>
-      <w:pPr>
-        <w:pStyle w:val="ListBullet"/>
-        <w:bidi/>
-        <w:spacing w:after="60"/>
-        <w:jc w:val="right"/>
-      </w:pPr>
-      <w:r>
-        <w:rPr>
-          <w:sz w:val="24"/>
-          <w:rtl/>
-          <w:rFonts w:cs="Arial" w:ascii="Arial" w:hAnsi="Arial"/>
-        </w:rPr>
-        <w:t>• استعراض «قائمة المراجعة» (تشمل القرارات المتفرقة قيد المراجعة).</w:t>
-      </w:r>
-    </w:p>
-    <w:p>
-      <w:pPr>
-        <w:pStyle w:val="ListBullet"/>
-        <w:bidi/>
-        <w:spacing w:after="60"/>
-        <w:jc w:val="right"/>
-      </w:pPr>
-      <w:r>
-        <w:rPr>
-          <w:sz w:val="24"/>
-          <w:rtl/>
-          <w:rFonts w:cs="Arial" w:ascii="Arial" w:hAnsi="Arial"/>
-        </w:rPr>
-        <w:t>• اعتماد النسخة، أو تصحيحها مباشرة ثم اعتمادها، أو إعادتها للتصحيح مع كتابة السبب.</w:t>
-      </w:r>
-    </w:p>
-    <w:p>
-      <w:pPr>
-        <w:bidi/>
-        <w:spacing w:after="120" w:before="280"/>
-        <w:jc w:val="right"/>
-      </w:pPr>
-      <w:r>
-        <w:rPr>
-          <w:b/>
-          <w:color w:val="0D4536"/>
-          <w:sz w:val="26"/>
-          <w:rtl/>
-          <w:rFonts w:cs="Arial" w:ascii="Arial" w:hAnsi="Arial"/>
-        </w:rPr>
-        <w:t>لقطات الشاشة</w:t>
-      </w:r>
-    </w:p>
-    <w:p>
-      <w:pPr>
-        <w:spacing w:before="160" w:after="40"/>
-        <w:jc w:val="center"/>
-      </w:pPr>
-      <w:r>
-        <w:drawing>
-          <wp:inline xmlns:a="http://schemas.openxmlformats.org/drawingml/2006/main" xmlns:pic="http://schemas.openxmlformats.org/drawingml/2006/picture">
-            <wp:extent cx="5852160" cy="3657600"/>
-            <wp:docPr id="25" name="Picture 25"/>
-            <wp:cNvGraphicFramePr>
-              <a:graphicFrameLocks noChangeAspect="1"/>
-            </wp:cNvGraphicFramePr>
-            <a:graphic>
-              <a:graphicData uri="http://schemas.openxmlformats.org/drawingml/2006/picture">
-                <pic:pic>
-                  <pic:nvPicPr>
-                    <pic:cNvPr id="0" name="40-reviewer-queue.png"/>
-                    <pic:cNvPicPr/>
-                  </pic:nvPicPr>
-                  <pic:blipFill>
-                    <a:blip r:embed="rId33"/>
-                    <a:stretch>
-                      <a:fillRect/>
-                    </a:stretch>
-                  </pic:blipFill>
-                  <pic:spPr>
-                    <a:xfrm>
-                      <a:off x="0" y="0"/>
-                      <a:ext cx="5852160" cy="3657600"/>
-                    </a:xfrm>
-                    <a:prstGeom prst="rect"/>
-                  </pic:spPr>
-                </pic:pic>
-              </a:graphicData>
-            </a:graphic>
-          </wp:inline>
-        </w:drawing>
-      </w:r>
-    </w:p>
-    <w:p>
-      <w:pPr>
-        <w:bidi/>
-        <w:spacing w:after="240" w:before="0"/>
-        <w:jc w:val="center"/>
-      </w:pPr>
-      <w:r>
-        <w:rPr>
-          <w:b w:val="0"/>
-          <w:color w:val="6B756F"/>
-          <w:sz w:val="20"/>
-          <w:rtl/>
-          <w:rFonts w:cs="Arial" w:ascii="Arial" w:hAnsi="Arial"/>
-        </w:rPr>
-        <w:t>شكل: المدقق: «قائمة المراجعة» (تشمل القرارات المتفرقة قيد المراجعة)</w:t>
-      </w:r>
-    </w:p>
-    <w:p>
-      <w:pPr>
-        <w:spacing w:before="160" w:after="40"/>
-        <w:jc w:val="center"/>
-      </w:pPr>
-      <w:r>
-        <w:drawing>
-          <wp:inline xmlns:a="http://schemas.openxmlformats.org/drawingml/2006/main" xmlns:pic="http://schemas.openxmlformats.org/drawingml/2006/picture">
-            <wp:extent cx="5852160" cy="3657600"/>
-            <wp:docPr id="26" name="Picture 26"/>
-            <wp:cNvGraphicFramePr>
-              <a:graphicFrameLocks noChangeAspect="1"/>
-            </wp:cNvGraphicFramePr>
-            <a:graphic>
-              <a:graphicData uri="http://schemas.openxmlformats.org/drawingml/2006/picture">
-                <pic:pic>
-                  <pic:nvPicPr>
-                    <pic:cNvPr id="0" name="41-reviewer-detail.png"/>
-                    <pic:cNvPicPr/>
-                  </pic:nvPicPr>
-                  <pic:blipFill>
-                    <a:blip r:embed="rId34"/>
-                    <a:stretch>
-                      <a:fillRect/>
-                    </a:stretch>
-                  </pic:blipFill>
-                  <pic:spPr>
-                    <a:xfrm>
-                      <a:off x="0" y="0"/>
-                      <a:ext cx="5852160" cy="3657600"/>
-                    </a:xfrm>
-                    <a:prstGeom prst="rect"/>
-                  </pic:spPr>
-                </pic:pic>
-              </a:graphicData>
-            </a:graphic>
-          </wp:inline>
-        </w:drawing>
-      </w:r>
-    </w:p>
-    <w:p>
-      <w:pPr>
-        <w:bidi/>
-        <w:spacing w:after="240" w:before="0"/>
-        <w:jc w:val="center"/>
-      </w:pPr>
-      <w:r>
-        <w:rPr>
-          <w:b w:val="0"/>
-          <w:color w:val="6B756F"/>
-          <w:sz w:val="20"/>
-          <w:rtl/>
-          <w:rFonts w:cs="Arial" w:ascii="Arial" w:hAnsi="Arial"/>
-        </w:rPr>
-        <w:t>شكل: المدقق: المراجعة — اعتماد / تصحيح مباشر / إعادة للتصحيح (FR-10/11)</w:t>
-      </w:r>
-    </w:p>
-    <w:p>
-      <w:r>
-        <w:br w:type="page"/>
-      </w:r>
-    </w:p>
-    <w:p>
-      <w:pPr>
-        <w:bidi/>
-        <w:spacing w:after="120" w:before="280"/>
-        <w:jc w:val="right"/>
-      </w:pPr>
-      <w:r>
-        <w:rPr>
-          <w:b/>
-          <w:color w:val="6B756F"/>
-          <w:sz w:val="24"/>
-          <w:rtl/>
-          <w:rFonts w:cs="Arial" w:ascii="Arial" w:hAnsi="Arial"/>
-        </w:rPr>
-        <w:t>ملاحظة</w:t>
-      </w:r>
-    </w:p>
-    <w:p>
-      <w:pPr>
-        <w:bidi/>
-        <w:spacing w:after="120" w:before="0"/>
-        <w:jc w:val="both"/>
-      </w:pPr>
-      <w:r>
-        <w:rPr>
-          <w:b w:val="0"/>
-          <w:color w:val="6B756F"/>
-          <w:sz w:val="20"/>
-          <w:rtl/>
-          <w:rFonts w:cs="Arial" w:ascii="Arial" w:hAnsi="Arial"/>
-        </w:rPr>
-        <w:t>جميع اللقطات حقيقية، التُقطت من النظام أثناء التشغيل ببيانات تجريبية أُزيلت بعد التوثيق. الأسماء والأرقام لأغراض العرض فقط.</w:t>
+        <w:t>انتهت الوثيقة — دليل النظام وحالات الاستخدام لنظام ديوان النسخ القضائي (JCS).</w:t>
       </w:r>
     </w:p>
     <w:sectPr>
       <w:pgSz w:w="12240" w:h="15840"/>
-      <w:pgMar w:top="1152" w:right="1152" w:bottom="1152" w:left="1152" w:header="720" w:footer="720" w:gutter="0"/>
+      <w:pgMar w:top="1440" w:right="1800" w:bottom="1440" w:left="1800" w:header="720" w:footer="720" w:gutter="0"/>
       <w:cols w:space="720"/>
       <w:docGrid w:linePitch="360"/>
     </w:sectPr>
@@ -2832,7 +4233,7 @@
     <w:rsid w:val="00FC693F"/>
     <w:rPr>
       <w:rFonts w:ascii="Arial" w:hAnsi="Arial" w:cs="Arial"/>
-      <w:sz w:val="24"/>
+      <w:sz w:val="22"/>
     </w:rPr>
   </w:style>
   <w:style w:type="paragraph" w:styleId="Header">
@@ -2894,7 +4295,7 @@
       <w:outlineLvl w:val="0"/>
     </w:pPr>
     <w:rPr>
-      <w:rFonts w:asciiTheme="majorHAnsi" w:eastAsiaTheme="majorEastAsia" w:hAnsiTheme="majorHAnsi" w:cstheme="majorBidi"/>
+      <w:rFonts w:asciiTheme="majorHAnsi" w:eastAsiaTheme="majorEastAsia" w:hAnsiTheme="majorHAnsi" w:cstheme="majorBidi" w:ascii="Arial" w:hAnsi="Arial" w:cs="Arial"/>
       <w:b/>
       <w:bCs/>
       <w:color w:val="365F91" w:themeColor="accent1" w:themeShade="BF"/>
@@ -2918,7 +4319,7 @@
       <w:outlineLvl w:val="1"/>
     </w:pPr>
     <w:rPr>
-      <w:rFonts w:asciiTheme="majorHAnsi" w:eastAsiaTheme="majorEastAsia" w:hAnsiTheme="majorHAnsi" w:cstheme="majorBidi"/>
+      <w:rFonts w:asciiTheme="majorHAnsi" w:eastAsiaTheme="majorEastAsia" w:hAnsiTheme="majorHAnsi" w:cstheme="majorBidi" w:ascii="Arial" w:hAnsi="Arial" w:cs="Arial"/>
       <w:b/>
       <w:bCs/>
       <w:color w:val="4F81BD" w:themeColor="accent1"/>
@@ -2942,7 +4343,7 @@
       <w:outlineLvl w:val="2"/>
     </w:pPr>
     <w:rPr>
-      <w:rFonts w:asciiTheme="majorHAnsi" w:eastAsiaTheme="majorEastAsia" w:hAnsiTheme="majorHAnsi" w:cstheme="majorBidi"/>
+      <w:rFonts w:asciiTheme="majorHAnsi" w:eastAsiaTheme="majorEastAsia" w:hAnsiTheme="majorHAnsi" w:cstheme="majorBidi" w:ascii="Arial" w:hAnsi="Arial" w:cs="Arial"/>
       <w:b/>
       <w:bCs/>
       <w:color w:val="4F81BD" w:themeColor="accent1"/>
@@ -3183,7 +4584,7 @@
       <w:contextualSpacing/>
     </w:pPr>
     <w:rPr>
-      <w:rFonts w:asciiTheme="majorHAnsi" w:eastAsiaTheme="majorEastAsia" w:hAnsiTheme="majorHAnsi" w:cstheme="majorBidi"/>
+      <w:rFonts w:asciiTheme="majorHAnsi" w:eastAsiaTheme="majorEastAsia" w:hAnsiTheme="majorHAnsi" w:cstheme="majorBidi" w:ascii="Arial" w:hAnsi="Arial" w:cs="Arial"/>
       <w:color w:val="17365D" w:themeColor="text2" w:themeShade="BF"/>
       <w:spacing w:val="5"/>
       <w:kern w:val="28"/>
@@ -3363,6 +4764,9 @@
       </w:numPr>
       <w:contextualSpacing/>
     </w:pPr>
+    <w:rPr>
+      <w:rFonts w:ascii="Arial" w:hAnsi="Arial" w:cs="Arial"/>
+    </w:rPr>
   </w:style>
   <w:style w:type="paragraph" w:styleId="ListBullet2">
     <w:name w:val="List Bullet 2"/>
@@ -3402,6 +4806,9 @@
       </w:numPr>
       <w:contextualSpacing/>
     </w:pPr>
+    <w:rPr>
+      <w:rFonts w:ascii="Arial" w:hAnsi="Arial" w:cs="Arial"/>
+    </w:rPr>
   </w:style>
   <w:style w:type="paragraph" w:styleId="ListNumber2">
     <w:name w:val="List Number 2"/>
